--- a/public/documents/TEMPLATE_Dokumentation_der_Digitaltauglichkeit_Interoperabilitaet.docx
+++ b/public/documents/TEMPLATE_Dokumentation_der_Digitaltauglichkeit_Interoperabilitaet.docx
@@ -1,6 +1,6 @@
 
 <file path=word/document.xml><?xml version="1.0" encoding="utf-8"?>
-<w:document xmlns:wpc="http://schemas.microsoft.com/office/word/2010/wordprocessingCanvas" xmlns:cx="http://schemas.microsoft.com/office/drawing/2014/chartex" xmlns:cx1="http://schemas.microsoft.com/office/drawing/2015/9/8/chartex" xmlns:cx2="http://schemas.microsoft.com/office/drawing/2015/10/21/chartex" xmlns:cx3="http://schemas.microsoft.com/office/drawing/2016/5/9/chartex" xmlns:cx4="http://schemas.microsoft.com/office/drawing/2016/5/10/chartex" xmlns:cx5="http://schemas.microsoft.com/office/drawing/2016/5/11/chartex" xmlns:cx6="http://schemas.microsoft.com/office/drawing/2016/5/12/chartex" xmlns:cx7="http://schemas.microsoft.com/office/drawing/2016/5/13/chartex" xmlns:cx8="http://schemas.microsoft.com/office/drawing/2016/5/14/chartex" xmlns:mc="http://schemas.openxmlformats.org/markup-compatibility/2006" xmlns:aink="http://schemas.microsoft.com/office/drawing/2016/ink" xmlns:am3d="http://schemas.microsoft.com/office/drawing/2017/model3d" xmlns:o="urn:schemas-microsoft-com:office:office" xmlns:oel="http://schemas.microsoft.com/office/2019/extlst" xmlns:r="http://schemas.openxmlformats.org/officeDocument/2006/relationships" xmlns:m="http://schemas.openxmlformats.org/officeDocument/2006/math" xmlns:v="urn:schemas-microsoft-com:vml" xmlns:wp14="http://schemas.microsoft.com/office/word/2010/wordprocessingDrawing" xmlns:wp="http://schemas.openxmlformats.org/drawingml/2006/wordprocessingDrawing" xmlns:w10="urn:schemas-microsoft-com:office:word" xmlns:w="http://schemas.openxmlformats.org/wordprocessingml/2006/main" xmlns:w14="http://schemas.microsoft.com/office/word/2010/wordml" xmlns:w15="http://schemas.microsoft.com/office/word/2012/wordml" xmlns:w16cei="http://schemas.microsoft.com/office/word/2026/wordml/cei" xmlns:w16cex="http://schemas.microsoft.com/office/word/2018/wordml/cex" xmlns:w16cid="http://schemas.microsoft.com/office/word/2016/wordml/cid" xmlns:w16="http://schemas.microsoft.com/office/word/2018/wordml" xmlns:w16du="http://schemas.microsoft.com/office/word/2023/wordml/word16du" xmlns:w16sdtdh="http://schemas.microsoft.com/office/word/2020/wordml/sdtdatahash" xmlns:w16sdtfl="http://schemas.microsoft.com/office/word/2024/wordml/sdtformatlock" xmlns:w16se="http://schemas.microsoft.com/office/word/2015/wordml/symex" xmlns:wpg="http://schemas.microsoft.com/office/word/2010/wordprocessingGroup" xmlns:wpi="http://schemas.microsoft.com/office/word/2010/wordprocessingInk" xmlns:wne="http://schemas.microsoft.com/office/word/2006/wordml" xmlns:wps="http://schemas.microsoft.com/office/word/2010/wordprocessingShape" mc:Ignorable="w14 w15 w16se w16cid w16 w16cex w16sdtdh w16sdtfl w16du wp14">
+<w:document xmlns:wpc="http://schemas.microsoft.com/office/word/2010/wordprocessingCanvas" xmlns:cx="http://schemas.microsoft.com/office/drawing/2014/chartex" xmlns:cx1="http://schemas.microsoft.com/office/drawing/2015/9/8/chartex" xmlns:cx2="http://schemas.microsoft.com/office/drawing/2015/10/21/chartex" xmlns:cx3="http://schemas.microsoft.com/office/drawing/2016/5/9/chartex" xmlns:cx4="http://schemas.microsoft.com/office/drawing/2016/5/10/chartex" xmlns:cx5="http://schemas.microsoft.com/office/drawing/2016/5/11/chartex" xmlns:cx6="http://schemas.microsoft.com/office/drawing/2016/5/12/chartex" xmlns:cx7="http://schemas.microsoft.com/office/drawing/2016/5/13/chartex" xmlns:cx8="http://schemas.microsoft.com/office/drawing/2016/5/14/chartex" xmlns:mc="http://schemas.openxmlformats.org/markup-compatibility/2006" xmlns:m="http://schemas.openxmlformats.org/officeDocument/2006/math" xmlns:aink="http://schemas.microsoft.com/office/drawing/2016/ink" xmlns:am3d="http://schemas.microsoft.com/office/drawing/2017/model3d" xmlns:oel="http://schemas.microsoft.com/office/2019/extlst" xmlns:r="http://schemas.openxmlformats.org/officeDocument/2006/relationships" xmlns:wp14="http://schemas.microsoft.com/office/word/2010/wordprocessingDrawing" xmlns:wp="http://schemas.openxmlformats.org/drawingml/2006/wordprocessingDrawing" xmlns:wpg="http://schemas.microsoft.com/office/word/2010/wordprocessingGroup" xmlns:wpi="http://schemas.microsoft.com/office/word/2010/wordprocessingInk" xmlns:wps="http://schemas.microsoft.com/office/word/2010/wordprocessingShape" xmlns:o="urn:schemas-microsoft-com:office:office" xmlns:v="urn:schemas-microsoft-com:vml" xmlns:w10="urn:schemas-microsoft-com:office:word" xmlns:w="http://schemas.openxmlformats.org/wordprocessingml/2006/main" xmlns:w14="http://schemas.microsoft.com/office/word/2010/wordml" xmlns:w15="http://schemas.microsoft.com/office/word/2012/wordml" xmlns:w16cex="http://schemas.microsoft.com/office/word/2018/wordml/cex" xmlns:w16cid="http://schemas.microsoft.com/office/word/2016/wordml/cid" xmlns:w16="http://schemas.microsoft.com/office/word/2018/wordml" xmlns:w16sdtdh="http://schemas.microsoft.com/office/word/2020/wordml/sdtdatahash" xmlns:w16sdtfl="http://schemas.microsoft.com/office/word/2024/wordml/sdtformatlock" xmlns:w16se="http://schemas.microsoft.com/office/word/2015/wordml/symex" xmlns:w16du="http://schemas.microsoft.com/office/word/2023/wordml/word16du" xmlns:wne="http://schemas.microsoft.com/office/word/2006/wordml" mc:Ignorable="w14 w15 w16se w16cid w16 w16cex w16sdtdh w16sdtfl w16du wp14">
   <w:body>
     <w:p>
       <w:pPr>
@@ -32,25 +32,19 @@
     </w:p>
     <w:tbl>
       <w:tblPr>
-        <w:tblStyle w:val="TableNormal"/>
+        <w:tblStyle w:val="TableNormal1"/>
         <w:tblW w:w="9072" w:type="dxa"/>
         <w:tblInd w:w="756" w:type="dxa"/>
         <w:tblBorders>
-          <w:top w:val="single" w:color="FFFFFF" w:sz="8" w:space="0"/>
-          <w:left w:val="single" w:color="FFFFFF" w:sz="8" w:space="0"/>
-          <w:bottom w:val="single" w:color="FFFFFF" w:sz="8" w:space="0"/>
-          <w:right w:val="single" w:color="FFFFFF" w:sz="8" w:space="0"/>
-          <w:insideH w:val="single" w:color="FFFFFF" w:sz="8" w:space="0"/>
-          <w:insideV w:val="single" w:color="FFFFFF" w:sz="8" w:space="0"/>
+          <w:top w:val="single" w:sz="8" w:space="0" w:color="FFFFFF"/>
+          <w:left w:val="single" w:sz="8" w:space="0" w:color="FFFFFF"/>
+          <w:bottom w:val="single" w:sz="8" w:space="0" w:color="FFFFFF"/>
+          <w:right w:val="single" w:sz="8" w:space="0" w:color="FFFFFF"/>
+          <w:insideH w:val="single" w:sz="8" w:space="0" w:color="FFFFFF"/>
+          <w:insideV w:val="single" w:sz="8" w:space="0" w:color="FFFFFF"/>
         </w:tblBorders>
         <w:shd w:val="clear" w:color="auto" w:fill="CAD1D7"/>
         <w:tblLayout w:type="fixed"/>
-        <w:tblCellMar>
-          <w:top w:w="0" w:type="dxa"/>
-          <w:left w:w="0" w:type="dxa"/>
-          <w:bottom w:w="0" w:type="dxa"/>
-          <w:right w:w="0" w:type="dxa"/>
-        </w:tblCellMar>
         <w:tblLook w:val="04A0" w:firstRow="1" w:lastRow="0" w:firstColumn="1" w:lastColumn="0" w:noHBand="0" w:noVBand="1"/>
       </w:tblPr>
       <w:tblGrid>
@@ -58,14 +52,6 @@
         <w:gridCol w:w="3757"/>
       </w:tblGrid>
       <w:tr>
-        <w:tblPrEx>
-          <w:tblCellMar>
-            <w:top w:w="0" w:type="dxa"/>
-            <w:left w:w="0" w:type="dxa"/>
-            <w:bottom w:w="0" w:type="dxa"/>
-            <w:right w:w="0" w:type="dxa"/>
-          </w:tblCellMar>
-        </w:tblPrEx>
         <w:trPr>
           <w:trHeight w:val="5855"/>
         </w:trPr>
@@ -87,7 +73,7 @@
           </w:tcPr>
           <w:p>
             <w:pPr>
-              <w:pStyle w:val="berschrift2"/>
+              <w:pStyle w:val="Heading2"/>
             </w:pPr>
             <w:r>
               <w:t>So funktioniert es</w:t>
@@ -95,10 +81,10 @@
           </w:p>
           <w:p>
             <w:pPr>
-              <w:pStyle w:val="Listenabsatz"/>
+              <w:pStyle w:val="ListParagraph"/>
               <w:numPr>
                 <w:ilvl w:val="0"/>
-                <w:numId w:val="1"/>
+                <w:numId w:val="2"/>
               </w:numPr>
             </w:pPr>
             <w:r>
@@ -107,10 +93,10 @@
           </w:p>
           <w:p>
             <w:pPr>
-              <w:pStyle w:val="Listenabsatz"/>
+              <w:pStyle w:val="ListParagraph"/>
               <w:numPr>
                 <w:ilvl w:val="0"/>
-                <w:numId w:val="1"/>
+                <w:numId w:val="2"/>
               </w:numPr>
             </w:pPr>
             <w:r>
@@ -119,46 +105,33 @@
           </w:p>
           <w:p>
             <w:pPr>
-              <w:pStyle w:val="Listenabsatz"/>
+              <w:pStyle w:val="ListParagraph"/>
               <w:numPr>
                 <w:ilvl w:val="1"/>
-                <w:numId w:val="2"/>
+                <w:numId w:val="3"/>
               </w:numPr>
-              <w:rPr/>
             </w:pPr>
             <w:r>
-              <w:rPr/>
               <w:t xml:space="preserve">Senden Sie die Dokumentation </w:t>
             </w:r>
             <w:r>
               <w:rPr>
-                <w:b w:val="1"/>
-                <w:bCs w:val="1"/>
+                <w:b/>
+                <w:bCs/>
               </w:rPr>
               <w:t>als PDF per E-Mail</w:t>
             </w:r>
             <w:r>
-              <w:rPr/>
-              <w:t xml:space="preserve"> an folgende Adresse</w:t>
-            </w:r>
-            <w:r>
-              <w:rPr/>
-              <w:t xml:space="preserve">: </w:t>
+              <w:t xml:space="preserve"> an folgende Adresse: </w:t>
             </w:r>
             <w:r>
               <w:rPr>
                 <w:color w:val="0563C1"/>
                 <w:u w:val="single"/>
               </w:rPr>
-              <w:t>{</w:t>
+              <w:t>{{NKR_CONTACT_</w:t>
             </w:r>
-            <w:r>
-              <w:rPr>
-                <w:color w:val="0563C1"/>
-                <w:u w:val="single"/>
-              </w:rPr>
-              <w:t>{NKR_CONTACT_</w:t>
-            </w:r>
+            <w:proofErr w:type="gramStart"/>
             <w:r>
               <w:rPr>
                 <w:color w:val="0563C1"/>
@@ -166,6 +139,7 @@
               </w:rPr>
               <w:t>EMAIL</w:t>
             </w:r>
+            <w:proofErr w:type="gramEnd"/>
             <w:r>
               <w:rPr>
                 <w:color w:val="0563C1"/>
@@ -182,12 +156,11 @@
           </w:p>
           <w:p>
             <w:pPr>
-              <w:pStyle w:val="Listenabsatz"/>
+              <w:pStyle w:val="ListParagraph"/>
               <w:numPr>
                 <w:ilvl w:val="1"/>
-                <w:numId w:val="2"/>
+                <w:numId w:val="3"/>
               </w:numPr>
-              <w:rPr/>
             </w:pPr>
             <w:r>
               <w:rPr>
@@ -198,8 +171,8 @@
             <w:r>
               <w:rPr>
                 <w:rStyle w:val="None"/>
-                <w:b w:val="1"/>
-                <w:bCs w:val="1"/>
+                <w:b/>
+                <w:bCs/>
               </w:rPr>
               <w:t>Interoperabilitätsbezug</w:t>
             </w:r>
@@ -215,7 +188,25 @@
                 <w:color w:val="0563C1"/>
                 <w:u w:val="single"/>
               </w:rPr>
-              <w:t>{{INTEROPS_EMAIL}}</w:t>
+              <w:t>{{INTEROPS_</w:t>
+            </w:r>
+            <w:proofErr w:type="gramStart"/>
+            <w:r>
+              <w:rPr>
+                <w:rStyle w:val="None"/>
+                <w:color w:val="0563C1"/>
+                <w:u w:val="single"/>
+              </w:rPr>
+              <w:t>EMAIL</w:t>
+            </w:r>
+            <w:proofErr w:type="gramEnd"/>
+            <w:r>
+              <w:rPr>
+                <w:rStyle w:val="None"/>
+                <w:color w:val="0563C1"/>
+                <w:u w:val="single"/>
+              </w:rPr>
+              <w:t>}}</w:t>
             </w:r>
             <w:r>
               <w:rPr>
@@ -226,10 +217,10 @@
           </w:p>
           <w:p>
             <w:pPr>
-              <w:pStyle w:val="Listenabsatz"/>
+              <w:pStyle w:val="ListParagraph"/>
               <w:numPr>
                 <w:ilvl w:val="1"/>
-                <w:numId w:val="2"/>
+                <w:numId w:val="3"/>
               </w:numPr>
             </w:pPr>
             <w:r>
@@ -267,7 +258,7 @@
           </w:tcPr>
           <w:p>
             <w:pPr>
-              <w:pStyle w:val="berschrift2"/>
+              <w:pStyle w:val="Heading2"/>
               <w:spacing w:line="276" w:lineRule="auto"/>
               <w:rPr>
                 <w:rStyle w:val="None"/>
@@ -296,15 +287,7 @@
                 <w:sz w:val="16"/>
                 <w:szCs w:val="16"/>
               </w:rPr>
-              <w:t>Füllen Sie eine Dokumentation fü</w:t>
-            </w:r>
-            <w:r>
-              <w:rPr>
-                <w:rStyle w:val="None"/>
-                <w:sz w:val="16"/>
-                <w:szCs w:val="16"/>
-              </w:rPr>
-              <w:t>r alle inhaltlich zusammenhängenden Regelungen eines Vorhabens aus.</w:t>
+              <w:t>Füllen Sie eine Dokumentation für alle inhaltlich zusammenhängenden Regelungen eines Vorhabens aus.</w:t>
             </w:r>
           </w:p>
           <w:p>
@@ -403,13 +386,6 @@
                 <w:szCs w:val="16"/>
               </w:rPr>
               <w:br/>
-            </w:r>
-            <w:r>
-              <w:rPr>
-                <w:rStyle w:val="None"/>
-                <w:sz w:val="16"/>
-                <w:szCs w:val="16"/>
-              </w:rPr>
               <w:t>Senden Sie die Visualisierung zum Schluss mit an den NKR.</w:t>
             </w:r>
           </w:p>
@@ -475,7 +451,7 @@
       <w:pPr>
         <w:pStyle w:val="Normal0"/>
         <w:pBdr>
-          <w:bottom w:val="single" w:color="000000" w:sz="6" w:space="0"/>
+          <w:bottom w:val="single" w:sz="6" w:space="0" w:color="000000"/>
         </w:pBdr>
         <w:spacing w:before="480"/>
         <w:rPr>
@@ -486,52 +462,61 @@
     </w:p>
     <w:p>
       <w:pPr>
-        <w:pStyle w:val="berschrift1"/>
+        <w:pStyle w:val="Heading1"/>
         <w:spacing w:before="720"/>
       </w:pPr>
       <w:r>
         <w:rPr>
           <w:rStyle w:val="None"/>
-          <w:b w:val="1"/>
-          <w:bCs w:val="1"/>
-        </w:rPr>
+          <w:b/>
+          <w:bCs/>
+        </w:rPr>
+        <w:lastRenderedPageBreak/>
         <w:t xml:space="preserve">1. </w:t>
       </w:r>
       <w:r>
         <w:rPr>
           <w:rStyle w:val="None"/>
-          <w:b w:val="1"/>
-          <w:bCs w:val="1"/>
+          <w:b/>
+          <w:bCs/>
         </w:rPr>
         <w:t>Ihr Regelungsvorhaben</w:t>
       </w:r>
     </w:p>
     <w:p>
       <w:pPr>
-        <w:pStyle w:val="berschrift2"/>
-      </w:pPr>
-      <w:r>
-        <w:rPr/>
+        <w:pStyle w:val="Heading2"/>
+      </w:pPr>
+      <w:r>
         <w:t>Tragen Sie den Titel Ihres Regelungsvorhabens ein</w:t>
       </w:r>
     </w:p>
     <w:p>
       <w:pPr>
         <w:pStyle w:val="Textbox"/>
-      </w:pPr>
-      <w:r>
-        <w:rPr>
-          <w:rStyle w:val="NoneA"/>
+        <w:rPr>
+          <w:lang w:val="en-GB"/>
+        </w:rPr>
+      </w:pPr>
+      <w:r>
+        <w:rPr>
+          <w:rStyle w:val="NoneA"/>
+          <w:lang w:val="en-GB"/>
         </w:rPr>
         <w:t>{{POLICY_TITLE}}</w:t>
       </w:r>
     </w:p>
     <w:p>
       <w:pPr>
-        <w:pStyle w:val="berschrift2"/>
-      </w:pPr>
-      <w:r>
-        <w:rPr/>
+        <w:pStyle w:val="Heading2"/>
+        <w:rPr>
+          <w:lang w:val="en-GB"/>
+        </w:rPr>
+      </w:pPr>
+      <w:r>
+        <w:rPr>
+          <w:lang w:val="en-GB"/>
+        </w:rPr>
         <w:t>Ministerium / Organisation</w:t>
       </w:r>
     </w:p>
@@ -540,27 +525,33 @@
         <w:pStyle w:val="Textbox"/>
         <w:rPr>
           <w:rStyle w:val="NoneA"/>
-          <w:rFonts w:ascii="Arial" w:hAnsi="Arial" w:eastAsia="Arial Unicode MS" w:cs="Arial Unicode MS"/>
           <w:sz w:val="24"/>
           <w:szCs w:val="24"/>
-        </w:rPr>
-      </w:pPr>
-      <w:r>
-        <w:rPr/>
+          <w:lang w:val="en-GB"/>
+        </w:rPr>
+      </w:pPr>
+      <w:r>
+        <w:rPr>
+          <w:lang w:val="en-GB"/>
+        </w:rPr>
         <w:t>{{POLICY_</w:t>
       </w:r>
       <w:r>
-        <w:rPr/>
+        <w:rPr>
+          <w:lang w:val="en-GB"/>
+        </w:rPr>
         <w:t>ORGANIZATION</w:t>
       </w:r>
       <w:r>
-        <w:rPr/>
+        <w:rPr>
+          <w:lang w:val="en-GB"/>
+        </w:rPr>
         <w:t>}}</w:t>
       </w:r>
     </w:p>
     <w:p>
       <w:pPr>
-        <w:pStyle w:val="berschrift1"/>
+        <w:pStyle w:val="Heading1"/>
         <w:spacing w:before="600"/>
         <w:rPr>
           <w:rStyle w:val="None"/>
@@ -600,7 +591,7 @@
     </w:p>
     <w:p>
       <w:pPr>
-        <w:pStyle w:val="berschrift2"/>
+        <w:pStyle w:val="Heading2"/>
       </w:pPr>
       <w:r>
         <w:rPr>
@@ -622,7 +613,7 @@
     </w:p>
     <w:p>
       <w:pPr>
-        <w:pStyle w:val="berschrift2"/>
+        <w:pStyle w:val="Heading2"/>
       </w:pPr>
       <w:r>
         <w:rPr>
@@ -634,10 +625,14 @@
     <w:p>
       <w:pPr>
         <w:pStyle w:val="Textbox"/>
-      </w:pPr>
-      <w:r>
-        <w:rPr>
-          <w:rStyle w:val="NoneA"/>
+        <w:rPr>
+          <w:lang w:val="en-GB"/>
+        </w:rPr>
+      </w:pPr>
+      <w:r>
+        <w:rPr>
+          <w:rStyle w:val="NoneA"/>
+          <w:lang w:val="en-GB"/>
         </w:rPr>
         <w:t>{{PARTICIPATION_RESULTS}}</w:t>
       </w:r>
@@ -649,6 +644,7 @@
           <w:rStyle w:val="None"/>
           <w:sz w:val="32"/>
           <w:szCs w:val="32"/>
+          <w:lang w:val="en-GB"/>
         </w:rPr>
       </w:pPr>
       <w:r>
@@ -656,6 +652,7 @@
           <w:rStyle w:val="None"/>
           <w:sz w:val="32"/>
           <w:szCs w:val="32"/>
+          <w:lang w:val="en-GB"/>
         </w:rPr>
         <w:br/>
       </w:r>
@@ -666,10 +663,11 @@
           <w:bCs/>
           <w:sz w:val="32"/>
           <w:szCs w:val="32"/>
+          <w:lang w:val="en-GB"/>
         </w:rPr>
         <w:t xml:space="preserve">3. </w:t>
       </w:r>
-      <w:bookmarkStart w:name="digitaleangebotefrallenutzbargestalten" w:id="0"/>
+      <w:bookmarkStart w:id="0" w:name="digitaleangebotefrallenutzbargestalten"/>
       <w:r>
         <w:rPr>
           <w:rStyle w:val="None"/>
@@ -677,6 +675,7 @@
           <w:bCs/>
           <w:sz w:val="32"/>
           <w:szCs w:val="32"/>
+          <w:lang w:val="en-GB"/>
         </w:rPr>
         <w:t>{{PRINCIPLE_1_TITLE}}</w:t>
       </w:r>
@@ -685,19 +684,23 @@
     <w:p>
       <w:pPr>
         <w:pStyle w:val="Normal0"/>
+        <w:rPr>
+          <w:lang w:val="en-GB"/>
+        </w:rPr>
       </w:pPr>
       <w:r>
         <w:rPr>
           <w:rStyle w:val="None"/>
           <w:color w:val="595959"/>
           <w:u w:color="595959"/>
+          <w:lang w:val="en-GB"/>
         </w:rPr>
         <w:t>{{PRINCIPLE_1_DESCRIPTION}}</w:t>
       </w:r>
     </w:p>
     <w:p>
       <w:pPr>
-        <w:pStyle w:val="berschrift2"/>
+        <w:pStyle w:val="Heading2"/>
       </w:pPr>
       <w:r>
         <w:rPr>
@@ -778,38 +781,98 @@
           <w:rStyle w:val="None"/>
           <w:color w:val="535353"/>
           <w:u w:color="535353"/>
-        </w:rPr>
-      </w:pPr>
+          <w:lang w:val="en-GB"/>
+        </w:rPr>
+      </w:pPr>
+      <w:proofErr w:type="spellStart"/>
       <w:r>
         <w:rPr>
           <w:rStyle w:val="None"/>
           <w:color w:val="535353"/>
           <w:u w:color="535353"/>
-        </w:rPr>
-        <w:t>Verfügbare Schwerpunkte: {{PRINCIPLE_1_ASPECTS_AVAILABLE}}</w:t>
+          <w:lang w:val="en-GB"/>
+        </w:rPr>
+        <w:t>Verfügbare</w:t>
+      </w:r>
+      <w:proofErr w:type="spellEnd"/>
+      <w:r>
+        <w:rPr>
+          <w:rStyle w:val="None"/>
+          <w:color w:val="535353"/>
+          <w:u w:color="535353"/>
+          <w:lang w:val="en-GB"/>
+        </w:rPr>
+        <w:t xml:space="preserve"> </w:t>
+      </w:r>
+      <w:proofErr w:type="spellStart"/>
+      <w:r>
+        <w:rPr>
+          <w:rStyle w:val="None"/>
+          <w:color w:val="535353"/>
+          <w:u w:color="535353"/>
+          <w:lang w:val="en-GB"/>
+        </w:rPr>
+        <w:t>Schwerpunkte</w:t>
+      </w:r>
+      <w:proofErr w:type="spellEnd"/>
+      <w:r>
+        <w:rPr>
+          <w:rStyle w:val="None"/>
+          <w:color w:val="535353"/>
+          <w:u w:color="535353"/>
+          <w:lang w:val="en-GB"/>
+        </w:rPr>
+        <w:t>: {{PRINCIPLE_1_ASPECTS_AVAILABLE}}</w:t>
       </w:r>
     </w:p>
     <w:p>
       <w:pPr>
         <w:pStyle w:val="TextboxLabel"/>
         <w:ind w:left="720"/>
-      </w:pPr>
-      <w:r>
-        <w:rPr>
-          <w:rStyle w:val="NoneA"/>
-        </w:rPr>
-        <w:t>Ausgewählte Schwerpunkte</w:t>
-      </w:r>
+        <w:rPr>
+          <w:lang w:val="en-GB"/>
+        </w:rPr>
+      </w:pPr>
+      <w:proofErr w:type="spellStart"/>
+      <w:r>
+        <w:rPr>
+          <w:rStyle w:val="NoneA"/>
+          <w:lang w:val="en-GB"/>
+        </w:rPr>
+        <w:t>Ausgewählte</w:t>
+      </w:r>
+      <w:proofErr w:type="spellEnd"/>
+      <w:r>
+        <w:rPr>
+          <w:rStyle w:val="NoneA"/>
+          <w:lang w:val="en-GB"/>
+        </w:rPr>
+        <w:t xml:space="preserve"> </w:t>
+      </w:r>
+      <w:proofErr w:type="spellStart"/>
+      <w:r>
+        <w:rPr>
+          <w:rStyle w:val="NoneA"/>
+          <w:lang w:val="en-GB"/>
+        </w:rPr>
+        <w:t>Schwerpunkte</w:t>
+      </w:r>
+      <w:proofErr w:type="spellEnd"/>
     </w:p>
     <w:p>
       <w:pPr>
         <w:pStyle w:val="Textbox"/>
         <w:ind w:left="720"/>
-      </w:pPr>
-      <w:r>
-        <w:rPr>
-          <w:rStyle w:val="NoneA"/>
-        </w:rPr>
+        <w:rPr>
+          <w:lang w:val="en-GB"/>
+        </w:rPr>
+      </w:pPr>
+      <w:r>
+        <w:rPr>
+          <w:rStyle w:val="NoneA"/>
+          <w:lang w:val="en-GB"/>
+        </w:rPr>
+        <w:lastRenderedPageBreak/>
         <w:t>{{PRINCIPLE_1_ASPECTS}}</w:t>
       </w:r>
     </w:p>
@@ -819,23 +882,31 @@
         <w:ind w:left="720"/>
         <w:rPr>
           <w:rStyle w:val="NoneA"/>
-        </w:rPr>
-      </w:pPr>
-      <w:r>
-        <w:rPr>
-          <w:rStyle w:val="NoneA"/>
+          <w:lang w:val="en-GB"/>
+        </w:rPr>
+      </w:pPr>
+      <w:proofErr w:type="spellStart"/>
+      <w:r>
+        <w:rPr>
+          <w:rStyle w:val="NoneA"/>
+          <w:lang w:val="en-GB"/>
         </w:rPr>
         <w:t>Erläuterung</w:t>
       </w:r>
+      <w:proofErr w:type="spellEnd"/>
     </w:p>
     <w:p>
       <w:pPr>
         <w:pStyle w:val="Textbox"/>
         <w:ind w:left="708"/>
-      </w:pPr>
-      <w:r>
-        <w:rPr>
-          <w:rStyle w:val="NoneA"/>
+        <w:rPr>
+          <w:lang w:val="en-GB"/>
+        </w:rPr>
+      </w:pPr>
+      <w:r>
+        <w:rPr>
+          <w:rStyle w:val="NoneA"/>
+          <w:lang w:val="en-GB"/>
         </w:rPr>
         <w:t>{{PRINCIPLE_1_REASONING}}</w:t>
       </w:r>
@@ -891,7 +962,7 @@
         </w:rPr>
         <w:t xml:space="preserve">4. </w:t>
       </w:r>
-      <w:bookmarkStart w:name="datenwiederverwendungbentigteinheitliche" w:id="1"/>
+      <w:bookmarkStart w:id="1" w:name="datenwiederverwendungbentigteinheitliche"/>
       <w:r>
         <w:rPr>
           <w:rStyle w:val="None"/>
@@ -917,7 +988,7 @@
     </w:p>
     <w:p>
       <w:pPr>
-        <w:pStyle w:val="berschrift2"/>
+        <w:pStyle w:val="Heading2"/>
       </w:pPr>
       <w:r>
         <w:rPr>
@@ -998,37 +1069,96 @@
           <w:rStyle w:val="None"/>
           <w:color w:val="535353"/>
           <w:u w:color="535353"/>
-        </w:rPr>
-      </w:pPr>
+          <w:lang w:val="en-GB"/>
+        </w:rPr>
+      </w:pPr>
+      <w:proofErr w:type="spellStart"/>
       <w:r>
         <w:rPr>
           <w:rStyle w:val="None"/>
           <w:color w:val="535353"/>
           <w:u w:color="535353"/>
-        </w:rPr>
-        <w:t>Verfügbare Schwerpunkte: {{PRINCIPLE_2_ASPECTS_AVAILABLE}}</w:t>
+          <w:lang w:val="en-GB"/>
+        </w:rPr>
+        <w:t>Verfügbare</w:t>
+      </w:r>
+      <w:proofErr w:type="spellEnd"/>
+      <w:r>
+        <w:rPr>
+          <w:rStyle w:val="None"/>
+          <w:color w:val="535353"/>
+          <w:u w:color="535353"/>
+          <w:lang w:val="en-GB"/>
+        </w:rPr>
+        <w:t xml:space="preserve"> </w:t>
+      </w:r>
+      <w:proofErr w:type="spellStart"/>
+      <w:r>
+        <w:rPr>
+          <w:rStyle w:val="None"/>
+          <w:color w:val="535353"/>
+          <w:u w:color="535353"/>
+          <w:lang w:val="en-GB"/>
+        </w:rPr>
+        <w:t>Schwerpunkte</w:t>
+      </w:r>
+      <w:proofErr w:type="spellEnd"/>
+      <w:r>
+        <w:rPr>
+          <w:rStyle w:val="None"/>
+          <w:color w:val="535353"/>
+          <w:u w:color="535353"/>
+          <w:lang w:val="en-GB"/>
+        </w:rPr>
+        <w:t>: {{PRINCIPLE_2_ASPECTS_AVAILABLE}}</w:t>
       </w:r>
     </w:p>
     <w:p>
       <w:pPr>
         <w:pStyle w:val="TextboxLabel"/>
         <w:ind w:left="720"/>
-      </w:pPr>
-      <w:r>
-        <w:rPr>
-          <w:rStyle w:val="NoneA"/>
-        </w:rPr>
-        <w:t>Ausgewählte Schwerpunkte</w:t>
-      </w:r>
+        <w:rPr>
+          <w:lang w:val="en-GB"/>
+        </w:rPr>
+      </w:pPr>
+      <w:proofErr w:type="spellStart"/>
+      <w:r>
+        <w:rPr>
+          <w:rStyle w:val="NoneA"/>
+          <w:lang w:val="en-GB"/>
+        </w:rPr>
+        <w:t>Ausgewählte</w:t>
+      </w:r>
+      <w:proofErr w:type="spellEnd"/>
+      <w:r>
+        <w:rPr>
+          <w:rStyle w:val="NoneA"/>
+          <w:lang w:val="en-GB"/>
+        </w:rPr>
+        <w:t xml:space="preserve"> </w:t>
+      </w:r>
+      <w:proofErr w:type="spellStart"/>
+      <w:r>
+        <w:rPr>
+          <w:rStyle w:val="NoneA"/>
+          <w:lang w:val="en-GB"/>
+        </w:rPr>
+        <w:t>Schwerpunkte</w:t>
+      </w:r>
+      <w:proofErr w:type="spellEnd"/>
     </w:p>
     <w:p>
       <w:pPr>
         <w:pStyle w:val="Textbox"/>
         <w:ind w:left="720"/>
-      </w:pPr>
-      <w:r>
-        <w:rPr>
-          <w:rStyle w:val="NoneA"/>
+        <w:rPr>
+          <w:lang w:val="en-GB"/>
+        </w:rPr>
+      </w:pPr>
+      <w:r>
+        <w:rPr>
+          <w:rStyle w:val="NoneA"/>
+          <w:lang w:val="en-GB"/>
         </w:rPr>
         <w:t>{{PRINCIPLE_2_ASPECTS}}</w:t>
       </w:r>
@@ -1037,22 +1167,32 @@
       <w:pPr>
         <w:pStyle w:val="TextboxLabel"/>
         <w:ind w:left="720"/>
-      </w:pPr>
-      <w:r>
-        <w:rPr>
-          <w:rStyle w:val="NoneA"/>
+        <w:rPr>
+          <w:lang w:val="en-GB"/>
+        </w:rPr>
+      </w:pPr>
+      <w:proofErr w:type="spellStart"/>
+      <w:r>
+        <w:rPr>
+          <w:rStyle w:val="NoneA"/>
+          <w:lang w:val="en-GB"/>
         </w:rPr>
         <w:t>Erläuterung</w:t>
       </w:r>
+      <w:proofErr w:type="spellEnd"/>
     </w:p>
     <w:p>
       <w:pPr>
         <w:pStyle w:val="Textbox"/>
         <w:ind w:left="720"/>
-      </w:pPr>
-      <w:r>
-        <w:rPr>
-          <w:rStyle w:val="NoneA"/>
+        <w:rPr>
+          <w:lang w:val="en-GB"/>
+        </w:rPr>
+      </w:pPr>
+      <w:r>
+        <w:rPr>
+          <w:rStyle w:val="NoneA"/>
+          <w:lang w:val="en-GB"/>
         </w:rPr>
         <w:t>{{PRINCIPLE_2_REASONING}}</w:t>
       </w:r>
@@ -1098,7 +1238,7 @@
         </w:rPr>
         <w:t xml:space="preserve">5. </w:t>
       </w:r>
-      <w:bookmarkStart w:name="etabliertetechnologienermglicheneffizien" w:id="2"/>
+      <w:bookmarkStart w:id="2" w:name="etabliertetechnologienermglicheneffizien"/>
       <w:r>
         <w:rPr>
           <w:rStyle w:val="None"/>
@@ -1124,7 +1264,7 @@
     </w:p>
     <w:p>
       <w:pPr>
-        <w:pStyle w:val="berschrift2"/>
+        <w:pStyle w:val="Heading2"/>
       </w:pPr>
       <w:r>
         <w:rPr>
@@ -1205,37 +1345,97 @@
           <w:rStyle w:val="None"/>
           <w:color w:val="535353"/>
           <w:u w:color="535353"/>
-        </w:rPr>
-      </w:pPr>
+          <w:lang w:val="en-GB"/>
+        </w:rPr>
+      </w:pPr>
+      <w:proofErr w:type="spellStart"/>
       <w:r>
         <w:rPr>
           <w:rStyle w:val="None"/>
           <w:color w:val="535353"/>
           <w:u w:color="535353"/>
-        </w:rPr>
-        <w:t>Verfügbare Schwerpunkte: {{PRINCIPLE_3_ASPECTS_AVAILABLE}}</w:t>
+          <w:lang w:val="en-GB"/>
+        </w:rPr>
+        <w:lastRenderedPageBreak/>
+        <w:t>Verfügbare</w:t>
+      </w:r>
+      <w:proofErr w:type="spellEnd"/>
+      <w:r>
+        <w:rPr>
+          <w:rStyle w:val="None"/>
+          <w:color w:val="535353"/>
+          <w:u w:color="535353"/>
+          <w:lang w:val="en-GB"/>
+        </w:rPr>
+        <w:t xml:space="preserve"> </w:t>
+      </w:r>
+      <w:proofErr w:type="spellStart"/>
+      <w:r>
+        <w:rPr>
+          <w:rStyle w:val="None"/>
+          <w:color w:val="535353"/>
+          <w:u w:color="535353"/>
+          <w:lang w:val="en-GB"/>
+        </w:rPr>
+        <w:t>Schwerpunkte</w:t>
+      </w:r>
+      <w:proofErr w:type="spellEnd"/>
+      <w:r>
+        <w:rPr>
+          <w:rStyle w:val="None"/>
+          <w:color w:val="535353"/>
+          <w:u w:color="535353"/>
+          <w:lang w:val="en-GB"/>
+        </w:rPr>
+        <w:t>: {{PRINCIPLE_3_ASPECTS_AVAILABLE}}</w:t>
       </w:r>
     </w:p>
     <w:p>
       <w:pPr>
         <w:pStyle w:val="TextboxLabel"/>
         <w:ind w:left="720"/>
-      </w:pPr>
-      <w:r>
-        <w:rPr>
-          <w:rStyle w:val="NoneA"/>
-        </w:rPr>
-        <w:t>Ausgewählte Schwerpunkte</w:t>
-      </w:r>
+        <w:rPr>
+          <w:lang w:val="en-GB"/>
+        </w:rPr>
+      </w:pPr>
+      <w:proofErr w:type="spellStart"/>
+      <w:r>
+        <w:rPr>
+          <w:rStyle w:val="NoneA"/>
+          <w:lang w:val="en-GB"/>
+        </w:rPr>
+        <w:t>Ausgewählte</w:t>
+      </w:r>
+      <w:proofErr w:type="spellEnd"/>
+      <w:r>
+        <w:rPr>
+          <w:rStyle w:val="NoneA"/>
+          <w:lang w:val="en-GB"/>
+        </w:rPr>
+        <w:t xml:space="preserve"> </w:t>
+      </w:r>
+      <w:proofErr w:type="spellStart"/>
+      <w:r>
+        <w:rPr>
+          <w:rStyle w:val="NoneA"/>
+          <w:lang w:val="en-GB"/>
+        </w:rPr>
+        <w:t>Schwerpunkte</w:t>
+      </w:r>
+      <w:proofErr w:type="spellEnd"/>
     </w:p>
     <w:p>
       <w:pPr>
         <w:pStyle w:val="Textbox"/>
         <w:ind w:left="720"/>
-      </w:pPr>
-      <w:r>
-        <w:rPr>
-          <w:rStyle w:val="NoneA"/>
+        <w:rPr>
+          <w:lang w:val="en-GB"/>
+        </w:rPr>
+      </w:pPr>
+      <w:r>
+        <w:rPr>
+          <w:rStyle w:val="NoneA"/>
+          <w:lang w:val="en-GB"/>
         </w:rPr>
         <w:t>{{PRINCIPLE_3_ASPECTS}}</w:t>
       </w:r>
@@ -1244,22 +1444,32 @@
       <w:pPr>
         <w:pStyle w:val="TextboxLabel"/>
         <w:ind w:left="720"/>
-      </w:pPr>
-      <w:r>
-        <w:rPr>
-          <w:rStyle w:val="NoneA"/>
+        <w:rPr>
+          <w:lang w:val="en-GB"/>
+        </w:rPr>
+      </w:pPr>
+      <w:proofErr w:type="spellStart"/>
+      <w:r>
+        <w:rPr>
+          <w:rStyle w:val="NoneA"/>
+          <w:lang w:val="en-GB"/>
         </w:rPr>
         <w:t>Erläuterung</w:t>
       </w:r>
+      <w:proofErr w:type="spellEnd"/>
     </w:p>
     <w:p>
       <w:pPr>
         <w:pStyle w:val="Textbox"/>
         <w:ind w:left="720"/>
-      </w:pPr>
-      <w:r>
-        <w:rPr>
-          <w:rStyle w:val="NoneA"/>
+        <w:rPr>
+          <w:lang w:val="en-GB"/>
+        </w:rPr>
+      </w:pPr>
+      <w:r>
+        <w:rPr>
+          <w:rStyle w:val="NoneA"/>
+          <w:lang w:val="en-GB"/>
         </w:rPr>
         <w:t>{{PRINCIPLE_3_REASONING}}</w:t>
       </w:r>
@@ -1269,6 +1479,7 @@
         <w:pStyle w:val="Normal0"/>
         <w:rPr>
           <w:rStyle w:val="NoneA"/>
+          <w:lang w:val="en-GB"/>
         </w:rPr>
       </w:pPr>
     </w:p>
@@ -1293,7 +1504,7 @@
         </w:rPr>
         <w:t xml:space="preserve">6. </w:t>
       </w:r>
-      <w:bookmarkStart w:name="automatisierungbasiertaufeindeutigenrege" w:id="3"/>
+      <w:bookmarkStart w:id="3" w:name="automatisierungbasiertaufeindeutigenrege"/>
       <w:r>
         <w:rPr>
           <w:rStyle w:val="None"/>
@@ -1319,7 +1530,7 @@
     </w:p>
     <w:p>
       <w:pPr>
-        <w:pStyle w:val="berschrift2"/>
+        <w:pStyle w:val="Heading2"/>
       </w:pPr>
       <w:r>
         <w:rPr>
@@ -1336,13 +1547,7 @@
         <w:rPr>
           <w:rStyle w:val="NoneA"/>
         </w:rPr>
-        <w:t>Lö</w:t>
-      </w:r>
-      <w:r>
-        <w:rPr>
-          <w:rStyle w:val="NoneA"/>
-        </w:rPr>
-        <w:t>schen Sie raus, was nicht zutrifft:</w:t>
+        <w:t>Löschen Sie raus, was nicht zutrifft:</w:t>
       </w:r>
     </w:p>
     <w:p>
@@ -1406,37 +1611,96 @@
           <w:rStyle w:val="None"/>
           <w:color w:val="535353"/>
           <w:u w:color="535353"/>
-        </w:rPr>
-      </w:pPr>
+          <w:lang w:val="en-GB"/>
+        </w:rPr>
+      </w:pPr>
+      <w:proofErr w:type="spellStart"/>
       <w:r>
         <w:rPr>
           <w:rStyle w:val="None"/>
           <w:color w:val="535353"/>
           <w:u w:color="535353"/>
-        </w:rPr>
-        <w:t>Verfügbare Schwerpunkte: {{PRINCIPLE_4_ASPECTS_AVAILABLE}}</w:t>
+          <w:lang w:val="en-GB"/>
+        </w:rPr>
+        <w:t>Verfügbare</w:t>
+      </w:r>
+      <w:proofErr w:type="spellEnd"/>
+      <w:r>
+        <w:rPr>
+          <w:rStyle w:val="None"/>
+          <w:color w:val="535353"/>
+          <w:u w:color="535353"/>
+          <w:lang w:val="en-GB"/>
+        </w:rPr>
+        <w:t xml:space="preserve"> </w:t>
+      </w:r>
+      <w:proofErr w:type="spellStart"/>
+      <w:r>
+        <w:rPr>
+          <w:rStyle w:val="None"/>
+          <w:color w:val="535353"/>
+          <w:u w:color="535353"/>
+          <w:lang w:val="en-GB"/>
+        </w:rPr>
+        <w:t>Schwerpunkte</w:t>
+      </w:r>
+      <w:proofErr w:type="spellEnd"/>
+      <w:r>
+        <w:rPr>
+          <w:rStyle w:val="None"/>
+          <w:color w:val="535353"/>
+          <w:u w:color="535353"/>
+          <w:lang w:val="en-GB"/>
+        </w:rPr>
+        <w:t>: {{PRINCIPLE_4_ASPECTS_AVAILABLE}}</w:t>
       </w:r>
     </w:p>
     <w:p>
       <w:pPr>
         <w:pStyle w:val="TextboxLabel"/>
         <w:ind w:left="720"/>
-      </w:pPr>
-      <w:r>
-        <w:rPr>
-          <w:rStyle w:val="NoneA"/>
-        </w:rPr>
-        <w:t>Ausgewählte Schwerpunkte</w:t>
-      </w:r>
+        <w:rPr>
+          <w:lang w:val="en-GB"/>
+        </w:rPr>
+      </w:pPr>
+      <w:proofErr w:type="spellStart"/>
+      <w:r>
+        <w:rPr>
+          <w:rStyle w:val="NoneA"/>
+          <w:lang w:val="en-GB"/>
+        </w:rPr>
+        <w:t>Ausgewählte</w:t>
+      </w:r>
+      <w:proofErr w:type="spellEnd"/>
+      <w:r>
+        <w:rPr>
+          <w:rStyle w:val="NoneA"/>
+          <w:lang w:val="en-GB"/>
+        </w:rPr>
+        <w:t xml:space="preserve"> </w:t>
+      </w:r>
+      <w:proofErr w:type="spellStart"/>
+      <w:r>
+        <w:rPr>
+          <w:rStyle w:val="NoneA"/>
+          <w:lang w:val="en-GB"/>
+        </w:rPr>
+        <w:t>Schwerpunkte</w:t>
+      </w:r>
+      <w:proofErr w:type="spellEnd"/>
     </w:p>
     <w:p>
       <w:pPr>
         <w:pStyle w:val="Textbox"/>
         <w:ind w:left="720"/>
-      </w:pPr>
-      <w:r>
-        <w:rPr>
-          <w:rStyle w:val="NoneA"/>
+        <w:rPr>
+          <w:lang w:val="en-GB"/>
+        </w:rPr>
+      </w:pPr>
+      <w:r>
+        <w:rPr>
+          <w:rStyle w:val="NoneA"/>
+          <w:lang w:val="en-GB"/>
         </w:rPr>
         <w:t>{{PRINCIPLE_4_ASPECTS}}</w:t>
       </w:r>
@@ -1445,22 +1709,32 @@
       <w:pPr>
         <w:pStyle w:val="TextboxLabel"/>
         <w:ind w:left="720"/>
-      </w:pPr>
-      <w:r>
-        <w:rPr>
-          <w:rStyle w:val="NoneA"/>
+        <w:rPr>
+          <w:lang w:val="en-GB"/>
+        </w:rPr>
+      </w:pPr>
+      <w:proofErr w:type="spellStart"/>
+      <w:r>
+        <w:rPr>
+          <w:rStyle w:val="NoneA"/>
+          <w:lang w:val="en-GB"/>
         </w:rPr>
         <w:t>Erläuterung</w:t>
       </w:r>
+      <w:proofErr w:type="spellEnd"/>
     </w:p>
     <w:p>
       <w:pPr>
         <w:pStyle w:val="Textbox"/>
         <w:ind w:left="720"/>
-      </w:pPr>
-      <w:r>
-        <w:rPr>
-          <w:rStyle w:val="NoneA"/>
+        <w:rPr>
+          <w:lang w:val="en-GB"/>
+        </w:rPr>
+      </w:pPr>
+      <w:r>
+        <w:rPr>
+          <w:rStyle w:val="NoneA"/>
+          <w:lang w:val="en-GB"/>
         </w:rPr>
         <w:t>{{PRINCIPLE_4_REASONING}}</w:t>
       </w:r>
@@ -1496,7 +1770,7 @@
         </w:rPr>
         <w:t xml:space="preserve">7. </w:t>
       </w:r>
-      <w:bookmarkStart w:name="datenschutzundinformationssicherheitscha" w:id="4"/>
+      <w:bookmarkStart w:id="4" w:name="datenschutzundinformationssicherheitscha"/>
       <w:r>
         <w:rPr>
           <w:rStyle w:val="None"/>
@@ -1522,7 +1796,7 @@
     </w:p>
     <w:p>
       <w:pPr>
-        <w:pStyle w:val="berschrift2"/>
+        <w:pStyle w:val="Heading2"/>
       </w:pPr>
       <w:r>
         <w:rPr>
@@ -1592,13 +1866,7 @@
         <w:rPr>
           <w:rStyle w:val="NoneA"/>
         </w:rPr>
-        <w:t xml:space="preserve"> begr</w:t>
-      </w:r>
-      <w:r>
-        <w:rPr>
-          <w:rStyle w:val="NoneA"/>
-        </w:rPr>
-        <w:t>ünden Sie die Entscheidung.</w:t>
+        <w:t xml:space="preserve"> begründen Sie die Entscheidung.</w:t>
       </w:r>
     </w:p>
     <w:p>
@@ -1609,38 +1877,98 @@
           <w:rStyle w:val="None"/>
           <w:color w:val="535353"/>
           <w:u w:color="535353"/>
-        </w:rPr>
-      </w:pPr>
+          <w:lang w:val="en-GB"/>
+        </w:rPr>
+      </w:pPr>
+      <w:proofErr w:type="spellStart"/>
       <w:r>
         <w:rPr>
           <w:rStyle w:val="None"/>
           <w:color w:val="535353"/>
           <w:u w:color="535353"/>
-        </w:rPr>
-        <w:t>Verfügbare Schwerpunkte: {{PRINCIPLE_5_ASPECTS_AVAILABLE}}</w:t>
+          <w:lang w:val="en-GB"/>
+        </w:rPr>
+        <w:t>Verfügbare</w:t>
+      </w:r>
+      <w:proofErr w:type="spellEnd"/>
+      <w:r>
+        <w:rPr>
+          <w:rStyle w:val="None"/>
+          <w:color w:val="535353"/>
+          <w:u w:color="535353"/>
+          <w:lang w:val="en-GB"/>
+        </w:rPr>
+        <w:t xml:space="preserve"> </w:t>
+      </w:r>
+      <w:proofErr w:type="spellStart"/>
+      <w:r>
+        <w:rPr>
+          <w:rStyle w:val="None"/>
+          <w:color w:val="535353"/>
+          <w:u w:color="535353"/>
+          <w:lang w:val="en-GB"/>
+        </w:rPr>
+        <w:t>Schwerpunkte</w:t>
+      </w:r>
+      <w:proofErr w:type="spellEnd"/>
+      <w:r>
+        <w:rPr>
+          <w:rStyle w:val="None"/>
+          <w:color w:val="535353"/>
+          <w:u w:color="535353"/>
+          <w:lang w:val="en-GB"/>
+        </w:rPr>
+        <w:t>: {{PRINCIPLE_5_ASPECTS_AVAILABLE}}</w:t>
       </w:r>
     </w:p>
     <w:p>
       <w:pPr>
         <w:pStyle w:val="TextboxLabel"/>
         <w:ind w:left="720"/>
-      </w:pPr>
-      <w:r>
-        <w:rPr>
-          <w:rStyle w:val="NoneA"/>
-        </w:rPr>
-        <w:t>Ausgewählte Schwerpunkte</w:t>
-      </w:r>
+        <w:rPr>
+          <w:lang w:val="en-GB"/>
+        </w:rPr>
+      </w:pPr>
+      <w:proofErr w:type="spellStart"/>
+      <w:r>
+        <w:rPr>
+          <w:rStyle w:val="NoneA"/>
+          <w:lang w:val="en-GB"/>
+        </w:rPr>
+        <w:t>Ausgewählte</w:t>
+      </w:r>
+      <w:proofErr w:type="spellEnd"/>
+      <w:r>
+        <w:rPr>
+          <w:rStyle w:val="NoneA"/>
+          <w:lang w:val="en-GB"/>
+        </w:rPr>
+        <w:t xml:space="preserve"> </w:t>
+      </w:r>
+      <w:proofErr w:type="spellStart"/>
+      <w:r>
+        <w:rPr>
+          <w:rStyle w:val="NoneA"/>
+          <w:lang w:val="en-GB"/>
+        </w:rPr>
+        <w:t>Schwerpunkte</w:t>
+      </w:r>
+      <w:proofErr w:type="spellEnd"/>
     </w:p>
     <w:p>
       <w:pPr>
         <w:pStyle w:val="Textbox"/>
         <w:ind w:left="720"/>
-      </w:pPr>
-      <w:r>
-        <w:rPr>
-          <w:rStyle w:val="NoneA"/>
-        </w:rPr>
+        <w:rPr>
+          <w:lang w:val="en-GB"/>
+        </w:rPr>
+      </w:pPr>
+      <w:r>
+        <w:rPr>
+          <w:rStyle w:val="NoneA"/>
+          <w:lang w:val="en-GB"/>
+        </w:rPr>
+        <w:lastRenderedPageBreak/>
         <w:t>{{PRINCIPLE_5_ASPECTS}}</w:t>
       </w:r>
     </w:p>
@@ -1648,22 +1976,32 @@
       <w:pPr>
         <w:pStyle w:val="TextboxLabel"/>
         <w:ind w:left="720"/>
-      </w:pPr>
-      <w:r>
-        <w:rPr>
-          <w:rStyle w:val="NoneA"/>
+        <w:rPr>
+          <w:lang w:val="en-GB"/>
+        </w:rPr>
+      </w:pPr>
+      <w:proofErr w:type="spellStart"/>
+      <w:r>
+        <w:rPr>
+          <w:rStyle w:val="NoneA"/>
+          <w:lang w:val="en-GB"/>
         </w:rPr>
         <w:t>Erläuterung</w:t>
       </w:r>
+      <w:proofErr w:type="spellEnd"/>
     </w:p>
     <w:p>
       <w:pPr>
         <w:pStyle w:val="Textbox"/>
         <w:ind w:left="720"/>
-      </w:pPr>
-      <w:r>
-        <w:rPr>
-          <w:rStyle w:val="NoneA"/>
+        <w:rPr>
+          <w:lang w:val="en-GB"/>
+        </w:rPr>
+      </w:pPr>
+      <w:r>
+        <w:rPr>
+          <w:rStyle w:val="NoneA"/>
+          <w:lang w:val="en-GB"/>
         </w:rPr>
         <w:t>{{PRINCIPLE_5_REASONING}}</w:t>
       </w:r>
@@ -1672,12 +2010,23 @@
       <w:pPr>
         <w:pStyle w:val="Normal0"/>
         <w:pBdr>
-          <w:bottom w:val="single" w:color="000000" w:sz="6" w:space="0"/>
+          <w:bottom w:val="single" w:sz="6" w:space="0" w:color="000000"/>
         </w:pBdr>
-      </w:pPr>
-    </w:p>
-    <w:p>
-      <w:r>
+        <w:rPr>
+          <w:lang w:val="en-GB"/>
+        </w:rPr>
+      </w:pPr>
+    </w:p>
+    <w:p>
+      <w:pPr>
+        <w:rPr>
+          <w:lang w:val="en-GB"/>
+        </w:rPr>
+      </w:pPr>
+      <w:r>
+        <w:rPr>
+          <w:lang w:val="en-GB"/>
+        </w:rPr>
         <w:br w:type="page"/>
       </w:r>
     </w:p>
@@ -1694,6 +2043,7 @@
           <w:b/>
           <w:bCs/>
         </w:rPr>
+        <w:lastRenderedPageBreak/>
         <w:t>Dokumentation der Interoperabilität</w:t>
       </w:r>
       <w:r>
@@ -1712,10 +2062,9 @@
         <w:pStyle w:val="Normal0"/>
       </w:pPr>
       <w:r>
-        <w:rPr/>
         <w:t xml:space="preserve">Sofern durch Ihre Regelung vorgesehen ist, dass Daten und Informationen zwischen Verwaltungen von EU-Mitgliedsstaaten ausgetauscht werden, muss nach </w:t>
       </w:r>
-      <w:hyperlink r:id="Rdf87a76e08c04cba">
+      <w:hyperlink r:id="rId7" w:anchor="art_3">
         <w:r>
           <w:rPr>
             <w:rStyle w:val="Hyperlink"/>
@@ -1725,15 +2074,9 @@
         </w:r>
       </w:hyperlink>
       <w:r>
-        <w:rPr/>
-        <w:t xml:space="preserve"> </w:t>
-      </w:r>
-      <w:r>
-        <w:rPr/>
-        <w:t>i</w:t>
-      </w:r>
-      <w:r>
-        <w:rPr/>
+        <w:t xml:space="preserve"> i</w:t>
+      </w:r>
+      <w:r>
         <w:t>n der Regel eine Interoperabilitäts-Bewertung durchgeführt werden.</w:t>
       </w:r>
     </w:p>
@@ -1743,17 +2086,16 @@
       </w:pPr>
       <w:r>
         <w:rPr>
-          <w:b w:val="1"/>
-          <w:bCs w:val="1"/>
-          <w:color w:val="000000" w:themeColor="text1" w:themeTint="FF" w:themeShade="FF"/>
+          <w:b/>
+          <w:bCs/>
+          <w:color w:val="000000" w:themeColor="text1"/>
         </w:rPr>
         <w:t xml:space="preserve">Bei Fragen und Rückmeldungen </w:t>
       </w:r>
       <w:r>
-        <w:rPr/>
         <w:t xml:space="preserve">wenden Sie sich an die </w:t>
       </w:r>
-      <w:hyperlink r:id="R2a347d5d8a8f4683">
+      <w:hyperlink r:id="rId8">
         <w:r>
           <w:rPr>
             <w:color w:val="0563C1"/>
@@ -1763,23 +2105,21 @@
         </w:r>
       </w:hyperlink>
       <w:r>
-        <w:rPr/>
         <w:t>.</w:t>
       </w:r>
     </w:p>
     <w:p>
       <w:pPr>
-        <w:pStyle w:val="berschrift2"/>
-      </w:pPr>
-      <w:r>
-        <w:rPr/>
+        <w:pStyle w:val="Heading2"/>
+      </w:pPr>
+      <w:r>
         <w:t>Ergab die Vorprüfung Bezug zu EU-Interoperabilität?</w:t>
       </w:r>
       <w:r>
         <w:rPr>
-          <w:rStyle w:val="Funotenzeichen"/>
-        </w:rPr>
-        <w:footnoteReference w:id="16100"/>
+          <w:rStyle w:val="FootnoteReference"/>
+        </w:rPr>
+        <w:footnoteReference w:id="1"/>
       </w:r>
     </w:p>
     <w:p>
@@ -1806,56 +2146,53 @@
     <w:p>
       <w:r>
         <w:rPr>
-          <w:b w:val="1"/>
-          <w:bCs w:val="1"/>
+          <w:b/>
+          <w:bCs/>
         </w:rPr>
         <w:t>Hinweis: Bei „</w:t>
       </w:r>
       <w:r>
         <w:rPr>
-          <w:b w:val="1"/>
-          <w:bCs w:val="1"/>
-          <w:i w:val="1"/>
-          <w:iCs w:val="1"/>
+          <w:b/>
+          <w:bCs/>
+          <w:i/>
+          <w:iCs/>
         </w:rPr>
         <w:t>Nein, es ist kein Bezug vorhanden.</w:t>
       </w:r>
       <w:r>
         <w:rPr>
-          <w:b w:val="1"/>
-          <w:bCs w:val="1"/>
+          <w:b/>
+          <w:bCs/>
         </w:rPr>
         <w:t>” entfällt die Interoperabilitäts-Bewertung. Sie können in diesem Dokument direkt mit dem Abschnitt „</w:t>
       </w:r>
-      <w:r>
-        <w:fldChar w:fldCharType="begin"/>
-      </w:r>
-      <w:r>
-        <w:instrText xml:space="preserve">HYPERLINK  \l  "_Das_ist_jetzt" </w:instrText>
-      </w:r>
-      <w:r>
-        <w:fldChar w:fldCharType="separate"/>
-      </w:r>
-      <w:r>
-        <w:rPr>
-          <w:rStyle w:val="Hyperlink"/>
-          <w:b w:val="1"/>
-          <w:bCs w:val="1"/>
-        </w:rPr>
-        <w:t>Das ist jetzt zu tun</w:t>
-      </w:r>
-      <w:r>
-        <w:fldChar w:fldCharType="end"/>
-      </w:r>
-      <w:r>
-        <w:rPr>
-          <w:b w:val="1"/>
-          <w:bCs w:val="1"/>
+      <w:hyperlink w:anchor="_Das_ist_jetzt" w:history="1">
+        <w:r>
+          <w:rPr>
+            <w:rStyle w:val="Hyperlink"/>
+            <w:b/>
+            <w:bCs/>
+          </w:rPr>
+          <w:t>Das ist jetzt zu tun</w:t>
+        </w:r>
+      </w:hyperlink>
+      <w:r>
+        <w:rPr>
+          <w:b/>
+          <w:bCs/>
         </w:rPr>
         <w:t>” weitermachen.</w:t>
       </w:r>
     </w:p>
-    <w:p/>
+    <w:p>
+      <w:pPr>
+        <w:spacing w:before="0" w:after="0"/>
+      </w:pPr>
+      <w:r>
+        <w:br w:type="page"/>
+      </w:r>
+    </w:p>
     <w:p>
       <w:pPr>
         <w:pStyle w:val="TitleA"/>
@@ -1876,15 +2213,15 @@
           <w:sz w:val="32"/>
           <w:szCs w:val="32"/>
         </w:rPr>
+        <w:lastRenderedPageBreak/>
         <w:t>8. Verbindliche Anforderungen</w:t>
       </w:r>
     </w:p>
     <w:p>
       <w:r>
-        <w:rPr/>
         <w:t xml:space="preserve">In diesem Schritt wird gefragt, welche verbindlichen Anforderungen, d. h. Festlegungen im Sinne von </w:t>
       </w:r>
-      <w:hyperlink r:id="R37ae18739c074c21">
+      <w:hyperlink r:id="rId9" w:anchor="art_2">
         <w:r>
           <w:rPr>
             <w:color w:val="0563C1"/>
@@ -1894,107 +2231,307 @@
         </w:r>
       </w:hyperlink>
       <w:r>
-        <w:rPr/>
         <w:t xml:space="preserve">, von Ihrer Regelung betroffen </w:t>
       </w:r>
-      <w:bookmarkStart w:name="_Int_LYnR7QKZ" w:id="586596394"/>
-      <w:r>
-        <w:rPr/>
+      <w:r>
         <w:t>sind.</w:t>
       </w:r>
-      <w:r>
-        <w:rPr>
-          <w:rStyle w:val="Funotenzeichen"/>
-        </w:rPr>
-        <w:footnoteReference w:id="1"/>
-      </w:r>
-      <w:bookmarkEnd w:id="586596394"/>
-    </w:p>
-    <w:p>
-      <w:pPr>
-        <w:rPr>
-          <w:rFonts w:ascii="Arial" w:hAnsi="Arial" w:eastAsia="Arial Unicode MS" w:cs="Arial Unicode MS"/>
-          <w:noProof w:val="0"/>
-          <w:color w:val="000000" w:themeColor="text1" w:themeTint="FF" w:themeShade="FF"/>
-          <w:lang w:val="de-DE"/>
-        </w:rPr>
-      </w:pPr>
-      <w:r>
-        <w:rPr>
-          <w:rFonts w:ascii="Arial" w:hAnsi="Arial" w:eastAsia="Arial Unicode MS" w:cs="Arial Unicode MS"/>
-          <w:noProof w:val="0"/>
-          <w:color w:val="000000" w:themeColor="text1" w:themeTint="FF" w:themeShade="FF"/>
-          <w:lang w:val="de-DE"/>
-        </w:rPr>
+    </w:p>
+    <w:p>
+      <w:r>
         <w:t>Geben Sie außerdem an, auf welche grenzüberschreitenden digitalen Verwaltungsdienste sich diese Anforderungen auswirken. Dies betrifft sowohl von der Regelung benannte Dienste als auch den Vollzug.</w:t>
       </w:r>
-      <w:r>
-        <w:rPr>
-          <w:rStyle w:val="Funotenzeichen"/>
-          <w:rFonts w:ascii="Arial" w:hAnsi="Arial" w:eastAsia="Arial Unicode MS" w:cs="Arial Unicode MS"/>
-          <w:noProof w:val="0"/>
-          <w:color w:val="000000" w:themeColor="text1" w:themeTint="FF" w:themeShade="FF"/>
-          <w:lang w:val="de-DE"/>
-        </w:rPr>
-        <w:footnoteReference w:id="10890"/>
-      </w:r>
-      <w:r>
-        <w:rPr>
-          <w:rFonts w:ascii="Arial" w:hAnsi="Arial" w:eastAsia="Arial Unicode MS" w:cs="Arial Unicode MS"/>
-          <w:noProof w:val="0"/>
-          <w:color w:val="000000" w:themeColor="text1" w:themeTint="FF" w:themeShade="FF"/>
-          <w:lang w:val="de-DE"/>
-        </w:rPr>
-        <w:t xml:space="preserve"> </w:t>
-      </w:r>
-    </w:p>
-    <w:p>
-      <w:pPr>
-        <w:pStyle w:val="berschrift2"/>
-        <w:rPr>
-          <w:rFonts w:ascii="Arial" w:hAnsi="Arial" w:eastAsia="Arial Unicode MS" w:cs="Arial Unicode MS"/>
-          <w:noProof w:val="0"/>
-          <w:color w:val="000000" w:themeColor="text1" w:themeTint="FF" w:themeShade="FF"/>
-          <w:lang w:val="de-DE"/>
-        </w:rPr>
-      </w:pPr>
-      <w:r>
-        <w:rPr>
-          <w:noProof w:val="0"/>
-          <w:lang w:val="de-DE"/>
-        </w:rPr>
+    </w:p>
+    <w:p/>
+    <w:tbl>
+      <w:tblPr>
+        <w:tblStyle w:val="TableGrid"/>
+        <w:tblW w:w="0" w:type="auto"/>
+        <w:tblBorders>
+          <w:top w:val="none" w:sz="0" w:space="0" w:color="auto"/>
+          <w:left w:val="none" w:sz="0" w:space="0" w:color="auto"/>
+          <w:bottom w:val="none" w:sz="0" w:space="0" w:color="auto"/>
+          <w:right w:val="none" w:sz="0" w:space="0" w:color="auto"/>
+          <w:insideH w:val="none" w:sz="0" w:space="0" w:color="auto"/>
+          <w:insideV w:val="none" w:sz="0" w:space="0" w:color="auto"/>
+        </w:tblBorders>
+        <w:shd w:val="clear" w:color="auto" w:fill="FFF9D2"/>
+        <w:tblLook w:val="04A0" w:firstRow="1" w:lastRow="0" w:firstColumn="1" w:lastColumn="0" w:noHBand="0" w:noVBand="1"/>
+      </w:tblPr>
+      <w:tblGrid>
+        <w:gridCol w:w="9010"/>
+      </w:tblGrid>
+      <w:tr>
+        <w:tc>
+          <w:tcPr>
+            <w:tcW w:w="9010" w:type="dxa"/>
+            <w:shd w:val="clear" w:color="auto" w:fill="FFF9D2"/>
+          </w:tcPr>
+          <w:p>
+            <w:pPr>
+              <w:pBdr>
+                <w:top w:val="none" w:sz="0" w:space="0" w:color="auto"/>
+                <w:left w:val="none" w:sz="0" w:space="0" w:color="auto"/>
+                <w:bottom w:val="none" w:sz="0" w:space="0" w:color="auto"/>
+                <w:right w:val="none" w:sz="0" w:space="0" w:color="auto"/>
+                <w:between w:val="none" w:sz="0" w:space="0" w:color="auto"/>
+                <w:bar w:val="none" w:sz="0" w:color="auto"/>
+              </w:pBdr>
+              <w:rPr>
+                <w:b/>
+                <w:bCs/>
+              </w:rPr>
+            </w:pPr>
+            <w:r>
+              <w:rPr>
+                <w:b/>
+                <w:bCs/>
+              </w:rPr>
+              <w:t xml:space="preserve">Was ist eine verbindliche Anforderung? </w:t>
+            </w:r>
+          </w:p>
+          <w:p>
+            <w:pPr>
+              <w:pBdr>
+                <w:top w:val="none" w:sz="0" w:space="0" w:color="auto"/>
+                <w:left w:val="none" w:sz="0" w:space="0" w:color="auto"/>
+                <w:bottom w:val="none" w:sz="0" w:space="0" w:color="auto"/>
+                <w:right w:val="none" w:sz="0" w:space="0" w:color="auto"/>
+                <w:between w:val="none" w:sz="0" w:space="0" w:color="auto"/>
+                <w:bar w:val="none" w:sz="0" w:color="auto"/>
+              </w:pBdr>
+            </w:pPr>
+            <w:r>
+              <w:t>Verbindliche Anforderungen können Vorgaben z. B. durch Gesetze oder Verordnungen sein. Der Begriff schließt aber auch Verträge oder Ausschreibungen ein. Entscheidend ist außerdem die Frage, ob die Vorgabe festschreibt, wie Daten zwischen Systemen verschiedener EU-Länder fließen einer Bewertung ergeben und Sie möchten auch keine freiwillige Bewertung durchführen, wählen Sie die Option "Nein, es ist kein Bezug vorhanden".</w:t>
+            </w:r>
+          </w:p>
+          <w:p>
+            <w:pPr>
+              <w:pBdr>
+                <w:top w:val="none" w:sz="0" w:space="0" w:color="auto"/>
+                <w:left w:val="none" w:sz="0" w:space="0" w:color="auto"/>
+                <w:bottom w:val="none" w:sz="0" w:space="0" w:color="auto"/>
+                <w:right w:val="none" w:sz="0" w:space="0" w:color="auto"/>
+                <w:between w:val="none" w:sz="0" w:space="0" w:color="auto"/>
+                <w:bar w:val="none" w:sz="0" w:color="auto"/>
+              </w:pBdr>
+              <w:rPr>
+                <w:b/>
+                <w:bCs/>
+              </w:rPr>
+            </w:pPr>
+            <w:r>
+              <w:rPr>
+                <w:b/>
+                <w:bCs/>
+              </w:rPr>
+              <w:t>Was sind grenzüberschreitende digitale Verwaltungsdienste?</w:t>
+            </w:r>
+          </w:p>
+          <w:p>
+            <w:pPr>
+              <w:pBdr>
+                <w:top w:val="none" w:sz="0" w:space="0" w:color="auto"/>
+                <w:left w:val="none" w:sz="0" w:space="0" w:color="auto"/>
+                <w:bottom w:val="none" w:sz="0" w:space="0" w:color="auto"/>
+                <w:right w:val="none" w:sz="0" w:space="0" w:color="auto"/>
+                <w:between w:val="none" w:sz="0" w:space="0" w:color="auto"/>
+                <w:bar w:val="none" w:sz="0" w:color="auto"/>
+              </w:pBdr>
+            </w:pPr>
+            <w:r>
+              <w:t>Digitale transeuropäische Dienste sind digitale Dienste und IT-Systeme, bei denen Daten zwischen Verwaltungen von EU-Mitgliedstaaten ausgetauscht werden. Das können grenzüberschreitende Registerabfragen oder Meldungen sein. Die Verordnung nennt folgende Beispiele:</w:t>
+            </w:r>
+          </w:p>
+          <w:p>
+            <w:pPr>
+              <w:numPr>
+                <w:ilvl w:val="0"/>
+                <w:numId w:val="6"/>
+              </w:numPr>
+              <w:pBdr>
+                <w:top w:val="none" w:sz="0" w:space="0" w:color="auto"/>
+                <w:left w:val="none" w:sz="0" w:space="0" w:color="auto"/>
+                <w:bottom w:val="none" w:sz="0" w:space="0" w:color="auto"/>
+                <w:right w:val="none" w:sz="0" w:space="0" w:color="auto"/>
+                <w:between w:val="none" w:sz="0" w:space="0" w:color="auto"/>
+                <w:bar w:val="none" w:sz="0" w:color="auto"/>
+              </w:pBdr>
+              <w:spacing w:before="120" w:after="0" w:line="276" w:lineRule="auto"/>
+              <w:ind w:left="680" w:hanging="340"/>
+            </w:pPr>
+            <w:r>
+              <w:t>Gegenseitige Anerkennung akademischer Diplome oder Berufsqualifikationen</w:t>
+            </w:r>
+          </w:p>
+          <w:p>
+            <w:pPr>
+              <w:numPr>
+                <w:ilvl w:val="0"/>
+                <w:numId w:val="6"/>
+              </w:numPr>
+              <w:pBdr>
+                <w:top w:val="none" w:sz="0" w:space="0" w:color="auto"/>
+                <w:left w:val="none" w:sz="0" w:space="0" w:color="auto"/>
+                <w:bottom w:val="none" w:sz="0" w:space="0" w:color="auto"/>
+                <w:right w:val="none" w:sz="0" w:space="0" w:color="auto"/>
+                <w:between w:val="none" w:sz="0" w:space="0" w:color="auto"/>
+                <w:bar w:val="none" w:sz="0" w:color="auto"/>
+              </w:pBdr>
+              <w:spacing w:before="120" w:after="0" w:line="276" w:lineRule="auto"/>
+              <w:ind w:left="680" w:hanging="340"/>
+            </w:pPr>
+            <w:r>
+              <w:t>Austausch von Fahrzeugdaten für die Verkehrssicherheit</w:t>
+            </w:r>
+          </w:p>
+          <w:p>
+            <w:pPr>
+              <w:numPr>
+                <w:ilvl w:val="0"/>
+                <w:numId w:val="6"/>
+              </w:numPr>
+              <w:pBdr>
+                <w:top w:val="none" w:sz="0" w:space="0" w:color="auto"/>
+                <w:left w:val="none" w:sz="0" w:space="0" w:color="auto"/>
+                <w:bottom w:val="none" w:sz="0" w:space="0" w:color="auto"/>
+                <w:right w:val="none" w:sz="0" w:space="0" w:color="auto"/>
+                <w:between w:val="none" w:sz="0" w:space="0" w:color="auto"/>
+                <w:bar w:val="none" w:sz="0" w:color="auto"/>
+              </w:pBdr>
+              <w:spacing w:before="120" w:after="0" w:line="276" w:lineRule="auto"/>
+              <w:ind w:left="680" w:hanging="340"/>
+            </w:pPr>
+            <w:r>
+              <w:t>Zugang zu Sozialversicherungs- und Gesundheitsdaten – darunter Pandemie- und Impfbescheinigungen</w:t>
+            </w:r>
+          </w:p>
+          <w:p>
+            <w:pPr>
+              <w:numPr>
+                <w:ilvl w:val="0"/>
+                <w:numId w:val="6"/>
+              </w:numPr>
+              <w:pBdr>
+                <w:top w:val="none" w:sz="0" w:space="0" w:color="auto"/>
+                <w:left w:val="none" w:sz="0" w:space="0" w:color="auto"/>
+                <w:bottom w:val="none" w:sz="0" w:space="0" w:color="auto"/>
+                <w:right w:val="none" w:sz="0" w:space="0" w:color="auto"/>
+                <w:between w:val="none" w:sz="0" w:space="0" w:color="auto"/>
+                <w:bar w:val="none" w:sz="0" w:color="auto"/>
+              </w:pBdr>
+              <w:spacing w:before="120" w:after="0" w:line="276" w:lineRule="auto"/>
+              <w:ind w:left="680" w:hanging="340"/>
+            </w:pPr>
+            <w:r>
+              <w:t>Informationsaustausch in Bezug auf Steuern, Zölle, Vergabe öffentlicher Aufträge</w:t>
+            </w:r>
+          </w:p>
+          <w:p>
+            <w:pPr>
+              <w:numPr>
+                <w:ilvl w:val="0"/>
+                <w:numId w:val="6"/>
+              </w:numPr>
+              <w:pBdr>
+                <w:top w:val="none" w:sz="0" w:space="0" w:color="auto"/>
+                <w:left w:val="none" w:sz="0" w:space="0" w:color="auto"/>
+                <w:bottom w:val="none" w:sz="0" w:space="0" w:color="auto"/>
+                <w:right w:val="none" w:sz="0" w:space="0" w:color="auto"/>
+                <w:between w:val="none" w:sz="0" w:space="0" w:color="auto"/>
+                <w:bar w:val="none" w:sz="0" w:color="auto"/>
+              </w:pBdr>
+              <w:spacing w:before="120" w:after="0" w:line="276" w:lineRule="auto"/>
+              <w:ind w:left="680" w:hanging="340"/>
+            </w:pPr>
+            <w:r>
+              <w:t>Digitale Führerscheine</w:t>
+            </w:r>
+          </w:p>
+          <w:p>
+            <w:pPr>
+              <w:numPr>
+                <w:ilvl w:val="0"/>
+                <w:numId w:val="6"/>
+              </w:numPr>
+              <w:pBdr>
+                <w:top w:val="none" w:sz="0" w:space="0" w:color="auto"/>
+                <w:left w:val="none" w:sz="0" w:space="0" w:color="auto"/>
+                <w:bottom w:val="none" w:sz="0" w:space="0" w:color="auto"/>
+                <w:right w:val="none" w:sz="0" w:space="0" w:color="auto"/>
+                <w:between w:val="none" w:sz="0" w:space="0" w:color="auto"/>
+                <w:bar w:val="none" w:sz="0" w:color="auto"/>
+              </w:pBdr>
+              <w:spacing w:before="120" w:after="0" w:line="276" w:lineRule="auto"/>
+              <w:ind w:left="680" w:hanging="340"/>
+            </w:pPr>
+            <w:r>
+              <w:t>Handelsregister</w:t>
+            </w:r>
+          </w:p>
+          <w:p>
+            <w:r>
+              <w:t xml:space="preserve">Siehe </w:t>
+            </w:r>
+            <w:hyperlink r:id="rId10" w:anchor="rct_6">
+              <w:proofErr w:type="spellStart"/>
+              <w:r>
+                <w:rPr>
+                  <w:color w:val="0563C1"/>
+                  <w:u w:val="single"/>
+                </w:rPr>
+                <w:t>ErwG</w:t>
+              </w:r>
+              <w:proofErr w:type="spellEnd"/>
+              <w:r>
+                <w:rPr>
+                  <w:color w:val="0563C1"/>
+                  <w:u w:val="single"/>
+                </w:rPr>
+                <w:t xml:space="preserve"> 6 der Verordnung (EU) 2024/903</w:t>
+              </w:r>
+            </w:hyperlink>
+            <w:r>
+              <w:t>.</w:t>
+            </w:r>
+          </w:p>
+        </w:tc>
+      </w:tr>
+    </w:tbl>
+    <w:p/>
+    <w:p>
+      <w:pPr>
+        <w:spacing w:before="0" w:after="0"/>
+      </w:pPr>
+      <w:r>
+        <w:br w:type="page"/>
+      </w:r>
+    </w:p>
+    <w:p>
+      <w:pPr>
+        <w:pStyle w:val="Heading2"/>
+        <w:rPr>
+          <w:color w:val="000000" w:themeColor="text1"/>
+        </w:rPr>
+      </w:pPr>
+      <w:r>
+        <w:lastRenderedPageBreak/>
         <w:t>In der Regelung enthaltene verbindliche Anforderungen</w:t>
       </w:r>
     </w:p>
     <w:p>
       <w:r>
-        <w:rPr>
-          <w:rFonts w:ascii="Arial" w:hAnsi="Arial" w:eastAsia="Arial Unicode MS" w:cs="Arial Unicode MS"/>
-        </w:rPr>
         <w:t>{{BINDING_REQUIREMENTS_TABLE}}</w:t>
       </w:r>
     </w:p>
     <w:p>
       <w:pPr>
-        <w:pStyle w:val="Standard"/>
-        <w:suppressLineNumbers w:val="0"/>
-        <w:pBdr>
-          <w:top w:val="nil" w:color="000000" w:sz="0" w:space="0"/>
-          <w:left w:val="nil" w:color="000000" w:sz="0" w:space="0"/>
-          <w:bottom w:val="nil" w:color="000000" w:sz="0" w:space="0"/>
-          <w:right w:val="nil" w:color="000000" w:sz="0" w:space="0"/>
-          <w:between w:val="nil" w:color="000000" w:sz="0" w:space="0"/>
-        </w:pBdr>
-        <w:bidi w:val="0"/>
-        <w:spacing w:before="180" w:beforeAutospacing="off" w:after="120" w:afterAutospacing="off" w:line="259" w:lineRule="auto"/>
-        <w:ind w:left="0" w:right="0"/>
-        <w:jc w:val="left"/>
-      </w:pPr>
-      <w:r>
-        <w:rPr>
-          <w:rFonts w:ascii="Arial" w:hAnsi="Arial" w:eastAsia="Arial Unicode MS" w:cs="Arial Unicode MS"/>
-          <w:b w:val="1"/>
-          <w:bCs w:val="1"/>
+        <w:spacing w:line="259" w:lineRule="auto"/>
+      </w:pPr>
+      <w:r>
+        <w:rPr>
+          <w:b/>
+          <w:bCs/>
           <w:sz w:val="24"/>
           <w:szCs w:val="24"/>
         </w:rPr>
@@ -2002,181 +2539,45 @@
       </w:r>
     </w:p>
     <w:p>
-      <w:pPr>
-        <w:pBdr>
-          <w:top w:val="nil" w:color="000000" w:sz="0" w:space="0"/>
-          <w:left w:val="nil" w:color="000000" w:sz="0" w:space="0"/>
-          <w:bottom w:val="nil" w:color="000000" w:sz="0" w:space="0"/>
-          <w:right w:val="nil" w:color="000000" w:sz="0" w:space="0"/>
-          <w:between w:val="nil" w:color="000000" w:sz="0" w:space="0"/>
-        </w:pBdr>
-        <w:ind w:left="0"/>
-      </w:pPr>
-      <w:r>
-        <w:rPr>
-          <w:rFonts w:ascii="Arial" w:hAnsi="Arial" w:eastAsia="Arial Unicode MS" w:cs="Arial Unicode MS"/>
-        </w:rPr>
+      <w:r>
         <w:t>Bitte wiederholen Sie die Tabelle für jede verbindliche Anforderung.</w:t>
       </w:r>
     </w:p>
     <w:p>
-      <w:pPr>
-        <w:pStyle w:val="Standard"/>
-        <w:pBdr>
-          <w:top w:val="nil" w:color="000000" w:sz="0" w:space="0"/>
-          <w:left w:val="nil" w:color="000000" w:sz="0" w:space="0"/>
-          <w:bottom w:val="nil" w:color="000000" w:sz="0" w:space="0"/>
-          <w:right w:val="nil" w:color="000000" w:sz="0" w:space="0"/>
-          <w:between w:val="nil" w:color="000000" w:sz="0" w:space="0"/>
-        </w:pBdr>
-        <w:ind w:left="0"/>
-      </w:pPr>
-      <w:r>
-        <w:rPr>
-          <w:rFonts w:ascii="Arial" w:hAnsi="Arial" w:eastAsia="Arial Unicode MS" w:cs="Arial Unicode MS"/>
-          <w:b w:val="1"/>
-          <w:bCs w:val="1"/>
-        </w:rPr>
-        <w:t>Betroffene grenzüberschreitende digitale Verwaltungsdienste:</w:t>
-      </w:r>
-      <w:r>
-        <w:rPr>
-          <w:rFonts w:ascii="Arial" w:hAnsi="Arial" w:eastAsia="Arial Unicode MS" w:cs="Arial Unicode MS"/>
-        </w:rPr>
+      <w:r>
+        <w:rPr>
+          <w:b/>
+          <w:bCs/>
+        </w:rPr>
+        <w:t>Für welche Bereiche sind diese Dienste relevant:</w:t>
+      </w:r>
+      <w:r>
+        <w:t xml:space="preserve"> Verfügbare Bereiche: Verteidigung; Wirtschaftliche Angelegenheiten;</w:t>
+      </w:r>
+      <w:r>
         <w:t xml:space="preserve"> </w:t>
       </w:r>
       <w:r>
-        <w:rPr>
-          <w:rFonts w:ascii="Arial" w:hAnsi="Arial" w:eastAsia="Arial Unicode MS" w:cs="Arial Unicode MS"/>
-          <w:noProof w:val="0"/>
-          <w:color w:val="000000" w:themeColor="text1" w:themeTint="FF" w:themeShade="FF"/>
-          <w:lang w:val="de-DE"/>
-        </w:rPr>
-        <w:t xml:space="preserve">Siehe </w:t>
-      </w:r>
-      <w:hyperlink r:id="R1f48069cc94b46fd">
-        <w:r>
-          <w:rPr>
-            <w:rFonts w:ascii="Arial" w:hAnsi="Arial" w:eastAsia="Arial Unicode MS" w:cs="Arial Unicode MS"/>
-            <w:noProof w:val="0"/>
-            <w:color w:val="0563C1"/>
-            <w:u w:val="single"/>
-            <w:lang w:val="de-DE" w:eastAsia="ja-JP" w:bidi="ar-SA"/>
-          </w:rPr>
-          <w:t>ErwG 6 der Verordnung (EU) 2024/903</w:t>
-        </w:r>
-      </w:hyperlink>
-      <w:r>
-        <w:rPr>
-          <w:rFonts w:ascii="Arial" w:hAnsi="Arial" w:eastAsia="Arial Unicode MS" w:cs="Arial Unicode MS"/>
-          <w:noProof w:val="0"/>
-          <w:color w:val="000000" w:themeColor="text1" w:themeTint="FF" w:themeShade="FF"/>
-          <w:lang w:val="de-DE"/>
-        </w:rPr>
-        <w:t>.</w:t>
-      </w:r>
-    </w:p>
-    <w:p>
-      <w:pPr>
-        <w:pStyle w:val="Standard"/>
-        <w:pBdr>
-          <w:top w:val="nil" w:color="000000" w:sz="0" w:space="0"/>
-          <w:left w:val="nil" w:color="000000" w:sz="0" w:space="0"/>
-          <w:bottom w:val="nil" w:color="000000" w:sz="0" w:space="0"/>
-          <w:right w:val="nil" w:color="000000" w:sz="0" w:space="0"/>
-          <w:between w:val="nil" w:color="000000" w:sz="0" w:space="0"/>
-        </w:pBdr>
-        <w:ind w:left="0"/>
-        <w:rPr>
-          <w:noProof w:val="0"/>
-          <w:lang w:val="de-DE"/>
-        </w:rPr>
-      </w:pPr>
-      <w:r>
-        <w:rPr>
-          <w:rFonts w:ascii="Arial" w:hAnsi="Arial" w:eastAsia="Arial Unicode MS" w:cs="Arial Unicode MS"/>
-          <w:b w:val="1"/>
-          <w:bCs w:val="1"/>
-          <w:noProof w:val="0"/>
-          <w:color w:val="000000" w:themeColor="text1" w:themeTint="FF" w:themeShade="FF"/>
-          <w:lang w:val="de-DE"/>
-        </w:rPr>
-        <w:t xml:space="preserve">Für welche Bereiche sind diese Dienste </w:t>
-      </w:r>
-      <w:r>
-        <w:rPr>
-          <w:rFonts w:ascii="Arial" w:hAnsi="Arial" w:eastAsia="Arial Unicode MS" w:cs="Arial Unicode MS"/>
-          <w:b w:val="1"/>
-          <w:bCs w:val="1"/>
-          <w:noProof w:val="0"/>
-          <w:color w:val="000000" w:themeColor="text1" w:themeTint="FF" w:themeShade="FF"/>
-          <w:lang w:val="de-DE"/>
-        </w:rPr>
-        <w:t>relevant:</w:t>
-      </w:r>
-      <w:r>
-        <w:rPr>
-          <w:rFonts w:ascii="Arial" w:hAnsi="Arial" w:eastAsia="Arial Unicode MS" w:cs="Arial Unicode MS"/>
-          <w:noProof w:val="0"/>
-          <w:color w:val="000000" w:themeColor="text1" w:themeTint="FF" w:themeShade="FF"/>
-          <w:lang w:val="de-DE"/>
-        </w:rPr>
-        <w:t xml:space="preserve"> </w:t>
-      </w:r>
-      <w:r>
-        <w:rPr>
-          <w:noProof w:val="0"/>
-          <w:lang w:val="de-DE"/>
-        </w:rPr>
-        <w:t xml:space="preserve">Verfügbare Bereiche: Verteidigung; Wirtschaftliche </w:t>
-      </w:r>
-      <w:r>
-        <w:rPr>
-          <w:noProof w:val="0"/>
-          <w:lang w:val="de-DE"/>
-        </w:rPr>
-        <w:t>Angelegenheiten;  Bildung</w:t>
-      </w:r>
-      <w:r>
-        <w:rPr>
-          <w:noProof w:val="0"/>
-          <w:lang w:val="de-DE"/>
-        </w:rPr>
-        <w:t>; Umweltschutz; Allgemeine Öffentliche Dienste; Gesundheit; Wohnungswesen und kommunale Einrichtungen; Öffentliche Ordnung und Sicherheit; Freizeit, Kultur und Religion; Sozialschutz</w:t>
-      </w:r>
-    </w:p>
-    <w:p>
-      <w:pPr>
-        <w:pBdr>
-          <w:top w:val="nil" w:color="000000" w:sz="0" w:space="0"/>
-          <w:left w:val="nil" w:color="000000" w:sz="0" w:space="0"/>
-          <w:bottom w:val="nil" w:color="000000" w:sz="0" w:space="0"/>
-          <w:right w:val="nil" w:color="000000" w:sz="0" w:space="0"/>
-          <w:between w:val="nil" w:color="000000" w:sz="0" w:space="0"/>
-        </w:pBdr>
-        <w:ind w:left="0"/>
-      </w:pPr>
-      <w:r>
-        <w:rPr>
-          <w:b w:val="1"/>
-          <w:bCs w:val="1"/>
+        <w:t>Bildung; Umweltschutz; Allgemeine Öffentliche Dienste; Gesundheit; Wohnungswesen und kommunale Einrichtungen; Öffentliche Ordnung und Sicherheit; Freizeit, Kultur und Religion; Sozialschutz</w:t>
+      </w:r>
+    </w:p>
+    <w:p>
+      <w:r>
+        <w:rPr>
+          <w:b/>
+          <w:bCs/>
         </w:rPr>
         <w:t>Für wen gilt diese verbindliche Anforderung:</w:t>
       </w:r>
       <w:r>
-        <w:rPr/>
-        <w:t xml:space="preserve"> </w:t>
-      </w:r>
-      <w:r>
-        <w:rPr/>
-        <w:t xml:space="preserve">Auswahlmöglichkeiten: Öffentliche Stelle (Kommunen / lokal); Öffentliche Stelle (Länder / regional), Öffentliche Stelle (Bund / national); EU-Institution; EU-Agentur; EU-Einrichtung; Private Unternehmen </w:t>
+        <w:t xml:space="preserve"> Auswahlmöglichkeiten: Öffentliche Stelle (Kommunen / lokal); Öffentliche Stelle (Länder / regional), Öffentliche Stelle (Bund / national); EU-Institution; EU-Agentur; EU-Einrichtung; Private Unternehmen </w:t>
       </w:r>
     </w:p>
     <w:p>
       <w:pPr>
         <w:pStyle w:val="Normal0"/>
         <w:pBdr>
-          <w:bottom w:val="single" w:color="000000" w:sz="6" w:space="0"/>
+          <w:bottom w:val="single" w:sz="6" w:space="0" w:color="000000"/>
         </w:pBdr>
       </w:pPr>
     </w:p>
@@ -2186,203 +2587,287 @@
       </w:r>
     </w:p>
     <w:p>
-      <w:pPr>
-        <w:pStyle w:val="Standard"/>
-      </w:pPr>
-      <w:r>
-        <w:rPr>
-          <w:rFonts w:ascii="Arial" w:hAnsi="Arial" w:eastAsia="Arial" w:cs="Arial"/>
-          <w:noProof w:val="0"/>
-          <w:color w:val="000000" w:themeColor="text1" w:themeTint="FF" w:themeShade="FF"/>
+      <w:r>
+        <w:rPr>
+          <w:rFonts w:eastAsia="Arial" w:cs="Arial"/>
+          <w:b/>
+          <w:bCs/>
+          <w:sz w:val="32"/>
+          <w:szCs w:val="32"/>
+        </w:rPr>
+        <w:lastRenderedPageBreak/>
+        <w:t>9.1 Rechtliche Grundlage für den Datenaustausch schaffen</w:t>
+      </w:r>
+    </w:p>
+    <w:p>
+      <w:r>
+        <w:t>Eine Regelung sollte so gestaltet sein, dass Behörden Daten über Grenzen hinweg austauschen dürfen. Keine rechtlichen Barrieren dürfen einen digitalen Austausch blockieren.</w:t>
+      </w:r>
+      <w:r>
+        <w:rPr>
+          <w:rStyle w:val="FootnoteReference"/>
+        </w:rPr>
+        <w:footnoteReference w:id="2"/>
+      </w:r>
+    </w:p>
+    <w:p>
+      <w:r>
+        <w:t xml:space="preserve">Schafft das Regelungsvorhaben die </w:t>
+      </w:r>
+      <w:r>
+        <w:rPr>
+          <w:b/>
+          <w:bCs/>
+        </w:rPr>
+        <w:t xml:space="preserve">rechtlichen </w:t>
+      </w:r>
+      <w:r>
+        <w:t>Voraussetzungen für einen Datenaustausch innerhalb der EU?</w:t>
+      </w:r>
+    </w:p>
+    <w:p>
+      <w:pPr>
+        <w:shd w:val="clear" w:color="auto" w:fill="FFF9D2"/>
+        <w:spacing w:before="0"/>
+      </w:pPr>
+      <w:r>
+        <w:rPr>
+          <w:rFonts w:eastAsia="Arial" w:cs="Arial"/>
+        </w:rPr>
+        <w:t>Löschen Sie raus, was nicht zutrifft:</w:t>
+      </w:r>
+    </w:p>
+    <w:p>
+      <w:pPr>
+        <w:pBdr>
+          <w:top w:val="single" w:sz="4" w:space="4" w:color="000000"/>
+          <w:left w:val="single" w:sz="4" w:space="4" w:color="000000"/>
+          <w:bottom w:val="single" w:sz="4" w:space="4" w:color="000000"/>
+          <w:right w:val="single" w:sz="4" w:space="4" w:color="000000"/>
+        </w:pBdr>
+        <w:shd w:val="clear" w:color="auto" w:fill="F2F6F8"/>
+        <w:spacing w:before="120" w:line="259" w:lineRule="auto"/>
+      </w:pPr>
+      <w:r>
+        <w:rPr>
+          <w:rFonts w:eastAsia="Arial" w:cs="Arial"/>
+        </w:rPr>
+        <w:t>{{</w:t>
+      </w:r>
+      <w:r>
+        <w:rPr>
+          <w:rFonts w:eastAsia="Arial" w:cs="Arial"/>
+        </w:rPr>
+        <w:t>IO_</w:t>
+      </w:r>
+      <w:r>
+        <w:rPr>
+          <w:rFonts w:eastAsia="Arial" w:cs="Arial"/>
+        </w:rPr>
+        <w:t>LEGAL_</w:t>
+      </w:r>
+      <w:r>
+        <w:rPr>
+          <w:rFonts w:eastAsia="Arial" w:cs="Arial"/>
+        </w:rPr>
+        <w:t>RATING</w:t>
+      </w:r>
+      <w:r>
+        <w:rPr>
+          <w:rFonts w:eastAsia="Arial" w:cs="Arial"/>
+        </w:rPr>
+        <w:t>}}</w:t>
+      </w:r>
+    </w:p>
+    <w:p>
+      <w:pPr>
+        <w:ind w:left="720"/>
+      </w:pPr>
+      <w:r>
+        <w:rPr>
+          <w:rFonts w:eastAsia="Arial" w:cs="Arial"/>
+        </w:rPr>
+        <w:t xml:space="preserve">Wenn “Ja, gänzlich oder teilweise” und “Nein” zutreffen: </w:t>
+      </w:r>
+      <w:r>
+        <w:br/>
+      </w:r>
+      <w:r>
+        <w:br/>
+      </w:r>
+      <w:r>
+        <w:rPr>
+          <w:rFonts w:eastAsia="Arial" w:cs="Arial"/>
           <w:sz w:val="16"/>
           <w:szCs w:val="16"/>
-          <w:lang w:val="de-DE"/>
-        </w:rPr>
-        <w:t>Rechtliche Interoperabilität</w:t>
-      </w:r>
-    </w:p>
-    <w:p>
-      <w:pPr>
-        <w:spacing w:before="180" w:beforeAutospacing="off" w:after="120" w:afterAutospacing="off"/>
-      </w:pPr>
-      <w:r>
-        <w:rPr>
-          <w:rFonts w:ascii="Arial" w:hAnsi="Arial" w:eastAsia="Arial" w:cs="Arial"/>
-          <w:b w:val="1"/>
-          <w:bCs w:val="1"/>
-          <w:noProof w:val="0"/>
-          <w:color w:val="000000" w:themeColor="text1" w:themeTint="FF" w:themeShade="FF"/>
+        </w:rPr>
+        <w:t>Dokumentieren Sie Ihre Erläuterung, z. B.: „Behörde A wird ermächtigt, Daten von Behörde B abzurufen.“</w:t>
+      </w:r>
+    </w:p>
+    <w:p>
+      <w:pPr>
+        <w:pBdr>
+          <w:top w:val="single" w:sz="4" w:space="4" w:color="000000"/>
+          <w:left w:val="single" w:sz="4" w:space="4" w:color="000000"/>
+          <w:bottom w:val="single" w:sz="4" w:space="4" w:color="000000"/>
+          <w:right w:val="single" w:sz="4" w:space="4" w:color="000000"/>
+        </w:pBdr>
+        <w:shd w:val="clear" w:color="auto" w:fill="F2F6F8"/>
+        <w:spacing w:before="60" w:line="259" w:lineRule="auto"/>
+        <w:ind w:left="720"/>
+      </w:pPr>
+      <w:r>
+        <w:rPr>
+          <w:rFonts w:eastAsia="Arial" w:cs="Arial"/>
+        </w:rPr>
+        <w:t>{{</w:t>
+      </w:r>
+      <w:r>
+        <w:rPr>
+          <w:rFonts w:eastAsia="Arial" w:cs="Arial"/>
+          <w:sz w:val="19"/>
+          <w:szCs w:val="19"/>
+        </w:rPr>
+        <w:t>IO_</w:t>
+      </w:r>
+      <w:r>
+        <w:rPr>
+          <w:rFonts w:eastAsia="Arial" w:cs="Arial"/>
+        </w:rPr>
+        <w:t>LEGAL_DETAIL}}</w:t>
+      </w:r>
+    </w:p>
+    <w:p>
+      <w:pPr>
+        <w:pStyle w:val="Normal0"/>
+        <w:pBdr>
+          <w:bottom w:val="single" w:sz="6" w:space="0" w:color="000000"/>
+        </w:pBdr>
+      </w:pPr>
+    </w:p>
+    <w:p>
+      <w:r>
+        <w:br w:type="page"/>
+      </w:r>
+    </w:p>
+    <w:p>
+      <w:r>
+        <w:rPr>
+          <w:rFonts w:eastAsia="Arial" w:cs="Arial"/>
+          <w:b/>
+          <w:bCs/>
           <w:sz w:val="32"/>
           <w:szCs w:val="32"/>
-          <w:lang w:val="de-DE"/>
-        </w:rPr>
-        <w:t>9.1 Rechtliche Grundlage für den Datenaustausch schaffen</w:t>
-      </w:r>
-    </w:p>
-    <w:p>
-      <w:pPr>
-        <w:pStyle w:val="Standard"/>
-        <w:rPr>
-          <w:noProof w:val="0"/>
-          <w:lang w:val="de-DE"/>
-        </w:rPr>
-      </w:pPr>
-      <w:r>
-        <w:rPr>
-          <w:noProof w:val="0"/>
-          <w:lang w:val="de-DE"/>
-        </w:rPr>
-        <w:t>Eine Regelung sollte so gestaltet sein, dass Behörden Daten über Grenzen hinweg austauschen dürfen. Keine rechtlichen Barrieren dürfen einen digitalen Austausch blockieren.</w:t>
-      </w:r>
-      <w:r>
-        <w:rPr>
-          <w:rStyle w:val="Funotenzeichen"/>
-          <w:noProof w:val="0"/>
-          <w:lang w:val="de-DE"/>
-        </w:rPr>
-        <w:footnoteReference w:id="24810"/>
-      </w:r>
-    </w:p>
-    <w:p>
-      <w:pPr>
-        <w:pStyle w:val="Standard"/>
-      </w:pPr>
-      <w:r>
-        <w:rPr>
-          <w:noProof w:val="0"/>
-          <w:lang w:val="de-DE"/>
+        </w:rPr>
+        <w:lastRenderedPageBreak/>
+        <w:t>9.2 Organisatorische Strukturen für Interoperabilität</w:t>
+      </w:r>
+    </w:p>
+    <w:p>
+      <w:pPr>
+        <w:rPr>
+          <w:rFonts w:eastAsia="Arial" w:cs="Arial"/>
+          <w:sz w:val="22"/>
+          <w:szCs w:val="22"/>
+        </w:rPr>
+      </w:pPr>
+      <w:r>
+        <w:rPr>
+          <w:rFonts w:eastAsia="Arial" w:cs="Arial"/>
+          <w:sz w:val="22"/>
+          <w:szCs w:val="22"/>
+        </w:rPr>
+        <w:t>Zuständigkeiten und Prozesse müssen so ausgestaltet sein, dass die Zusammenarbeit zwischen Behörden unterschiedlicher EU-Mitgliedstaaten reibungslos funktionieren kann.</w:t>
+      </w:r>
+      <w:r>
+        <w:rPr>
+          <w:rStyle w:val="FootnoteReference"/>
+          <w:rFonts w:eastAsia="Arial" w:cs="Arial"/>
+          <w:sz w:val="22"/>
+          <w:szCs w:val="22"/>
+        </w:rPr>
+        <w:footnoteReference w:id="3"/>
+      </w:r>
+    </w:p>
+    <w:p>
+      <w:r>
+        <w:rPr>
+          <w:rFonts w:eastAsia="Arial" w:cs="Arial"/>
+          <w:sz w:val="22"/>
+          <w:szCs w:val="22"/>
         </w:rPr>
         <w:t xml:space="preserve">Schafft das Regelungsvorhaben die </w:t>
       </w:r>
       <w:r>
         <w:rPr>
-          <w:b w:val="1"/>
-          <w:bCs w:val="1"/>
-          <w:noProof w:val="0"/>
-          <w:lang w:val="de-DE"/>
-        </w:rPr>
-        <w:t>rechtlichen</w:t>
-      </w:r>
-      <w:r>
-        <w:rPr>
-          <w:b w:val="1"/>
-          <w:bCs w:val="1"/>
-          <w:noProof w:val="0"/>
-          <w:lang w:val="de-DE"/>
-        </w:rPr>
-        <w:t xml:space="preserve"> </w:t>
-      </w:r>
-      <w:r>
-        <w:rPr>
-          <w:noProof w:val="0"/>
-          <w:lang w:val="de-DE"/>
-        </w:rPr>
-        <w:t>Voraussetzungen für einen Datenaustausch innerhalb der EU?</w:t>
+          <w:rFonts w:eastAsia="Arial" w:cs="Arial"/>
+          <w:b/>
+          <w:bCs/>
+          <w:sz w:val="22"/>
+          <w:szCs w:val="22"/>
+        </w:rPr>
+        <w:t>organisatorischen</w:t>
+      </w:r>
+      <w:r>
+        <w:rPr>
+          <w:rFonts w:eastAsia="Arial" w:cs="Arial"/>
+          <w:sz w:val="22"/>
+          <w:szCs w:val="22"/>
+        </w:rPr>
+        <w:t xml:space="preserve"> Voraussetzungen für einen Datenaustausch innerhalb der EU?</w:t>
       </w:r>
     </w:p>
     <w:p>
       <w:pPr>
         <w:shd w:val="clear" w:color="auto" w:fill="FFF9D2"/>
-        <w:spacing w:before="0" w:beforeAutospacing="off" w:after="120" w:afterAutospacing="off"/>
-      </w:pPr>
-      <w:r>
-        <w:rPr>
-          <w:rFonts w:ascii="Arial" w:hAnsi="Arial" w:eastAsia="Arial" w:cs="Arial"/>
-          <w:noProof w:val="0"/>
-          <w:color w:val="000000" w:themeColor="text1" w:themeTint="FF" w:themeShade="FF"/>
-          <w:sz w:val="20"/>
-          <w:szCs w:val="20"/>
-          <w:lang w:val="de-DE"/>
+        <w:spacing w:before="0"/>
+      </w:pPr>
+      <w:r>
+        <w:rPr>
+          <w:rFonts w:eastAsia="Arial" w:cs="Arial"/>
         </w:rPr>
         <w:t>Löschen Sie raus, was nicht zutrifft:</w:t>
       </w:r>
     </w:p>
     <w:p>
       <w:pPr>
-        <w:pStyle w:val="Standard"/>
-        <w:suppressLineNumbers w:val="0"/>
         <w:pBdr>
-          <w:top w:val="single" w:color="000000" w:sz="4" w:space="4"/>
-          <w:left w:val="single" w:color="000000" w:sz="4" w:space="4"/>
-          <w:bottom w:val="single" w:color="000000" w:sz="4" w:space="4"/>
-          <w:right w:val="single" w:color="000000" w:sz="4" w:space="4"/>
-          <w:between w:val="nil" w:color="FF000000" w:sz="0" w:space="0"/>
+          <w:top w:val="single" w:sz="4" w:space="4" w:color="000000"/>
+          <w:left w:val="single" w:sz="4" w:space="4" w:color="000000"/>
+          <w:bottom w:val="single" w:sz="4" w:space="4" w:color="000000"/>
+          <w:right w:val="single" w:sz="4" w:space="4" w:color="000000"/>
         </w:pBdr>
         <w:shd w:val="clear" w:color="auto" w:fill="F2F6F8"/>
-        <w:bidi w:val="0"/>
-        <w:spacing w:before="120" w:beforeAutospacing="off" w:after="120" w:afterAutospacing="off" w:line="259" w:lineRule="auto"/>
-        <w:ind w:left="0" w:right="0"/>
-        <w:jc w:val="left"/>
-      </w:pPr>
-      <w:r>
-        <w:rPr>
-          <w:rFonts w:ascii="Arial" w:hAnsi="Arial" w:eastAsia="Arial" w:cs="Arial"/>
-          <w:noProof w:val="0"/>
-          <w:color w:val="000000" w:themeColor="text1" w:themeTint="FF" w:themeShade="FF"/>
-          <w:sz w:val="20"/>
-          <w:szCs w:val="20"/>
-          <w:lang w:val="de-DE"/>
+        <w:spacing w:before="120" w:line="259" w:lineRule="auto"/>
+      </w:pPr>
+      <w:r>
+        <w:rPr>
+          <w:rFonts w:eastAsia="Arial" w:cs="Arial"/>
         </w:rPr>
         <w:t>{{</w:t>
       </w:r>
       <w:r>
         <w:rPr>
-          <w:rFonts w:ascii="Arial" w:hAnsi="Arial" w:eastAsia="Arial" w:cs="Arial"/>
-          <w:noProof w:val="0"/>
-          <w:color w:val="000000" w:themeColor="text1" w:themeTint="FF" w:themeShade="FF"/>
-          <w:sz w:val="20"/>
-          <w:szCs w:val="20"/>
-          <w:lang w:val="de-DE"/>
+          <w:rFonts w:eastAsia="Arial" w:cs="Arial"/>
+          <w:sz w:val="19"/>
+          <w:szCs w:val="19"/>
         </w:rPr>
         <w:t>IO_</w:t>
       </w:r>
       <w:r>
         <w:rPr>
-          <w:rFonts w:ascii="Arial" w:hAnsi="Arial" w:eastAsia="Arial" w:cs="Arial"/>
-          <w:noProof w:val="0"/>
-          <w:color w:val="000000" w:themeColor="text1" w:themeTint="FF" w:themeShade="FF"/>
-          <w:sz w:val="20"/>
-          <w:szCs w:val="20"/>
-          <w:lang w:val="de-DE"/>
-        </w:rPr>
-        <w:t>LEGAL_</w:t>
-      </w:r>
-      <w:r>
-        <w:rPr>
-          <w:rFonts w:ascii="Arial" w:hAnsi="Arial" w:eastAsia="Arial" w:cs="Arial"/>
-          <w:noProof w:val="0"/>
-          <w:color w:val="000000" w:themeColor="text1" w:themeTint="FF" w:themeShade="FF"/>
-          <w:sz w:val="20"/>
-          <w:szCs w:val="20"/>
-          <w:lang w:val="de-DE"/>
-        </w:rPr>
-        <w:t>RATING</w:t>
-      </w:r>
-      <w:r>
-        <w:rPr>
-          <w:rFonts w:ascii="Arial" w:hAnsi="Arial" w:eastAsia="Arial" w:cs="Arial"/>
-          <w:noProof w:val="0"/>
-          <w:color w:val="000000" w:themeColor="text1" w:themeTint="FF" w:themeShade="FF"/>
-          <w:sz w:val="20"/>
-          <w:szCs w:val="20"/>
-          <w:lang w:val="de-DE"/>
-        </w:rPr>
-        <w:t>}}</w:t>
-      </w:r>
-    </w:p>
-    <w:p>
-      <w:pPr>
-        <w:spacing w:before="180" w:beforeAutospacing="off" w:after="120" w:afterAutospacing="off"/>
-        <w:ind w:left="720" w:right="0"/>
-      </w:pPr>
-      <w:r>
-        <w:rPr>
-          <w:rFonts w:ascii="Arial" w:hAnsi="Arial" w:eastAsia="Arial" w:cs="Arial"/>
-          <w:noProof w:val="0"/>
-          <w:color w:val="000000" w:themeColor="text1" w:themeTint="FF" w:themeShade="FF"/>
-          <w:sz w:val="20"/>
-          <w:szCs w:val="20"/>
-          <w:lang w:val="de-DE"/>
+          <w:rFonts w:eastAsia="Arial" w:cs="Arial"/>
+        </w:rPr>
+        <w:t>ORGANIZATIONAL_RATING}}</w:t>
+      </w:r>
+    </w:p>
+    <w:p>
+      <w:pPr>
+        <w:ind w:left="720"/>
+      </w:pPr>
+      <w:r>
+        <w:rPr>
+          <w:rFonts w:eastAsia="Arial" w:cs="Arial"/>
         </w:rPr>
         <w:t xml:space="preserve">Wenn “Ja, gänzlich oder teilweise” und “Nein” zutreffen: </w:t>
       </w:r>
@@ -2394,72 +2879,51 @@
       </w:r>
       <w:r>
         <w:rPr>
-          <w:rFonts w:ascii="Arial" w:hAnsi="Arial" w:eastAsia="Arial" w:cs="Arial"/>
-          <w:noProof w:val="0"/>
-          <w:color w:val="000000" w:themeColor="text1" w:themeTint="FF" w:themeShade="FF"/>
+          <w:rFonts w:eastAsia="Arial" w:cs="Arial"/>
           <w:sz w:val="16"/>
           <w:szCs w:val="16"/>
-          <w:lang w:val="de-DE"/>
-        </w:rPr>
-        <w:t>Dokumentieren Sie Ihre Erläuterung, z. B.: „Behörde A wird ermächtigt, Daten von Behörde B abzurufen.“</w:t>
-      </w:r>
-    </w:p>
-    <w:p>
-      <w:pPr>
-        <w:pStyle w:val="Standard"/>
-        <w:suppressLineNumbers w:val="0"/>
+        </w:rPr>
+        <w:t>Dokumentieren Sie Ihre Erläuterung, z. B.: „Anträge müssen innerhalb von 3 Tagen an die zuständige Stelle weitergeleitet werden.“ und Benennung der zuständigen Behörden.“</w:t>
+      </w:r>
+    </w:p>
+    <w:p>
+      <w:pPr>
         <w:pBdr>
-          <w:top w:val="single" w:color="000000" w:sz="4" w:space="4"/>
-          <w:left w:val="single" w:color="000000" w:sz="4" w:space="4"/>
-          <w:bottom w:val="single" w:color="000000" w:sz="4" w:space="4"/>
-          <w:right w:val="single" w:color="000000" w:sz="4" w:space="4"/>
-          <w:between w:val="nil" w:color="FF000000" w:sz="0" w:space="0"/>
+          <w:top w:val="single" w:sz="4" w:space="4" w:color="000000"/>
+          <w:left w:val="single" w:sz="4" w:space="4" w:color="000000"/>
+          <w:bottom w:val="single" w:sz="4" w:space="4" w:color="000000"/>
+          <w:right w:val="single" w:sz="4" w:space="4" w:color="000000"/>
         </w:pBdr>
         <w:shd w:val="clear" w:color="auto" w:fill="F2F6F8"/>
-        <w:bidi w:val="0"/>
-        <w:spacing w:before="60" w:beforeAutospacing="off" w:after="120" w:afterAutospacing="off" w:line="259" w:lineRule="auto"/>
-        <w:ind w:left="720" w:right="0"/>
-        <w:jc w:val="left"/>
-      </w:pPr>
-      <w:r>
-        <w:rPr>
-          <w:rFonts w:ascii="Arial" w:hAnsi="Arial" w:eastAsia="Arial" w:cs="Arial"/>
-          <w:noProof w:val="0"/>
-          <w:color w:val="000000" w:themeColor="text1" w:themeTint="FF" w:themeShade="FF"/>
-          <w:sz w:val="20"/>
-          <w:szCs w:val="20"/>
-          <w:lang w:val="de-DE"/>
+        <w:spacing w:before="60"/>
+        <w:ind w:left="720"/>
+      </w:pPr>
+      <w:r>
+        <w:rPr>
+          <w:rFonts w:eastAsia="Arial" w:cs="Arial"/>
         </w:rPr>
         <w:t>{{</w:t>
       </w:r>
       <w:r>
         <w:rPr>
-          <w:rFonts w:ascii="Arial" w:hAnsi="Arial" w:eastAsia="Arial" w:cs="Arial"/>
-          <w:noProof w:val="0"/>
-          <w:color w:val="000000" w:themeColor="text1" w:themeTint="FF" w:themeShade="FF"/>
+          <w:rFonts w:eastAsia="Arial" w:cs="Arial"/>
           <w:sz w:val="19"/>
           <w:szCs w:val="19"/>
-          <w:lang w:val="de-DE"/>
         </w:rPr>
         <w:t>IO_</w:t>
       </w:r>
       <w:r>
         <w:rPr>
-          <w:rFonts w:ascii="Arial" w:hAnsi="Arial" w:eastAsia="Arial" w:cs="Arial"/>
-          <w:noProof w:val="0"/>
-          <w:color w:val="000000" w:themeColor="text1" w:themeTint="FF" w:themeShade="FF"/>
-          <w:sz w:val="20"/>
-          <w:szCs w:val="20"/>
-          <w:lang w:val="de-DE"/>
-        </w:rPr>
-        <w:t>LEGAL_DETAIL}}</w:t>
+          <w:rFonts w:eastAsia="Arial" w:cs="Arial"/>
+        </w:rPr>
+        <w:t>ORGANIZATIONAL_DETAIL}}</w:t>
       </w:r>
     </w:p>
     <w:p>
       <w:pPr>
         <w:pStyle w:val="Normal0"/>
         <w:pBdr>
-          <w:bottom w:val="single" w:color="000000" w:sz="6" w:space="0"/>
+          <w:bottom w:val="single" w:sz="6" w:space="0" w:color="000000"/>
         </w:pBdr>
       </w:pPr>
     </w:p>
@@ -2469,196 +2933,333 @@
       </w:r>
     </w:p>
     <w:p>
-      <w:pPr>
-        <w:spacing w:before="180" w:beforeAutospacing="off" w:after="120" w:afterAutospacing="off"/>
-      </w:pPr>
-      <w:r>
-        <w:rPr>
-          <w:rFonts w:ascii="Arial" w:hAnsi="Arial" w:eastAsia="Arial" w:cs="Arial"/>
-          <w:noProof w:val="0"/>
-          <w:color w:val="000000" w:themeColor="text1" w:themeTint="FF" w:themeShade="FF"/>
+      <w:r>
+        <w:rPr>
+          <w:rFonts w:eastAsia="Arial" w:cs="Arial"/>
+          <w:b/>
+          <w:bCs/>
+          <w:sz w:val="32"/>
+          <w:szCs w:val="32"/>
+        </w:rPr>
+        <w:lastRenderedPageBreak/>
+        <w:t>9.3 Gemeinsame Bedeutung von Daten sicherstellen</w:t>
+      </w:r>
+    </w:p>
+    <w:p>
+      <w:pPr>
+        <w:rPr>
+          <w:rFonts w:eastAsia="Arial" w:cs="Arial"/>
+          <w:sz w:val="22"/>
+          <w:szCs w:val="22"/>
+        </w:rPr>
+      </w:pPr>
+      <w:r>
+        <w:rPr>
+          <w:rFonts w:eastAsia="Arial" w:cs="Arial"/>
+          <w:sz w:val="22"/>
+          <w:szCs w:val="22"/>
+        </w:rPr>
+        <w:t>Semantische Klarheit sorgt dafür, dass „was gesendet wird, auch genau so verstanden wird“. Rechtsbegriffe müssen gleich definiert und Datenfelder kompatibel sein, damit IT-Systeme sie zweifelsfrei verarbeiten können</w:t>
+      </w:r>
+      <w:r>
+        <w:rPr>
+          <w:rFonts w:eastAsia="Arial" w:cs="Arial"/>
+          <w:sz w:val="22"/>
+          <w:szCs w:val="22"/>
+        </w:rPr>
+        <w:t>.</w:t>
+      </w:r>
+      <w:r>
+        <w:rPr>
+          <w:rStyle w:val="FootnoteReference"/>
+          <w:rFonts w:eastAsia="Arial" w:cs="Arial"/>
+          <w:sz w:val="22"/>
+          <w:szCs w:val="22"/>
+        </w:rPr>
+        <w:footnoteReference w:id="4"/>
+      </w:r>
+    </w:p>
+    <w:p>
+      <w:pPr>
+        <w:spacing w:before="0" w:after="80"/>
+      </w:pPr>
+      <w:r>
+        <w:rPr>
+          <w:rFonts w:eastAsia="Arial" w:cs="Arial"/>
+          <w:sz w:val="22"/>
+          <w:szCs w:val="22"/>
+        </w:rPr>
+        <w:t xml:space="preserve">Stellt das Regelungsvorhaben sicher, dass </w:t>
+      </w:r>
+      <w:r>
+        <w:rPr>
+          <w:rFonts w:eastAsia="Arial" w:cs="Arial"/>
+          <w:b/>
+          <w:bCs/>
+          <w:sz w:val="22"/>
+          <w:szCs w:val="22"/>
+        </w:rPr>
+        <w:t>semantische Definitionen von Begriffen und Datenfeldern</w:t>
+      </w:r>
+      <w:r>
+        <w:rPr>
+          <w:rFonts w:eastAsia="Arial" w:cs="Arial"/>
+          <w:sz w:val="22"/>
+          <w:szCs w:val="22"/>
+        </w:rPr>
+        <w:t xml:space="preserve"> den Datenaustausch über EU-Grenzen ermöglichen?</w:t>
+      </w:r>
+    </w:p>
+    <w:p>
+      <w:pPr>
+        <w:shd w:val="clear" w:color="auto" w:fill="FFF9D2"/>
+      </w:pPr>
+      <w:r>
+        <w:rPr>
+          <w:rFonts w:eastAsia="Arial" w:cs="Arial"/>
+        </w:rPr>
+        <w:t>Löschen Sie raus, was nicht zutrifft:</w:t>
+      </w:r>
+    </w:p>
+    <w:p>
+      <w:pPr>
+        <w:pBdr>
+          <w:top w:val="single" w:sz="4" w:space="4" w:color="000000"/>
+          <w:left w:val="single" w:sz="4" w:space="4" w:color="000000"/>
+          <w:bottom w:val="single" w:sz="4" w:space="4" w:color="000000"/>
+          <w:right w:val="single" w:sz="4" w:space="4" w:color="000000"/>
+        </w:pBdr>
+        <w:shd w:val="clear" w:color="auto" w:fill="F2F6F8"/>
+        <w:spacing w:before="120" w:line="259" w:lineRule="auto"/>
+      </w:pPr>
+      <w:r>
+        <w:rPr>
+          <w:rFonts w:eastAsia="Arial" w:cs="Arial"/>
+        </w:rPr>
+        <w:t>{{</w:t>
+      </w:r>
+      <w:r>
+        <w:rPr>
+          <w:rFonts w:eastAsia="Arial" w:cs="Arial"/>
+          <w:sz w:val="19"/>
+          <w:szCs w:val="19"/>
+        </w:rPr>
+        <w:t>IO_</w:t>
+      </w:r>
+      <w:r>
+        <w:rPr>
+          <w:rFonts w:eastAsia="Arial" w:cs="Arial"/>
+        </w:rPr>
+        <w:t>SEMANTIC_RATING}}</w:t>
+      </w:r>
+    </w:p>
+    <w:p>
+      <w:pPr>
+        <w:ind w:left="720"/>
+      </w:pPr>
+      <w:r>
+        <w:rPr>
+          <w:rFonts w:eastAsia="Arial" w:cs="Arial"/>
+        </w:rPr>
+        <w:t xml:space="preserve">Wenn “Ja, gänzlich oder teilweise” und “Nein” zutreffen: </w:t>
+      </w:r>
+      <w:r>
+        <w:br/>
+      </w:r>
+      <w:r>
+        <w:br/>
+      </w:r>
+      <w:r>
+        <w:rPr>
+          <w:rFonts w:eastAsia="Arial" w:cs="Arial"/>
           <w:sz w:val="16"/>
           <w:szCs w:val="16"/>
-          <w:lang w:val="de-DE"/>
-        </w:rPr>
-        <w:t xml:space="preserve">Organisatorische Interoperabilität </w:t>
-      </w:r>
-    </w:p>
-    <w:p>
-      <w:pPr>
-        <w:spacing w:before="180" w:beforeAutospacing="off" w:after="120" w:afterAutospacing="off"/>
-      </w:pPr>
-      <w:r>
-        <w:rPr>
-          <w:rFonts w:ascii="Arial" w:hAnsi="Arial" w:eastAsia="Arial" w:cs="Arial"/>
-          <w:b w:val="1"/>
-          <w:bCs w:val="1"/>
-          <w:noProof w:val="0"/>
-          <w:color w:val="000000" w:themeColor="text1" w:themeTint="FF" w:themeShade="FF"/>
+        </w:rPr>
+        <w:t>Dokumentieren Sie Ihre Erläuterung, z. B.: „Datenbegriffe werden gemäß dem Vokabular X einheitlich definiert.”</w:t>
+      </w:r>
+    </w:p>
+    <w:p>
+      <w:pPr>
+        <w:pBdr>
+          <w:top w:val="single" w:sz="4" w:space="4" w:color="000000"/>
+          <w:left w:val="single" w:sz="4" w:space="4" w:color="000000"/>
+          <w:bottom w:val="single" w:sz="4" w:space="4" w:color="000000"/>
+          <w:right w:val="single" w:sz="4" w:space="4" w:color="000000"/>
+        </w:pBdr>
+        <w:shd w:val="clear" w:color="auto" w:fill="F2F6F8"/>
+        <w:spacing w:before="60"/>
+        <w:ind w:left="720"/>
+      </w:pPr>
+      <w:r>
+        <w:rPr>
+          <w:rFonts w:eastAsia="Arial" w:cs="Arial"/>
+        </w:rPr>
+        <w:t>{{</w:t>
+      </w:r>
+      <w:r>
+        <w:rPr>
+          <w:rFonts w:eastAsia="Arial" w:cs="Arial"/>
+          <w:sz w:val="19"/>
+          <w:szCs w:val="19"/>
+        </w:rPr>
+        <w:t>IO_</w:t>
+      </w:r>
+      <w:r>
+        <w:rPr>
+          <w:rFonts w:eastAsia="Arial" w:cs="Arial"/>
+        </w:rPr>
+        <w:t>SEMANTIC_DETAIL}}</w:t>
+      </w:r>
+    </w:p>
+    <w:p>
+      <w:pPr>
+        <w:pStyle w:val="Normal0"/>
+        <w:pBdr>
+          <w:bottom w:val="single" w:sz="6" w:space="0" w:color="000000"/>
+        </w:pBdr>
+      </w:pPr>
+    </w:p>
+    <w:p>
+      <w:r>
+        <w:br w:type="page"/>
+      </w:r>
+    </w:p>
+    <w:p>
+      <w:r>
+        <w:rPr>
+          <w:rFonts w:eastAsia="Arial" w:cs="Arial"/>
+          <w:b/>
+          <w:bCs/>
           <w:sz w:val="32"/>
           <w:szCs w:val="32"/>
-          <w:lang w:val="de-DE"/>
-        </w:rPr>
-        <w:t>9.2 Organisatorische Strukturen für Interoperabilität</w:t>
-      </w:r>
-    </w:p>
-    <w:p>
-      <w:pPr>
-        <w:spacing w:before="180" w:beforeAutospacing="off" w:after="120" w:afterAutospacing="off"/>
-        <w:rPr>
-          <w:rFonts w:ascii="Arial" w:hAnsi="Arial" w:eastAsia="Arial" w:cs="Arial"/>
-          <w:noProof w:val="0"/>
-          <w:color w:val="000000" w:themeColor="text1" w:themeTint="FF" w:themeShade="FF"/>
+        </w:rPr>
+        <w:lastRenderedPageBreak/>
+        <w:t>9.4 Technische Voraussetzungen für den Datenaustausch schaffen</w:t>
+      </w:r>
+    </w:p>
+    <w:p>
+      <w:pPr>
+        <w:rPr>
+          <w:rFonts w:eastAsia="Arial" w:cs="Arial"/>
           <w:sz w:val="22"/>
           <w:szCs w:val="22"/>
-          <w:lang w:val="de-DE"/>
-        </w:rPr>
-      </w:pPr>
-      <w:r>
-        <w:rPr>
-          <w:rFonts w:ascii="Arial" w:hAnsi="Arial" w:eastAsia="Arial" w:cs="Arial"/>
-          <w:noProof w:val="0"/>
-          <w:color w:val="000000" w:themeColor="text1" w:themeTint="FF" w:themeShade="FF"/>
+        </w:rPr>
+      </w:pPr>
+      <w:r>
+        <w:rPr>
+          <w:rFonts w:eastAsia="Arial" w:cs="Arial"/>
           <w:sz w:val="22"/>
           <w:szCs w:val="22"/>
-          <w:lang w:val="de-DE"/>
-        </w:rPr>
-        <w:t>Zuständigkeiten und Prozesse müssen so ausgestaltet sein, dass die Zusammenarbeit zwischen Behörden unterschiedlicher EU-Mitgliedstaaten reibungslos funktionieren kann.</w:t>
-      </w:r>
-      <w:r>
-        <w:rPr>
-          <w:rStyle w:val="Funotenzeichen"/>
-          <w:rFonts w:ascii="Arial" w:hAnsi="Arial" w:eastAsia="Arial" w:cs="Arial"/>
-          <w:noProof w:val="0"/>
-          <w:color w:val="000000" w:themeColor="text1" w:themeTint="FF" w:themeShade="FF"/>
+        </w:rPr>
+        <w:t xml:space="preserve">Die technische </w:t>
+      </w:r>
+      <w:r>
+        <w:rPr>
+          <w:rFonts w:eastAsia="Arial" w:cs="Arial"/>
           <w:sz w:val="22"/>
           <w:szCs w:val="22"/>
-          <w:lang w:val="de-DE"/>
-        </w:rPr>
-        <w:footnoteReference w:id="30978"/>
-      </w:r>
-    </w:p>
-    <w:p>
-      <w:pPr>
-        <w:spacing w:before="180" w:beforeAutospacing="off" w:after="120" w:afterAutospacing="off"/>
-      </w:pPr>
-      <w:r>
-        <w:rPr>
-          <w:rFonts w:ascii="Arial" w:hAnsi="Arial" w:eastAsia="Arial" w:cs="Arial"/>
-          <w:noProof w:val="0"/>
-          <w:color w:val="000000" w:themeColor="text1" w:themeTint="FF" w:themeShade="FF"/>
+        </w:rPr>
+        <w:t>Dimension</w:t>
+      </w:r>
+      <w:r>
+        <w:rPr>
+          <w:rFonts w:eastAsia="Arial" w:cs="Arial"/>
           <w:sz w:val="22"/>
           <w:szCs w:val="22"/>
-          <w:lang w:val="de-DE"/>
-        </w:rPr>
-        <w:t xml:space="preserve">Schafft das Regelungsvorhaben die </w:t>
-      </w:r>
-      <w:r>
-        <w:rPr>
-          <w:rFonts w:ascii="Arial" w:hAnsi="Arial" w:eastAsia="Arial" w:cs="Arial"/>
-          <w:b w:val="1"/>
-          <w:bCs w:val="1"/>
-          <w:noProof w:val="0"/>
-          <w:color w:val="000000" w:themeColor="text1" w:themeTint="FF" w:themeShade="FF"/>
+        </w:rPr>
+        <w:t xml:space="preserve"> der Interoperabilität sorgt dafür, dass verschiedene Verwaltungen über kompatible IT-Systeme, Datenstandards und Schnittstellen (APIs) tatsächlich miteinander kommunizieren können - ohne manuelle Anpassungen pro Fall.</w:t>
+      </w:r>
+      <w:r>
+        <w:rPr>
+          <w:rStyle w:val="FootnoteReference"/>
+          <w:rFonts w:eastAsia="Arial" w:cs="Arial"/>
           <w:sz w:val="22"/>
           <w:szCs w:val="22"/>
-          <w:lang w:val="de-DE"/>
-        </w:rPr>
-        <w:t>organisatorischen</w:t>
-      </w:r>
-      <w:r>
-        <w:rPr>
-          <w:rFonts w:ascii="Arial" w:hAnsi="Arial" w:eastAsia="Arial" w:cs="Arial"/>
-          <w:noProof w:val="0"/>
-          <w:color w:val="000000" w:themeColor="text1" w:themeTint="FF" w:themeShade="FF"/>
+        </w:rPr>
+        <w:footnoteReference w:id="5"/>
+      </w:r>
+    </w:p>
+    <w:p>
+      <w:pPr>
+        <w:spacing w:before="0" w:after="80"/>
+      </w:pPr>
+      <w:r>
+        <w:rPr>
+          <w:rFonts w:eastAsia="Arial" w:cs="Arial"/>
           <w:sz w:val="22"/>
           <w:szCs w:val="22"/>
-          <w:lang w:val="de-DE"/>
-        </w:rPr>
-        <w:t xml:space="preserve"> Voraussetzungen für einen Datenaustausch innerhalb der EU?</w:t>
+        </w:rPr>
+        <w:t xml:space="preserve">Schafft das Regelungsvorhaben die </w:t>
+      </w:r>
+      <w:r>
+        <w:rPr>
+          <w:rFonts w:eastAsia="Arial" w:cs="Arial"/>
+          <w:b/>
+          <w:bCs/>
+          <w:sz w:val="22"/>
+          <w:szCs w:val="22"/>
+        </w:rPr>
+        <w:t xml:space="preserve">technischen </w:t>
+      </w:r>
+      <w:r>
+        <w:rPr>
+          <w:rFonts w:eastAsia="Arial" w:cs="Arial"/>
+          <w:sz w:val="22"/>
+          <w:szCs w:val="22"/>
+        </w:rPr>
+        <w:t>Voraussetzungen für einen Datenaustausch innerhalb der EU?</w:t>
       </w:r>
     </w:p>
     <w:p>
       <w:pPr>
         <w:shd w:val="clear" w:color="auto" w:fill="FFF9D2"/>
-        <w:spacing w:before="0" w:beforeAutospacing="off" w:after="120" w:afterAutospacing="off"/>
-      </w:pPr>
-      <w:r>
-        <w:rPr>
-          <w:rFonts w:ascii="Arial" w:hAnsi="Arial" w:eastAsia="Arial" w:cs="Arial"/>
-          <w:noProof w:val="0"/>
-          <w:color w:val="000000" w:themeColor="text1" w:themeTint="FF" w:themeShade="FF"/>
-          <w:sz w:val="20"/>
-          <w:szCs w:val="20"/>
-          <w:lang w:val="de-DE"/>
+      </w:pPr>
+      <w:r>
+        <w:rPr>
+          <w:rFonts w:eastAsia="Arial" w:cs="Arial"/>
         </w:rPr>
         <w:t>Löschen Sie raus, was nicht zutrifft:</w:t>
       </w:r>
     </w:p>
     <w:p>
       <w:pPr>
-        <w:pStyle w:val="Standard"/>
-        <w:suppressLineNumbers w:val="0"/>
         <w:pBdr>
-          <w:top w:val="single" w:color="000000" w:sz="4" w:space="4"/>
-          <w:left w:val="single" w:color="000000" w:sz="4" w:space="4"/>
-          <w:bottom w:val="single" w:color="000000" w:sz="4" w:space="4"/>
-          <w:right w:val="single" w:color="000000" w:sz="4" w:space="4"/>
-          <w:between w:val="nil" w:color="FF000000" w:sz="0" w:space="0"/>
+          <w:top w:val="single" w:sz="4" w:space="4" w:color="000000"/>
+          <w:left w:val="single" w:sz="4" w:space="4" w:color="000000"/>
+          <w:bottom w:val="single" w:sz="4" w:space="4" w:color="000000"/>
+          <w:right w:val="single" w:sz="4" w:space="4" w:color="000000"/>
         </w:pBdr>
         <w:shd w:val="clear" w:color="auto" w:fill="F2F6F8"/>
-        <w:bidi w:val="0"/>
-        <w:spacing w:before="120" w:beforeAutospacing="off" w:after="120" w:afterAutospacing="off" w:line="259" w:lineRule="auto"/>
-        <w:ind w:left="0" w:right="0"/>
-        <w:jc w:val="left"/>
-      </w:pPr>
-      <w:r>
-        <w:rPr>
-          <w:rFonts w:ascii="Arial" w:hAnsi="Arial" w:eastAsia="Arial" w:cs="Arial"/>
-          <w:noProof w:val="0"/>
-          <w:color w:val="000000" w:themeColor="text1" w:themeTint="FF" w:themeShade="FF"/>
-          <w:sz w:val="20"/>
-          <w:szCs w:val="20"/>
-          <w:lang w:val="de-DE"/>
+        <w:spacing w:before="120" w:line="259" w:lineRule="auto"/>
+      </w:pPr>
+      <w:r>
+        <w:rPr>
+          <w:rFonts w:eastAsia="Arial" w:cs="Arial"/>
         </w:rPr>
         <w:t>{{</w:t>
       </w:r>
       <w:r>
         <w:rPr>
-          <w:rFonts w:ascii="Arial" w:hAnsi="Arial" w:eastAsia="Arial" w:cs="Arial"/>
-          <w:noProof w:val="0"/>
-          <w:color w:val="000000" w:themeColor="text1" w:themeTint="FF" w:themeShade="FF"/>
+          <w:rFonts w:eastAsia="Arial" w:cs="Arial"/>
           <w:sz w:val="19"/>
           <w:szCs w:val="19"/>
-          <w:lang w:val="de-DE"/>
         </w:rPr>
         <w:t>IO_</w:t>
       </w:r>
       <w:r>
         <w:rPr>
-          <w:rFonts w:ascii="Arial" w:hAnsi="Arial" w:eastAsia="Arial" w:cs="Arial"/>
-          <w:noProof w:val="0"/>
-          <w:color w:val="000000" w:themeColor="text1" w:themeTint="FF" w:themeShade="FF"/>
-          <w:sz w:val="20"/>
-          <w:szCs w:val="20"/>
-          <w:lang w:val="de-DE"/>
-        </w:rPr>
-        <w:t>ORGANIZATIONAL_RATING}}</w:t>
-      </w:r>
-    </w:p>
-    <w:p>
-      <w:pPr>
-        <w:spacing w:before="180" w:beforeAutospacing="off" w:after="120" w:afterAutospacing="off"/>
-        <w:ind w:left="720" w:right="0"/>
-      </w:pPr>
-      <w:r>
-        <w:rPr>
-          <w:rFonts w:ascii="Arial" w:hAnsi="Arial" w:eastAsia="Arial" w:cs="Arial"/>
-          <w:noProof w:val="0"/>
-          <w:color w:val="000000" w:themeColor="text1" w:themeTint="FF" w:themeShade="FF"/>
-          <w:sz w:val="20"/>
-          <w:szCs w:val="20"/>
-          <w:lang w:val="de-DE"/>
+          <w:rFonts w:eastAsia="Arial" w:cs="Arial"/>
+        </w:rPr>
+        <w:t>TECHNICAL_RATING}}</w:t>
+      </w:r>
+    </w:p>
+    <w:p>
+      <w:pPr>
+        <w:ind w:left="720"/>
+      </w:pPr>
+      <w:r>
+        <w:rPr>
+          <w:rFonts w:eastAsia="Arial" w:cs="Arial"/>
         </w:rPr>
         <w:t xml:space="preserve">Wenn “Ja, gänzlich oder teilweise” und “Nein” zutreffen: </w:t>
       </w:r>
@@ -2670,68 +3271,62 @@
       </w:r>
       <w:r>
         <w:rPr>
-          <w:rFonts w:ascii="Arial" w:hAnsi="Arial" w:eastAsia="Arial" w:cs="Arial"/>
-          <w:noProof w:val="0"/>
-          <w:color w:val="000000" w:themeColor="text1" w:themeTint="FF" w:themeShade="FF"/>
+          <w:rFonts w:eastAsia="Arial" w:cs="Arial"/>
           <w:sz w:val="16"/>
           <w:szCs w:val="16"/>
-          <w:lang w:val="de-DE"/>
-        </w:rPr>
-        <w:t>Dokumentieren Sie Ihre Erläuterung, z. B.: „Anträge müssen innerhalb von 3 Tagen an die zuständige Stelle weitergeleitet werden.“ und Benennung der zuständigen Behörden.“</w:t>
-      </w:r>
-    </w:p>
-    <w:p>
-      <w:pPr>
-        <w:pStyle w:val="Standard"/>
+        </w:rPr>
+        <w:t>Dokumentieren Sie Ihre Erläuterung, z. B.: „Die Schnittstellen entsprechen dem Standard X.” oder „Das System nutzt das Protokoll Y.”</w:t>
+      </w:r>
+    </w:p>
+    <w:p>
+      <w:pPr>
         <w:pBdr>
-          <w:top w:val="single" w:color="000000" w:sz="4" w:space="4"/>
-          <w:left w:val="single" w:color="000000" w:sz="4" w:space="4"/>
-          <w:bottom w:val="single" w:color="000000" w:sz="4" w:space="4"/>
-          <w:right w:val="single" w:color="000000" w:sz="4" w:space="4"/>
+          <w:top w:val="single" w:sz="4" w:space="4" w:color="000000"/>
+          <w:left w:val="single" w:sz="4" w:space="4" w:color="000000"/>
+          <w:bottom w:val="single" w:sz="4" w:space="4" w:color="000000"/>
+          <w:right w:val="single" w:sz="4" w:space="4" w:color="000000"/>
         </w:pBdr>
         <w:shd w:val="clear" w:color="auto" w:fill="F2F6F8"/>
-        <w:spacing w:before="60" w:beforeAutospacing="off" w:after="120" w:afterAutospacing="off"/>
-        <w:ind w:left="720" w:right="0"/>
-      </w:pPr>
-      <w:r>
-        <w:rPr>
-          <w:rFonts w:ascii="Arial" w:hAnsi="Arial" w:eastAsia="Arial" w:cs="Arial"/>
-          <w:noProof w:val="0"/>
-          <w:color w:val="000000" w:themeColor="text1" w:themeTint="FF" w:themeShade="FF"/>
-          <w:sz w:val="20"/>
-          <w:szCs w:val="20"/>
-          <w:lang w:val="de-DE"/>
+        <w:spacing w:before="60" w:line="259" w:lineRule="auto"/>
+        <w:ind w:left="720"/>
+      </w:pPr>
+      <w:r>
+        <w:rPr>
+          <w:rFonts w:eastAsia="Arial" w:cs="Arial"/>
         </w:rPr>
         <w:t>{{</w:t>
       </w:r>
       <w:r>
         <w:rPr>
-          <w:rFonts w:ascii="Arial" w:hAnsi="Arial" w:eastAsia="Arial" w:cs="Arial"/>
-          <w:noProof w:val="0"/>
-          <w:color w:val="000000" w:themeColor="text1" w:themeTint="FF" w:themeShade="FF"/>
+          <w:rFonts w:eastAsia="Arial" w:cs="Arial"/>
           <w:sz w:val="19"/>
           <w:szCs w:val="19"/>
-          <w:lang w:val="de-DE"/>
         </w:rPr>
         <w:t>IO_</w:t>
       </w:r>
       <w:r>
         <w:rPr>
-          <w:rFonts w:ascii="Arial" w:hAnsi="Arial" w:eastAsia="Arial" w:cs="Arial"/>
-          <w:noProof w:val="0"/>
-          <w:color w:val="000000" w:themeColor="text1" w:themeTint="FF" w:themeShade="FF"/>
-          <w:sz w:val="20"/>
-          <w:szCs w:val="20"/>
-          <w:lang w:val="de-DE"/>
-        </w:rPr>
-        <w:t>ORGANIZATIONAL_DETAIL}}</w:t>
-      </w:r>
+          <w:rFonts w:eastAsia="Arial" w:cs="Arial"/>
+        </w:rPr>
+        <w:t>TECHNICAL_DETAIL}}</w:t>
+      </w:r>
+    </w:p>
+    <w:p>
+      <w:pPr>
+        <w:rPr>
+          <w:rFonts w:eastAsia="Arial" w:cs="Arial"/>
+          <w:b/>
+          <w:bCs/>
+          <w:sz w:val="32"/>
+          <w:szCs w:val="32"/>
+        </w:rPr>
+      </w:pPr>
     </w:p>
     <w:p>
       <w:pPr>
         <w:pStyle w:val="Normal0"/>
         <w:pBdr>
-          <w:bottom w:val="single" w:color="000000" w:sz="6" w:space="0"/>
+          <w:bottom w:val="single" w:sz="6" w:space="0" w:color="000000"/>
         </w:pBdr>
       </w:pPr>
     </w:p>
@@ -2741,764 +3336,137 @@
       </w:r>
     </w:p>
     <w:p>
-      <w:pPr>
-        <w:spacing w:before="180" w:beforeAutospacing="off" w:after="120" w:afterAutospacing="off"/>
-      </w:pPr>
-      <w:r>
-        <w:rPr>
-          <w:rFonts w:ascii="Arial" w:hAnsi="Arial" w:eastAsia="Arial" w:cs="Arial"/>
-          <w:noProof w:val="0"/>
-          <w:color w:val="000000" w:themeColor="text1" w:themeTint="FF" w:themeShade="FF"/>
-          <w:sz w:val="16"/>
-          <w:szCs w:val="16"/>
-          <w:lang w:val="de-DE"/>
-        </w:rPr>
-        <w:t>Semantische Interoperabilität</w:t>
-      </w:r>
-    </w:p>
-    <w:p>
-      <w:pPr>
-        <w:spacing w:before="180" w:beforeAutospacing="off" w:after="120" w:afterAutospacing="off"/>
-      </w:pPr>
-      <w:r>
-        <w:rPr>
-          <w:rFonts w:ascii="Arial" w:hAnsi="Arial" w:eastAsia="Arial" w:cs="Arial"/>
-          <w:b w:val="1"/>
-          <w:bCs w:val="1"/>
-          <w:noProof w:val="0"/>
-          <w:color w:val="000000" w:themeColor="text1" w:themeTint="FF" w:themeShade="FF"/>
+      <w:r>
+        <w:rPr>
+          <w:rFonts w:eastAsia="Arial" w:cs="Arial"/>
+          <w:b/>
+          <w:bCs/>
           <w:sz w:val="32"/>
           <w:szCs w:val="32"/>
-          <w:lang w:val="de-DE"/>
-        </w:rPr>
-        <w:t>9.3 Gemeinsame Bedeutung von Daten sicherstellen</w:t>
-      </w:r>
-    </w:p>
-    <w:p>
-      <w:pPr>
-        <w:spacing w:before="180" w:beforeAutospacing="off" w:after="120" w:afterAutospacing="off"/>
-        <w:rPr>
-          <w:rFonts w:ascii="Arial" w:hAnsi="Arial" w:eastAsia="Arial" w:cs="Arial"/>
-          <w:noProof w:val="0"/>
-          <w:color w:val="000000" w:themeColor="text1" w:themeTint="FF" w:themeShade="FF"/>
+        </w:rPr>
+        <w:lastRenderedPageBreak/>
+        <w:t>10. Veröffentlichung</w:t>
+      </w:r>
+    </w:p>
+    <w:p>
+      <w:pPr>
+        <w:pStyle w:val="Heading2"/>
+        <w:spacing w:before="0" w:after="80"/>
+      </w:pPr>
+      <w:r>
+        <w:rPr>
+          <w:rFonts w:eastAsia="Arial" w:cs="Arial"/>
+          <w:color w:val="000000" w:themeColor="text1"/>
           <w:sz w:val="22"/>
           <w:szCs w:val="22"/>
-          <w:lang w:val="de-DE"/>
-        </w:rPr>
-      </w:pPr>
-      <w:r>
-        <w:rPr>
-          <w:rFonts w:ascii="Arial" w:hAnsi="Arial" w:eastAsia="Arial" w:cs="Arial"/>
-          <w:noProof w:val="0"/>
-          <w:color w:val="000000" w:themeColor="text1" w:themeTint="FF" w:themeShade="FF"/>
+        </w:rPr>
+        <w:t xml:space="preserve">Wann </w:t>
+      </w:r>
+      <w:proofErr w:type="gramStart"/>
+      <w:r>
+        <w:rPr>
+          <w:rFonts w:eastAsia="Arial" w:cs="Arial"/>
+          <w:color w:val="000000" w:themeColor="text1"/>
           <w:sz w:val="22"/>
           <w:szCs w:val="22"/>
-          <w:lang w:val="de-DE"/>
-        </w:rPr>
-        <w:t>Semantische Klarheit sorgt dafür, dass „was gesendet wird, auch genau so verstanden wird“. Rechtsbegriffe müssen gleich definiert und Datenfelder kompatibel sein, damit IT-Systeme sie zweifelsfrei verarbeiten können</w:t>
-      </w:r>
-      <w:r>
-        <w:rPr>
-          <w:rFonts w:ascii="Arial" w:hAnsi="Arial" w:eastAsia="Arial" w:cs="Arial"/>
-          <w:noProof w:val="0"/>
-          <w:color w:val="000000" w:themeColor="text1" w:themeTint="FF" w:themeShade="FF"/>
+        </w:rPr>
+        <w:t>soll der Referentenentwurf voraussichtlich</w:t>
+      </w:r>
+      <w:proofErr w:type="gramEnd"/>
+      <w:r>
+        <w:rPr>
+          <w:rFonts w:eastAsia="Arial" w:cs="Arial"/>
+          <w:color w:val="000000" w:themeColor="text1"/>
           <w:sz w:val="22"/>
           <w:szCs w:val="22"/>
-          <w:lang w:val="de-DE"/>
-        </w:rPr>
-        <w:t>.</w:t>
-      </w:r>
-      <w:r>
-        <w:rPr>
-          <w:rStyle w:val="Funotenzeichen"/>
-          <w:rFonts w:ascii="Arial" w:hAnsi="Arial" w:eastAsia="Arial" w:cs="Arial"/>
-          <w:noProof w:val="0"/>
-          <w:color w:val="000000" w:themeColor="text1" w:themeTint="FF" w:themeShade="FF"/>
-          <w:sz w:val="22"/>
-          <w:szCs w:val="22"/>
-          <w:lang w:val="de-DE"/>
-        </w:rPr>
-        <w:footnoteReference w:id="12472"/>
-      </w:r>
-    </w:p>
-    <w:p>
-      <w:pPr>
-        <w:spacing w:before="0" w:beforeAutospacing="off" w:after="80" w:afterAutospacing="off"/>
-      </w:pPr>
-      <w:r>
-        <w:rPr>
-          <w:rFonts w:ascii="Arial" w:hAnsi="Arial" w:eastAsia="Arial" w:cs="Arial"/>
-          <w:noProof w:val="0"/>
-          <w:color w:val="000000" w:themeColor="text1" w:themeTint="FF" w:themeShade="FF"/>
-          <w:sz w:val="22"/>
-          <w:szCs w:val="22"/>
-          <w:lang w:val="de-DE"/>
-        </w:rPr>
-        <w:t xml:space="preserve">Stellt das Regelungsvorhaben sicher, dass </w:t>
-      </w:r>
-      <w:r>
-        <w:rPr>
-          <w:rFonts w:ascii="Arial" w:hAnsi="Arial" w:eastAsia="Arial" w:cs="Arial"/>
-          <w:b w:val="1"/>
-          <w:bCs w:val="1"/>
-          <w:noProof w:val="0"/>
-          <w:color w:val="000000" w:themeColor="text1" w:themeTint="FF" w:themeShade="FF"/>
-          <w:sz w:val="22"/>
-          <w:szCs w:val="22"/>
-          <w:lang w:val="de-DE"/>
-        </w:rPr>
-        <w:t>semantische Definitionen von Begriffen und Datenfeldern</w:t>
-      </w:r>
-      <w:r>
-        <w:rPr>
-          <w:rFonts w:ascii="Arial" w:hAnsi="Arial" w:eastAsia="Arial" w:cs="Arial"/>
-          <w:noProof w:val="0"/>
-          <w:color w:val="000000" w:themeColor="text1" w:themeTint="FF" w:themeShade="FF"/>
-          <w:sz w:val="22"/>
-          <w:szCs w:val="22"/>
-          <w:lang w:val="de-DE"/>
-        </w:rPr>
-        <w:t xml:space="preserve"> den Datenaustausch über EU-Grenzen ermöglichen?</w:t>
+        </w:rPr>
+        <w:t xml:space="preserve"> auf der Webseite Ihres Ministeriums veröffentlicht werden?</w:t>
       </w:r>
     </w:p>
     <w:p>
       <w:pPr>
         <w:shd w:val="clear" w:color="auto" w:fill="FFF9D2"/>
-        <w:spacing w:before="180" w:beforeAutospacing="off" w:after="120" w:afterAutospacing="off"/>
-      </w:pPr>
-      <w:r>
-        <w:rPr>
-          <w:rFonts w:ascii="Arial" w:hAnsi="Arial" w:eastAsia="Arial" w:cs="Arial"/>
-          <w:noProof w:val="0"/>
-          <w:color w:val="000000" w:themeColor="text1" w:themeTint="FF" w:themeShade="FF"/>
-          <w:sz w:val="20"/>
-          <w:szCs w:val="20"/>
-          <w:lang w:val="de-DE"/>
-        </w:rPr>
-        <w:t>Löschen Sie raus, was nicht zutrifft:</w:t>
-      </w:r>
-    </w:p>
-    <w:p>
-      <w:pPr>
-        <w:pStyle w:val="Standard"/>
-        <w:suppressLineNumbers w:val="0"/>
+      </w:pPr>
+      <w:r>
+        <w:rPr>
+          <w:rFonts w:eastAsia="Arial" w:cs="Arial"/>
+        </w:rPr>
+        <w:t>Die Veröffentlichung ist geplant am…</w:t>
+      </w:r>
+    </w:p>
+    <w:p>
+      <w:pPr>
         <w:pBdr>
-          <w:top w:val="single" w:color="000000" w:sz="4" w:space="4"/>
-          <w:left w:val="single" w:color="000000" w:sz="4" w:space="4"/>
-          <w:bottom w:val="single" w:color="000000" w:sz="4" w:space="4"/>
-          <w:right w:val="single" w:color="000000" w:sz="4" w:space="4"/>
-          <w:between w:val="nil" w:color="FF000000" w:sz="0" w:space="0"/>
+          <w:top w:val="single" w:sz="4" w:space="4" w:color="000000"/>
+          <w:left w:val="single" w:sz="4" w:space="4" w:color="000000"/>
+          <w:bottom w:val="single" w:sz="4" w:space="4" w:color="000000"/>
+          <w:right w:val="single" w:sz="4" w:space="4" w:color="000000"/>
         </w:pBdr>
         <w:shd w:val="clear" w:color="auto" w:fill="F2F6F8"/>
-        <w:bidi w:val="0"/>
-        <w:spacing w:before="120" w:beforeAutospacing="off" w:after="120" w:afterAutospacing="off" w:line="259" w:lineRule="auto"/>
-        <w:ind w:left="0" w:right="0"/>
-        <w:jc w:val="left"/>
-      </w:pPr>
-      <w:r>
-        <w:rPr>
-          <w:rFonts w:ascii="Arial" w:hAnsi="Arial" w:eastAsia="Arial" w:cs="Arial"/>
-          <w:noProof w:val="0"/>
-          <w:color w:val="000000" w:themeColor="text1" w:themeTint="FF" w:themeShade="FF"/>
-          <w:sz w:val="20"/>
-          <w:szCs w:val="20"/>
-          <w:lang w:val="de-DE"/>
+        <w:spacing w:before="120" w:line="259" w:lineRule="auto"/>
+        <w:rPr>
+          <w:rFonts w:eastAsia="Arial" w:cs="Arial"/>
+        </w:rPr>
+      </w:pPr>
+      <w:r>
+        <w:rPr>
+          <w:rFonts w:eastAsia="Arial" w:cs="Arial"/>
         </w:rPr>
         <w:t>{{</w:t>
       </w:r>
       <w:r>
         <w:rPr>
-          <w:rFonts w:ascii="Arial" w:hAnsi="Arial" w:eastAsia="Arial" w:cs="Arial"/>
-          <w:noProof w:val="0"/>
-          <w:color w:val="000000" w:themeColor="text1" w:themeTint="FF" w:themeShade="FF"/>
-          <w:sz w:val="19"/>
-          <w:szCs w:val="19"/>
-          <w:lang w:val="de-DE"/>
-        </w:rPr>
-        <w:t>IO_</w:t>
-      </w:r>
-      <w:r>
-        <w:rPr>
-          <w:rFonts w:ascii="Arial" w:hAnsi="Arial" w:eastAsia="Arial" w:cs="Arial"/>
-          <w:noProof w:val="0"/>
-          <w:color w:val="000000" w:themeColor="text1" w:themeTint="FF" w:themeShade="FF"/>
-          <w:sz w:val="20"/>
-          <w:szCs w:val="20"/>
-          <w:lang w:val="de-DE"/>
-        </w:rPr>
-        <w:t>SEMANTIC_RATING}}</w:t>
-      </w:r>
-    </w:p>
-    <w:p>
-      <w:pPr>
-        <w:spacing w:before="180" w:beforeAutospacing="off" w:after="120" w:afterAutospacing="off"/>
-        <w:ind w:left="720" w:right="0"/>
-      </w:pPr>
-      <w:r>
-        <w:rPr>
-          <w:rFonts w:ascii="Arial" w:hAnsi="Arial" w:eastAsia="Arial" w:cs="Arial"/>
-          <w:noProof w:val="0"/>
-          <w:color w:val="000000" w:themeColor="text1" w:themeTint="FF" w:themeShade="FF"/>
-          <w:sz w:val="20"/>
-          <w:szCs w:val="20"/>
-          <w:lang w:val="de-DE"/>
-        </w:rPr>
-        <w:t xml:space="preserve">Wenn “Ja, gänzlich oder teilweise” und “Nein” zutreffen: </w:t>
-      </w:r>
-      <w:r>
-        <w:br/>
-      </w:r>
-      <w:r>
-        <w:br/>
-      </w:r>
-      <w:r>
-        <w:rPr>
-          <w:rFonts w:ascii="Arial" w:hAnsi="Arial" w:eastAsia="Arial" w:cs="Arial"/>
-          <w:noProof w:val="0"/>
-          <w:color w:val="000000" w:themeColor="text1" w:themeTint="FF" w:themeShade="FF"/>
-          <w:sz w:val="16"/>
-          <w:szCs w:val="16"/>
-          <w:lang w:val="de-DE"/>
-        </w:rPr>
-        <w:t>Dokumentieren Sie Ihre Erläuterung, z. B.: „Datenbegriffe werden gemäß dem Vokabular X einheitlich definiert.”</w:t>
-      </w:r>
-    </w:p>
-    <w:p>
-      <w:pPr>
-        <w:pStyle w:val="Standard"/>
+          <w:rFonts w:eastAsia="Arial" w:cs="Arial"/>
+        </w:rPr>
+        <w:t>PUBLICATION_DATE</w:t>
+      </w:r>
+      <w:r>
+        <w:rPr>
+          <w:rFonts w:eastAsia="Arial" w:cs="Arial"/>
+        </w:rPr>
+        <w:t>}}</w:t>
+      </w:r>
+    </w:p>
+    <w:p>
+      <w:pPr>
+        <w:shd w:val="clear" w:color="auto" w:fill="FFF9D2"/>
+      </w:pPr>
+      <w:r>
+        <w:rPr>
+          <w:rFonts w:eastAsia="Arial" w:cs="Arial"/>
+        </w:rPr>
+        <w:t>Der Referentenentwurf ist bereits veröffentlicht</w:t>
+      </w:r>
+    </w:p>
+    <w:p>
+      <w:pPr>
         <w:pBdr>
-          <w:top w:val="single" w:color="000000" w:sz="4" w:space="4"/>
-          <w:left w:val="single" w:color="000000" w:sz="4" w:space="4"/>
-          <w:bottom w:val="single" w:color="000000" w:sz="4" w:space="4"/>
-          <w:right w:val="single" w:color="000000" w:sz="4" w:space="4"/>
+          <w:top w:val="single" w:sz="4" w:space="4" w:color="000000"/>
+          <w:left w:val="single" w:sz="4" w:space="4" w:color="000000"/>
+          <w:bottom w:val="single" w:sz="4" w:space="4" w:color="000000"/>
+          <w:right w:val="single" w:sz="4" w:space="4" w:color="000000"/>
         </w:pBdr>
         <w:shd w:val="clear" w:color="auto" w:fill="F2F6F8"/>
-        <w:spacing w:before="60" w:beforeAutospacing="off" w:after="120" w:afterAutospacing="off"/>
-        <w:ind w:left="720" w:right="0"/>
-      </w:pPr>
-      <w:r>
-        <w:rPr>
-          <w:rFonts w:ascii="Arial" w:hAnsi="Arial" w:eastAsia="Arial" w:cs="Arial"/>
-          <w:noProof w:val="0"/>
-          <w:color w:val="000000" w:themeColor="text1" w:themeTint="FF" w:themeShade="FF"/>
-          <w:sz w:val="20"/>
-          <w:szCs w:val="20"/>
-          <w:lang w:val="de-DE"/>
+        <w:spacing w:before="120" w:line="259" w:lineRule="auto"/>
+        <w:rPr>
+          <w:rFonts w:eastAsia="Arial" w:cs="Arial"/>
+        </w:rPr>
+      </w:pPr>
+      <w:r>
+        <w:rPr>
+          <w:rFonts w:eastAsia="Arial" w:cs="Arial"/>
         </w:rPr>
         <w:t>{{</w:t>
       </w:r>
       <w:r>
         <w:rPr>
-          <w:rFonts w:ascii="Arial" w:hAnsi="Arial" w:eastAsia="Arial" w:cs="Arial"/>
-          <w:noProof w:val="0"/>
-          <w:color w:val="000000" w:themeColor="text1" w:themeTint="FF" w:themeShade="FF"/>
-          <w:sz w:val="19"/>
-          <w:szCs w:val="19"/>
-          <w:lang w:val="de-DE"/>
-        </w:rPr>
-        <w:t>IO_</w:t>
-      </w:r>
-      <w:r>
-        <w:rPr>
-          <w:rFonts w:ascii="Arial" w:hAnsi="Arial" w:eastAsia="Arial" w:cs="Arial"/>
-          <w:noProof w:val="0"/>
-          <w:color w:val="000000" w:themeColor="text1" w:themeTint="FF" w:themeShade="FF"/>
-          <w:sz w:val="20"/>
-          <w:szCs w:val="20"/>
-          <w:lang w:val="de-DE"/>
-        </w:rPr>
-        <w:t>SEMANTIC_DETAIL}}</w:t>
-      </w:r>
-    </w:p>
-    <w:p>
-      <w:pPr>
-        <w:pStyle w:val="Normal0"/>
-        <w:pBdr>
-          <w:bottom w:val="single" w:color="000000" w:sz="6" w:space="0"/>
-        </w:pBdr>
-      </w:pPr>
-    </w:p>
-    <w:p>
-      <w:r>
-        <w:br w:type="page"/>
-      </w:r>
-    </w:p>
-    <w:p>
-      <w:pPr>
-        <w:spacing w:before="180" w:beforeAutospacing="off" w:after="120" w:afterAutospacing="off"/>
-      </w:pPr>
-      <w:r>
-        <w:rPr>
-          <w:rFonts w:ascii="Arial" w:hAnsi="Arial" w:eastAsia="Arial" w:cs="Arial"/>
-          <w:noProof w:val="0"/>
-          <w:color w:val="000000" w:themeColor="text1" w:themeTint="FF" w:themeShade="FF"/>
-          <w:sz w:val="16"/>
-          <w:szCs w:val="16"/>
-          <w:lang w:val="de-DE"/>
-        </w:rPr>
-        <w:t>Technische Interoperabilität</w:t>
-      </w:r>
-    </w:p>
-    <w:p>
-      <w:pPr>
-        <w:spacing w:before="180" w:beforeAutospacing="off" w:after="120" w:afterAutospacing="off"/>
-      </w:pPr>
-      <w:r>
-        <w:rPr>
-          <w:rFonts w:ascii="Arial" w:hAnsi="Arial" w:eastAsia="Arial" w:cs="Arial"/>
-          <w:b w:val="1"/>
-          <w:bCs w:val="1"/>
-          <w:noProof w:val="0"/>
-          <w:color w:val="000000" w:themeColor="text1" w:themeTint="FF" w:themeShade="FF"/>
-          <w:sz w:val="32"/>
-          <w:szCs w:val="32"/>
-          <w:lang w:val="de-DE"/>
-        </w:rPr>
-        <w:t>9.4 Technische Voraussetzungen für den Datenaustausch schaffen</w:t>
-      </w:r>
-    </w:p>
-    <w:p>
-      <w:pPr>
-        <w:spacing w:before="180" w:beforeAutospacing="off" w:after="120" w:afterAutospacing="off"/>
-        <w:rPr>
-          <w:rFonts w:ascii="Arial" w:hAnsi="Arial" w:eastAsia="Arial" w:cs="Arial"/>
-          <w:noProof w:val="0"/>
-          <w:color w:val="000000" w:themeColor="text1" w:themeTint="FF" w:themeShade="FF"/>
-          <w:sz w:val="22"/>
-          <w:szCs w:val="22"/>
-          <w:lang w:val="de-DE"/>
-        </w:rPr>
-      </w:pPr>
-      <w:r>
-        <w:rPr>
-          <w:rFonts w:ascii="Arial" w:hAnsi="Arial" w:eastAsia="Arial" w:cs="Arial"/>
-          <w:noProof w:val="0"/>
-          <w:color w:val="000000" w:themeColor="text1" w:themeTint="FF" w:themeShade="FF"/>
-          <w:sz w:val="22"/>
-          <w:szCs w:val="22"/>
-          <w:lang w:val="de-DE"/>
-        </w:rPr>
-        <w:t>Die technische Ebene der Interoperabilität sorgt dafür, dass verschiedene Verwaltungen über kompatible IT-Systeme, Datenstandards und Schnittstellen (APIs) tatsächlich miteinander kommunizieren können - ohne manuelle Anpassungen pro Fall.</w:t>
-      </w:r>
-      <w:r>
-        <w:rPr>
-          <w:rStyle w:val="Funotenzeichen"/>
-          <w:rFonts w:ascii="Arial" w:hAnsi="Arial" w:eastAsia="Arial" w:cs="Arial"/>
-          <w:noProof w:val="0"/>
-          <w:color w:val="000000" w:themeColor="text1" w:themeTint="FF" w:themeShade="FF"/>
-          <w:sz w:val="22"/>
-          <w:szCs w:val="22"/>
-          <w:lang w:val="de-DE"/>
-        </w:rPr>
-        <w:footnoteReference w:id="8588"/>
-      </w:r>
-    </w:p>
-    <w:p>
-      <w:pPr>
-        <w:spacing w:before="0" w:beforeAutospacing="off" w:after="80" w:afterAutospacing="off"/>
-      </w:pPr>
-      <w:r>
-        <w:rPr>
-          <w:rFonts w:ascii="Arial" w:hAnsi="Arial" w:eastAsia="Arial" w:cs="Arial"/>
-          <w:noProof w:val="0"/>
-          <w:color w:val="000000" w:themeColor="text1" w:themeTint="FF" w:themeShade="FF"/>
-          <w:sz w:val="22"/>
-          <w:szCs w:val="22"/>
-          <w:lang w:val="de-DE"/>
-        </w:rPr>
-        <w:t xml:space="preserve">Schafft das Regelungsvorhaben die </w:t>
-      </w:r>
-      <w:r>
-        <w:rPr>
-          <w:rFonts w:ascii="Arial" w:hAnsi="Arial" w:eastAsia="Arial" w:cs="Arial"/>
-          <w:b w:val="1"/>
-          <w:bCs w:val="1"/>
-          <w:noProof w:val="0"/>
-          <w:color w:val="000000" w:themeColor="text1" w:themeTint="FF" w:themeShade="FF"/>
-          <w:sz w:val="22"/>
-          <w:szCs w:val="22"/>
-          <w:lang w:val="de-DE"/>
-        </w:rPr>
-        <w:t xml:space="preserve">technischen </w:t>
-      </w:r>
-      <w:r>
-        <w:rPr>
-          <w:rFonts w:ascii="Arial" w:hAnsi="Arial" w:eastAsia="Arial" w:cs="Arial"/>
-          <w:noProof w:val="0"/>
-          <w:color w:val="000000" w:themeColor="text1" w:themeTint="FF" w:themeShade="FF"/>
-          <w:sz w:val="22"/>
-          <w:szCs w:val="22"/>
-          <w:lang w:val="de-DE"/>
-        </w:rPr>
-        <w:t>Voraussetzungen für einen Datenaustausch innerhalb der EU?</w:t>
-      </w:r>
-    </w:p>
-    <w:p>
-      <w:pPr>
-        <w:shd w:val="clear" w:color="auto" w:fill="FFF9D2"/>
-        <w:spacing w:before="180" w:beforeAutospacing="off" w:after="120" w:afterAutospacing="off"/>
-      </w:pPr>
-      <w:r>
-        <w:rPr>
-          <w:rFonts w:ascii="Arial" w:hAnsi="Arial" w:eastAsia="Arial" w:cs="Arial"/>
-          <w:noProof w:val="0"/>
-          <w:color w:val="000000" w:themeColor="text1" w:themeTint="FF" w:themeShade="FF"/>
-          <w:sz w:val="20"/>
-          <w:szCs w:val="20"/>
-          <w:lang w:val="de-DE"/>
-        </w:rPr>
-        <w:t>Löschen Sie raus, was nicht zutrifft:</w:t>
-      </w:r>
-    </w:p>
-    <w:p>
-      <w:pPr>
-        <w:pStyle w:val="Standard"/>
-        <w:suppressLineNumbers w:val="0"/>
-        <w:pBdr>
-          <w:top w:val="single" w:color="000000" w:sz="4" w:space="4"/>
-          <w:left w:val="single" w:color="000000" w:sz="4" w:space="4"/>
-          <w:bottom w:val="single" w:color="000000" w:sz="4" w:space="4"/>
-          <w:right w:val="single" w:color="000000" w:sz="4" w:space="4"/>
-          <w:between w:val="nil" w:color="FF000000" w:sz="0" w:space="0"/>
-        </w:pBdr>
-        <w:shd w:val="clear" w:color="auto" w:fill="F2F6F8"/>
-        <w:bidi w:val="0"/>
-        <w:spacing w:before="120" w:beforeAutospacing="off" w:after="120" w:afterAutospacing="off" w:line="259" w:lineRule="auto"/>
-        <w:ind w:left="0" w:right="0"/>
-        <w:jc w:val="left"/>
-      </w:pPr>
-      <w:r>
-        <w:rPr>
-          <w:rFonts w:ascii="Arial" w:hAnsi="Arial" w:eastAsia="Arial" w:cs="Arial"/>
-          <w:noProof w:val="0"/>
-          <w:color w:val="000000" w:themeColor="text1" w:themeTint="FF" w:themeShade="FF"/>
-          <w:sz w:val="20"/>
-          <w:szCs w:val="20"/>
-          <w:lang w:val="de-DE"/>
-        </w:rPr>
-        <w:t>{{</w:t>
-      </w:r>
-      <w:r>
-        <w:rPr>
-          <w:rFonts w:ascii="Arial" w:hAnsi="Arial" w:eastAsia="Arial" w:cs="Arial"/>
-          <w:noProof w:val="0"/>
-          <w:color w:val="000000" w:themeColor="text1" w:themeTint="FF" w:themeShade="FF"/>
-          <w:sz w:val="19"/>
-          <w:szCs w:val="19"/>
-          <w:lang w:val="de-DE"/>
-        </w:rPr>
-        <w:t>IO_</w:t>
-      </w:r>
-      <w:r>
-        <w:rPr>
-          <w:rFonts w:ascii="Arial" w:hAnsi="Arial" w:eastAsia="Arial" w:cs="Arial"/>
-          <w:noProof w:val="0"/>
-          <w:color w:val="000000" w:themeColor="text1" w:themeTint="FF" w:themeShade="FF"/>
-          <w:sz w:val="20"/>
-          <w:szCs w:val="20"/>
-          <w:lang w:val="de-DE"/>
-        </w:rPr>
-        <w:t>TECHNICAL_RATING}}</w:t>
-      </w:r>
-    </w:p>
-    <w:p>
-      <w:pPr>
-        <w:spacing w:before="180" w:beforeAutospacing="off" w:after="120" w:afterAutospacing="off"/>
-        <w:ind w:left="720" w:right="0"/>
-      </w:pPr>
-      <w:r>
-        <w:rPr>
-          <w:rFonts w:ascii="Arial" w:hAnsi="Arial" w:eastAsia="Arial" w:cs="Arial"/>
-          <w:noProof w:val="0"/>
-          <w:color w:val="000000" w:themeColor="text1" w:themeTint="FF" w:themeShade="FF"/>
-          <w:sz w:val="20"/>
-          <w:szCs w:val="20"/>
-          <w:lang w:val="de-DE"/>
-        </w:rPr>
-        <w:t xml:space="preserve">Wenn “Ja, gänzlich oder teilweise” und “Nein” zutreffen: </w:t>
-      </w:r>
-      <w:r>
-        <w:br/>
-      </w:r>
-      <w:r>
-        <w:br/>
-      </w:r>
-      <w:r>
-        <w:rPr>
-          <w:rFonts w:ascii="Arial" w:hAnsi="Arial" w:eastAsia="Arial" w:cs="Arial"/>
-          <w:noProof w:val="0"/>
-          <w:color w:val="000000" w:themeColor="text1" w:themeTint="FF" w:themeShade="FF"/>
-          <w:sz w:val="16"/>
-          <w:szCs w:val="16"/>
-          <w:lang w:val="de-DE"/>
-        </w:rPr>
-        <w:t>Dokumentieren Sie Ihre Erläuterung, z. B.: „Die Schnittstellen entsprechen dem Standard X.” oder „Das System nutzt das Protokoll Y.”</w:t>
-      </w:r>
-    </w:p>
-    <w:p>
-      <w:pPr>
-        <w:pStyle w:val="Standard"/>
-        <w:suppressLineNumbers w:val="0"/>
-        <w:pBdr>
-          <w:top w:val="single" w:color="000000" w:sz="4" w:space="4"/>
-          <w:left w:val="single" w:color="000000" w:sz="4" w:space="4"/>
-          <w:bottom w:val="single" w:color="000000" w:sz="4" w:space="4"/>
-          <w:right w:val="single" w:color="000000" w:sz="4" w:space="4"/>
-          <w:between w:val="nil" w:color="FF000000" w:sz="0" w:space="0"/>
-        </w:pBdr>
-        <w:shd w:val="clear" w:color="auto" w:fill="F2F6F8"/>
-        <w:bidi w:val="0"/>
-        <w:spacing w:before="60" w:beforeAutospacing="off" w:after="120" w:afterAutospacing="off" w:line="259" w:lineRule="auto"/>
-        <w:ind w:left="720" w:right="0"/>
-        <w:jc w:val="left"/>
-      </w:pPr>
-      <w:r>
-        <w:rPr>
-          <w:rFonts w:ascii="Arial" w:hAnsi="Arial" w:eastAsia="Arial" w:cs="Arial"/>
-          <w:noProof w:val="0"/>
-          <w:color w:val="000000" w:themeColor="text1" w:themeTint="FF" w:themeShade="FF"/>
-          <w:sz w:val="20"/>
-          <w:szCs w:val="20"/>
-          <w:lang w:val="de-DE"/>
-        </w:rPr>
-        <w:t>{{</w:t>
-      </w:r>
-      <w:r>
-        <w:rPr>
-          <w:rFonts w:ascii="Arial" w:hAnsi="Arial" w:eastAsia="Arial" w:cs="Arial"/>
-          <w:noProof w:val="0"/>
-          <w:color w:val="000000" w:themeColor="text1" w:themeTint="FF" w:themeShade="FF"/>
-          <w:sz w:val="19"/>
-          <w:szCs w:val="19"/>
-          <w:lang w:val="de-DE"/>
-        </w:rPr>
-        <w:t>IO_</w:t>
-      </w:r>
-      <w:r>
-        <w:rPr>
-          <w:rFonts w:ascii="Arial" w:hAnsi="Arial" w:eastAsia="Arial" w:cs="Arial"/>
-          <w:noProof w:val="0"/>
-          <w:color w:val="000000" w:themeColor="text1" w:themeTint="FF" w:themeShade="FF"/>
-          <w:sz w:val="20"/>
-          <w:szCs w:val="20"/>
-          <w:lang w:val="de-DE"/>
-        </w:rPr>
-        <w:t>TECHNICAL_DETAIL}}</w:t>
-      </w:r>
-    </w:p>
-    <w:p>
-      <w:pPr>
-        <w:spacing w:before="180" w:beforeAutospacing="off" w:after="120" w:afterAutospacing="off"/>
-        <w:rPr>
-          <w:rFonts w:ascii="Arial" w:hAnsi="Arial" w:eastAsia="Arial" w:cs="Arial"/>
-          <w:b w:val="1"/>
-          <w:bCs w:val="1"/>
-          <w:noProof w:val="0"/>
-          <w:color w:val="000000" w:themeColor="text1" w:themeTint="FF" w:themeShade="FF"/>
-          <w:sz w:val="32"/>
-          <w:szCs w:val="32"/>
-          <w:lang w:val="de-DE"/>
-        </w:rPr>
-      </w:pPr>
-    </w:p>
-    <w:p>
-      <w:pPr>
-        <w:pStyle w:val="Normal0"/>
-        <w:pBdr>
-          <w:bottom w:val="single" w:color="000000" w:sz="6" w:space="0"/>
-        </w:pBdr>
-      </w:pPr>
-    </w:p>
-    <w:p>
-      <w:r>
-        <w:br w:type="page"/>
-      </w:r>
-    </w:p>
-    <w:p>
-      <w:pPr>
-        <w:spacing w:before="180" w:beforeAutospacing="off" w:after="120" w:afterAutospacing="off"/>
-      </w:pPr>
-      <w:r>
-        <w:rPr>
-          <w:rFonts w:ascii="Arial" w:hAnsi="Arial" w:eastAsia="Arial" w:cs="Arial"/>
-          <w:b w:val="1"/>
-          <w:bCs w:val="1"/>
-          <w:noProof w:val="0"/>
-          <w:color w:val="000000" w:themeColor="text1" w:themeTint="FF" w:themeShade="FF"/>
-          <w:sz w:val="32"/>
-          <w:szCs w:val="32"/>
-          <w:lang w:val="de-DE"/>
-        </w:rPr>
-        <w:t>10. Veröffentlichung</w:t>
-      </w:r>
-    </w:p>
-    <w:p>
-      <w:pPr>
-        <w:pStyle w:val="berschrift2"/>
-        <w:spacing w:before="0" w:beforeAutospacing="off" w:after="80" w:afterAutospacing="off"/>
-      </w:pPr>
-      <w:r>
-        <w:rPr>
-          <w:rFonts w:ascii="Arial" w:hAnsi="Arial" w:eastAsia="Arial" w:cs="Arial"/>
-          <w:b w:val="0"/>
-          <w:bCs w:val="0"/>
-          <w:noProof w:val="0"/>
-          <w:color w:val="000000" w:themeColor="text1" w:themeTint="FF" w:themeShade="FF"/>
-          <w:sz w:val="22"/>
-          <w:szCs w:val="22"/>
-          <w:lang w:val="de-DE"/>
-        </w:rPr>
-        <w:t>Wann soll der Referentenentwurf voraussichtlich auf der Webseite Ihres Ministeriums veröffentlicht werden?</w:t>
-      </w:r>
-    </w:p>
-    <w:p>
-      <w:pPr>
-        <w:shd w:val="clear" w:color="auto" w:fill="FFF9D2"/>
-        <w:spacing w:before="180" w:beforeAutospacing="off" w:after="120" w:afterAutospacing="off"/>
-      </w:pPr>
-      <w:r>
-        <w:rPr>
-          <w:rFonts w:ascii="Arial" w:hAnsi="Arial" w:eastAsia="Arial" w:cs="Arial"/>
-          <w:noProof w:val="0"/>
-          <w:color w:val="000000" w:themeColor="text1" w:themeTint="FF" w:themeShade="FF"/>
-          <w:sz w:val="20"/>
-          <w:szCs w:val="20"/>
-          <w:lang w:val="de-DE"/>
-        </w:rPr>
-        <w:t>Die Veröffentlichung ist geplant am…</w:t>
-      </w:r>
-    </w:p>
-    <w:p>
-      <w:pPr>
-        <w:pStyle w:val="Standard"/>
-        <w:suppressLineNumbers w:val="0"/>
-        <w:pBdr>
-          <w:top w:val="single" w:color="000000" w:sz="4" w:space="4"/>
-          <w:left w:val="single" w:color="000000" w:sz="4" w:space="4"/>
-          <w:bottom w:val="single" w:color="000000" w:sz="4" w:space="4"/>
-          <w:right w:val="single" w:color="000000" w:sz="4" w:space="4"/>
-          <w:between w:val="nil" w:color="FF000000" w:sz="0" w:space="0"/>
-        </w:pBdr>
-        <w:shd w:val="clear" w:color="auto" w:fill="F2F6F8"/>
-        <w:bidi w:val="0"/>
-        <w:spacing w:before="120" w:beforeAutospacing="off" w:after="120" w:afterAutospacing="off" w:line="259" w:lineRule="auto"/>
-        <w:ind w:left="0" w:right="0"/>
-        <w:jc w:val="left"/>
-        <w:rPr>
-          <w:rFonts w:ascii="Arial" w:hAnsi="Arial" w:eastAsia="Arial" w:cs="Arial"/>
-          <w:noProof w:val="0"/>
-          <w:color w:val="000000" w:themeColor="text1" w:themeTint="FF" w:themeShade="FF"/>
-          <w:sz w:val="20"/>
-          <w:szCs w:val="20"/>
-          <w:lang w:val="de-DE"/>
-        </w:rPr>
-      </w:pPr>
-      <w:r>
-        <w:rPr>
-          <w:rFonts w:ascii="Arial" w:hAnsi="Arial" w:eastAsia="Arial" w:cs="Arial"/>
-          <w:noProof w:val="0"/>
-          <w:color w:val="000000" w:themeColor="text1" w:themeTint="FF" w:themeShade="FF"/>
-          <w:sz w:val="20"/>
-          <w:szCs w:val="20"/>
-          <w:lang w:val="de-DE"/>
-        </w:rPr>
-        <w:t>{{</w:t>
-      </w:r>
-      <w:r>
-        <w:rPr>
-          <w:rFonts w:ascii="Arial" w:hAnsi="Arial" w:eastAsia="Arial" w:cs="Arial"/>
-          <w:noProof w:val="0"/>
-          <w:color w:val="000000" w:themeColor="text1" w:themeTint="FF" w:themeShade="FF"/>
-          <w:sz w:val="20"/>
-          <w:szCs w:val="20"/>
-          <w:lang w:val="de-DE"/>
-        </w:rPr>
-        <w:t>PUBLICATION_DATE</w:t>
-      </w:r>
-      <w:r>
-        <w:rPr>
-          <w:rFonts w:ascii="Arial" w:hAnsi="Arial" w:eastAsia="Arial" w:cs="Arial"/>
-          <w:noProof w:val="0"/>
-          <w:color w:val="000000" w:themeColor="text1" w:themeTint="FF" w:themeShade="FF"/>
-          <w:sz w:val="20"/>
-          <w:szCs w:val="20"/>
-          <w:lang w:val="de-DE"/>
-        </w:rPr>
-        <w:t>}}</w:t>
-      </w:r>
-    </w:p>
-    <w:p>
-      <w:pPr>
-        <w:shd w:val="clear" w:color="auto" w:fill="FFF9D2"/>
-        <w:spacing w:before="180" w:beforeAutospacing="off" w:after="120" w:afterAutospacing="off"/>
-      </w:pPr>
-      <w:r>
-        <w:rPr>
-          <w:rFonts w:ascii="Arial" w:hAnsi="Arial" w:eastAsia="Arial" w:cs="Arial"/>
-          <w:noProof w:val="0"/>
-          <w:color w:val="000000" w:themeColor="text1" w:themeTint="FF" w:themeShade="FF"/>
-          <w:sz w:val="20"/>
-          <w:szCs w:val="20"/>
-          <w:lang w:val="de-DE"/>
-        </w:rPr>
-        <w:t>Der Referentenentwurf ist bereits veröffentlicht</w:t>
-      </w:r>
-    </w:p>
-    <w:p>
-      <w:pPr>
-        <w:pStyle w:val="Standard"/>
-        <w:suppressLineNumbers w:val="0"/>
-        <w:pBdr>
-          <w:top w:val="single" w:color="000000" w:sz="4" w:space="4"/>
-          <w:left w:val="single" w:color="000000" w:sz="4" w:space="4"/>
-          <w:bottom w:val="single" w:color="000000" w:sz="4" w:space="4"/>
-          <w:right w:val="single" w:color="000000" w:sz="4" w:space="4"/>
-          <w:between w:val="nil" w:color="FF000000" w:sz="0" w:space="0"/>
-        </w:pBdr>
-        <w:shd w:val="clear" w:color="auto" w:fill="F2F6F8"/>
-        <w:bidi w:val="0"/>
-        <w:spacing w:before="120" w:beforeAutospacing="off" w:after="120" w:afterAutospacing="off" w:line="259" w:lineRule="auto"/>
-        <w:ind w:left="0" w:right="0"/>
-        <w:jc w:val="left"/>
-        <w:rPr>
-          <w:rFonts w:ascii="Arial" w:hAnsi="Arial" w:eastAsia="Arial" w:cs="Arial"/>
-          <w:noProof w:val="0"/>
-          <w:color w:val="000000" w:themeColor="text1" w:themeTint="FF" w:themeShade="FF"/>
-          <w:sz w:val="20"/>
-          <w:szCs w:val="20"/>
-          <w:lang w:val="de-DE"/>
-        </w:rPr>
-      </w:pPr>
-      <w:r>
-        <w:rPr>
-          <w:rFonts w:ascii="Arial" w:hAnsi="Arial" w:eastAsia="Arial" w:cs="Arial"/>
-          <w:noProof w:val="0"/>
-          <w:color w:val="000000" w:themeColor="text1" w:themeTint="FF" w:themeShade="FF"/>
-          <w:sz w:val="20"/>
-          <w:szCs w:val="20"/>
-          <w:lang w:val="de-DE"/>
-        </w:rPr>
-        <w:t>{{</w:t>
-      </w:r>
-      <w:r>
-        <w:rPr>
-          <w:rFonts w:ascii="Arial" w:hAnsi="Arial" w:eastAsia="Arial" w:cs="Arial"/>
-          <w:noProof w:val="0"/>
-          <w:color w:val="000000" w:themeColor="text1" w:themeTint="FF" w:themeShade="FF"/>
-          <w:sz w:val="20"/>
-          <w:szCs w:val="20"/>
-          <w:lang w:val="de-DE"/>
+          <w:rFonts w:eastAsia="Arial" w:cs="Arial"/>
         </w:rPr>
         <w:t>PUBLICATION_LINK</w:t>
       </w:r>
       <w:r>
         <w:rPr>
-          <w:rFonts w:ascii="Arial" w:hAnsi="Arial" w:eastAsia="Arial" w:cs="Arial"/>
-          <w:noProof w:val="0"/>
-          <w:color w:val="000000" w:themeColor="text1" w:themeTint="FF" w:themeShade="FF"/>
-          <w:sz w:val="20"/>
-          <w:szCs w:val="20"/>
-          <w:lang w:val="de-DE"/>
+          <w:rFonts w:eastAsia="Arial" w:cs="Arial"/>
         </w:rPr>
         <w:t>}}</w:t>
       </w:r>
@@ -3506,27 +3474,23 @@
     <w:p/>
     <w:p/>
     <w:p/>
-    <w:p>
-      <w:pPr>
-        <w:pStyle w:val="Standard"/>
-      </w:pPr>
-    </w:p>
-    <w:p/>
-    <w:p>
-      <w:pPr>
-        <w:pStyle w:val="Normal0"/>
-      </w:pPr>
-    </w:p>
     <w:p/>
     <w:p/>
     <w:p>
       <w:pPr>
-        <w:pStyle w:val="berschrift1"/>
+        <w:pStyle w:val="Normal0"/>
+      </w:pPr>
+    </w:p>
+    <w:p/>
+    <w:p/>
+    <w:p>
+      <w:pPr>
+        <w:pStyle w:val="Heading1"/>
         <w:spacing w:before="720"/>
         <w:rPr>
           <w:rStyle w:val="None"/>
-          <w:b w:val="1"/>
-          <w:bCs w:val="1"/>
+          <w:b/>
+          <w:bCs/>
         </w:rPr>
       </w:pPr>
     </w:p>
@@ -3540,31 +3504,66 @@
     </w:p>
     <w:p>
       <w:pPr>
-        <w:pStyle w:val="berschrift1"/>
+        <w:pStyle w:val="Heading1"/>
         <w:spacing w:before="720"/>
         <w:rPr>
           <w:rStyle w:val="None"/>
-          <w:b w:val="1"/>
-          <w:bCs w:val="1"/>
-        </w:rPr>
-      </w:pPr>
-      <w:bookmarkStart w:name="_Das_ist_jetzt" w:id="387775959"/>
+          <w:b/>
+          <w:bCs/>
+        </w:rPr>
+      </w:pPr>
+      <w:bookmarkStart w:id="5" w:name="_Das_ist_jetzt"/>
       <w:r>
         <w:rPr>
           <w:rStyle w:val="None"/>
-          <w:b w:val="1"/>
-          <w:bCs w:val="1"/>
-        </w:rPr>
+          <w:b/>
+          <w:bCs/>
+        </w:rPr>
+        <w:lastRenderedPageBreak/>
         <w:t>Das ist jetzt zu tun</w:t>
       </w:r>
-      <w:bookmarkEnd w:id="387775959"/>
-    </w:p>
-    <w:p>
-      <w:pPr>
-        <w:pStyle w:val="Listenabsatz"/>
+      <w:bookmarkEnd w:id="5"/>
+    </w:p>
+    <w:p>
+      <w:pPr>
+        <w:pBdr>
+          <w:top w:val="none" w:sz="0" w:space="0" w:color="auto"/>
+          <w:left w:val="none" w:sz="0" w:space="0" w:color="auto"/>
+          <w:bottom w:val="none" w:sz="0" w:space="0" w:color="auto"/>
+          <w:right w:val="none" w:sz="0" w:space="0" w:color="auto"/>
+          <w:between w:val="none" w:sz="0" w:space="0" w:color="auto"/>
+          <w:bar w:val="none" w:sz="0" w:color="auto"/>
+        </w:pBdr>
+        <w:rPr>
+          <w:rStyle w:val="None"/>
+          <w:rFonts w:ascii="Times New Roman" w:eastAsia="Times New Roman" w:hAnsi="Times New Roman" w:cs="Times New Roman"/>
+          <w:color w:val="auto"/>
+          <w:sz w:val="24"/>
+          <w:szCs w:val="24"/>
+          <w:bdr w:val="none" w:sz="0" w:space="0" w:color="auto"/>
+          <w:lang w:val="en-DE" w:eastAsia="en-GB"/>
+        </w:rPr>
+      </w:pPr>
+      <w:r>
+        <w:rPr>
+          <w:rFonts w:eastAsia="Times New Roman" w:cs="Arial"/>
+          <w:b/>
+          <w:bCs/>
+          <w:color w:val="000000"/>
+          <w:sz w:val="22"/>
+          <w:szCs w:val="22"/>
+          <w:bdr w:val="none" w:sz="0" w:space="0" w:color="auto"/>
+          <w:lang w:val="en-DE" w:eastAsia="en-GB"/>
+        </w:rPr>
+        <w:t>Schritt 1: Dokumentation abschließen</w:t>
+      </w:r>
+    </w:p>
+    <w:p>
+      <w:pPr>
+        <w:pStyle w:val="ListParagraph"/>
         <w:numPr>
           <w:ilvl w:val="0"/>
-          <w:numId w:val="4"/>
+          <w:numId w:val="5"/>
         </w:numPr>
       </w:pPr>
       <w:r>
@@ -3592,10 +3591,10 @@
     </w:p>
     <w:p>
       <w:pPr>
-        <w:pStyle w:val="Listenabsatz"/>
+        <w:pStyle w:val="ListParagraph"/>
         <w:numPr>
           <w:ilvl w:val="0"/>
-          <w:numId w:val="4"/>
+          <w:numId w:val="5"/>
         </w:numPr>
         <w:rPr>
           <w:rStyle w:val="NoneA"/>
@@ -3604,8 +3603,8 @@
       <w:r>
         <w:rPr>
           <w:rStyle w:val="None"/>
-          <w:b w:val="1"/>
-          <w:bCs w:val="1"/>
+          <w:b/>
+          <w:bCs/>
         </w:rPr>
         <w:t>Senden</w:t>
       </w:r>
@@ -3613,7 +3612,21 @@
         <w:rPr>
           <w:rStyle w:val="NoneA"/>
         </w:rPr>
-        <w:t xml:space="preserve"> Sie die von Ihnen erstellte Dokumentation als PDF per E-Mail an folgende Adresse: </w:t>
+        <w:t xml:space="preserve"> Sie die von Ihnen erstellte Dokumentation </w:t>
+      </w:r>
+      <w:r>
+        <w:rPr>
+          <w:rStyle w:val="NoneA"/>
+          <w:b/>
+          <w:bCs/>
+        </w:rPr>
+        <w:t>als PDF per E-Mail</w:t>
+      </w:r>
+      <w:r>
+        <w:rPr>
+          <w:rStyle w:val="NoneA"/>
+        </w:rPr>
+        <w:t xml:space="preserve"> an folgende Adresse: </w:t>
       </w:r>
       <w:r>
         <w:rPr>
@@ -3622,6 +3635,7 @@
         </w:rPr>
         <w:t>{{NKR_CONTACT_</w:t>
       </w:r>
+      <w:proofErr w:type="gramStart"/>
       <w:r>
         <w:rPr>
           <w:color w:val="0563C1"/>
@@ -3629,6 +3643,7 @@
         </w:rPr>
         <w:t>EMAIL</w:t>
       </w:r>
+      <w:proofErr w:type="gramEnd"/>
       <w:r>
         <w:rPr>
           <w:color w:val="0563C1"/>
@@ -3652,56 +3667,316 @@
     </w:p>
     <w:p>
       <w:pPr>
-        <w:pStyle w:val="Listenabsatz"/>
+        <w:pStyle w:val="ListParagraph"/>
         <w:numPr>
           <w:ilvl w:val="0"/>
-          <w:numId w:val="4"/>
+          <w:numId w:val="5"/>
         </w:numPr>
-        <w:rPr>
-          <w:rStyle w:val="NoneA"/>
-        </w:rPr>
       </w:pPr>
       <w:r>
         <w:rPr>
           <w:rStyle w:val="None"/>
-          <w:b w:val="1"/>
-          <w:bCs w:val="1"/>
+          <w:b/>
+          <w:bCs/>
+        </w:rPr>
+        <w:t>Visuelle Darstellungen</w:t>
+      </w:r>
+      <w:r>
+        <w:rPr>
+          <w:rStyle w:val="NoneA"/>
+        </w:rPr>
+        <w:t xml:space="preserve"> und Skizzen sind vom NKR gern gesehen. Hängen Sie diese formlos als PDF oder als Screenshot an.</w:t>
+      </w:r>
+    </w:p>
+    <w:p>
+      <w:pPr>
+        <w:rPr>
+          <w:rStyle w:val="NoneA"/>
+          <w:b/>
+          <w:bCs/>
+        </w:rPr>
+      </w:pPr>
+      <w:r>
+        <w:rPr>
+          <w:rStyle w:val="NoneA"/>
+          <w:b/>
+          <w:bCs/>
+        </w:rPr>
+        <w:t>Damit ist der Digitalcheck für Sie beendet.</w:t>
+      </w:r>
+    </w:p>
+    <w:p>
+      <w:pPr>
+        <w:pBdr>
+          <w:top w:val="none" w:sz="0" w:space="0" w:color="auto"/>
+          <w:left w:val="none" w:sz="0" w:space="0" w:color="auto"/>
+          <w:bottom w:val="none" w:sz="0" w:space="0" w:color="auto"/>
+          <w:right w:val="none" w:sz="0" w:space="0" w:color="auto"/>
+          <w:between w:val="none" w:sz="0" w:space="0" w:color="auto"/>
+          <w:bar w:val="none" w:sz="0" w:color="auto"/>
+        </w:pBdr>
+        <w:rPr>
+          <w:rFonts w:eastAsia="Times New Roman" w:cs="Arial"/>
+          <w:b/>
+          <w:bCs/>
+          <w:color w:val="000000"/>
+          <w:sz w:val="22"/>
+          <w:szCs w:val="22"/>
+          <w:bdr w:val="none" w:sz="0" w:space="0" w:color="auto"/>
+          <w:lang w:val="en-DE" w:eastAsia="en-GB"/>
+        </w:rPr>
+      </w:pPr>
+    </w:p>
+    <w:p>
+      <w:pPr>
+        <w:pBdr>
+          <w:top w:val="none" w:sz="0" w:space="0" w:color="auto"/>
+          <w:left w:val="none" w:sz="0" w:space="0" w:color="auto"/>
+          <w:bottom w:val="none" w:sz="0" w:space="0" w:color="auto"/>
+          <w:right w:val="none" w:sz="0" w:space="0" w:color="auto"/>
+          <w:between w:val="none" w:sz="0" w:space="0" w:color="auto"/>
+          <w:bar w:val="none" w:sz="0" w:color="auto"/>
+        </w:pBdr>
+        <w:rPr>
+          <w:rFonts w:ascii="Times New Roman" w:eastAsia="Times New Roman" w:hAnsi="Times New Roman" w:cs="Times New Roman"/>
+          <w:color w:val="auto"/>
+          <w:sz w:val="24"/>
+          <w:szCs w:val="24"/>
+          <w:bdr w:val="none" w:sz="0" w:space="0" w:color="auto"/>
+          <w:lang w:val="en-DE" w:eastAsia="en-GB"/>
+        </w:rPr>
+      </w:pPr>
+      <w:r>
+        <w:rPr>
+          <w:rFonts w:eastAsia="Times New Roman" w:cs="Arial"/>
+          <w:b/>
+          <w:bCs/>
+          <w:color w:val="000000"/>
+          <w:sz w:val="22"/>
+          <w:szCs w:val="22"/>
+          <w:bdr w:val="none" w:sz="0" w:space="0" w:color="auto"/>
+          <w:lang w:val="en-DE" w:eastAsia="en-GB"/>
+        </w:rPr>
+        <w:t xml:space="preserve">Schritt </w:t>
+      </w:r>
+      <w:r>
+        <w:rPr>
+          <w:rFonts w:eastAsia="Times New Roman" w:cs="Arial"/>
+          <w:b/>
+          <w:bCs/>
+          <w:color w:val="000000"/>
+          <w:sz w:val="22"/>
+          <w:szCs w:val="22"/>
+          <w:bdr w:val="none" w:sz="0" w:space="0" w:color="auto"/>
+          <w:lang w:val="en-DE" w:eastAsia="en-GB"/>
+        </w:rPr>
+        <w:t>2</w:t>
+      </w:r>
+      <w:r>
+        <w:rPr>
+          <w:rFonts w:eastAsia="Times New Roman" w:cs="Arial"/>
+          <w:b/>
+          <w:bCs/>
+          <w:color w:val="000000"/>
+          <w:sz w:val="22"/>
+          <w:szCs w:val="22"/>
+          <w:bdr w:val="none" w:sz="0" w:space="0" w:color="auto"/>
+          <w:lang w:val="en-DE" w:eastAsia="en-GB"/>
+        </w:rPr>
+        <w:t>: Interoperabilitäts-Bewertung abschließen</w:t>
+      </w:r>
+    </w:p>
+    <w:p>
+      <w:pPr>
+        <w:pStyle w:val="ListParagraph"/>
+        <w:numPr>
+          <w:ilvl w:val="0"/>
+          <w:numId w:val="5"/>
+        </w:numPr>
+        <w:rPr>
+          <w:b/>
+          <w:bCs/>
+          <w:lang w:val="en-DE"/>
+        </w:rPr>
+      </w:pPr>
+      <w:r>
+        <w:rPr>
+          <w:b/>
+          <w:bCs/>
+          <w:lang w:val="en-DE"/>
         </w:rPr>
         <w:t>Bei Interoperabilitätsbezug</w:t>
       </w:r>
       <w:r>
         <w:rPr>
-          <w:rStyle w:val="NoneA"/>
-        </w:rPr>
-        <w:t xml:space="preserve"> senden Sie eine Kopie der E-Mail mit der PDF-Datei an </w:t>
+          <w:lang w:val="en-DE"/>
+        </w:rPr>
+        <w:t xml:space="preserve"> senden Sie die E-Mail mit der PDF-Datei </w:t>
+      </w:r>
+      <w:r>
+        <w:rPr>
+          <w:b/>
+          <w:bCs/>
+          <w:lang w:val="en-DE"/>
+        </w:rPr>
+        <w:t>zusätzlich</w:t>
+      </w:r>
+      <w:r>
+        <w:rPr>
+          <w:lang w:val="en-DE"/>
+        </w:rPr>
+        <w:t xml:space="preserve"> an</w:t>
+      </w:r>
+      <w:r>
+        <w:rPr>
+          <w:lang w:val="en-DE"/>
+        </w:rPr>
+        <w:t xml:space="preserve"> </w:t>
       </w:r>
       <w:r>
         <w:rPr>
           <w:color w:val="0563C1"/>
           <w:u w:val="single"/>
         </w:rPr>
-        <w:t>{{INTEROPS_</w:t>
+        <w:t>{{INTEROPS_EMAIL}}</w:t>
+      </w:r>
+      <w:r>
+        <w:rPr>
+          <w:lang w:val="en-DE"/>
+        </w:rPr>
+        <w:t xml:space="preserve"> (Nationale Kontaktstelle für Interoperabilität)</w:t>
+      </w:r>
+    </w:p>
+    <w:p>
+      <w:pPr>
+        <w:pStyle w:val="ListParagraph"/>
+        <w:numPr>
+          <w:ilvl w:val="0"/>
+          <w:numId w:val="5"/>
+        </w:numPr>
+      </w:pPr>
+      <w:r>
+        <w:rPr>
+          <w:lang w:val="en-DE"/>
+        </w:rPr>
+        <w:t>Die Interoperabilitäts-</w:t>
+      </w:r>
+      <w:r>
+        <w:rPr>
+          <w:color w:val="auto"/>
+          <w:lang w:val="en-DE"/>
+        </w:rPr>
+        <w:t xml:space="preserve">Bewertung wird auf dem Portal </w:t>
+      </w:r>
+      <w:r>
+        <w:rPr>
+          <w:color w:val="auto"/>
+          <w:lang w:val="en-DE"/>
+        </w:rPr>
+        <w:t>„</w:t>
+      </w:r>
+      <w:hyperlink r:id="rId11" w:history="1">
+        <w:r>
+          <w:rPr>
+            <w:rStyle w:val="Hyperlink"/>
+            <w:color w:val="0463C1"/>
+            <w:lang w:val="en-DE"/>
+          </w:rPr>
+          <w:t>Interoperable Europe</w:t>
+        </w:r>
+      </w:hyperlink>
+      <w:r>
+        <w:rPr>
+          <w:color w:val="auto"/>
+          <w:lang w:val="en-DE"/>
+        </w:rPr>
+        <w:t>“</w:t>
+      </w:r>
+      <w:r>
+        <w:rPr>
+          <w:color w:val="auto"/>
+          <w:lang w:val="en-DE"/>
+        </w:rPr>
+        <w:t xml:space="preserve"> </w:t>
+      </w:r>
+      <w:r>
+        <w:rPr>
+          <w:color w:val="auto"/>
+        </w:rPr>
+        <w:t>veröffentlicht, sofern der Referentenentwurf bereits öffentlich ist. Falls die Veröffentlichung noch aussteht, wird sich die Nationale Kontaktstelle zum von Ihnen angegebenen Zeitpunkt bei Ihnen melden.</w:t>
+      </w:r>
+    </w:p>
+    <w:p>
+      <w:pPr>
+        <w:pStyle w:val="ListParagraph"/>
+        <w:ind w:left="360"/>
+      </w:pPr>
+    </w:p>
+    <w:p>
+      <w:pPr>
+        <w:pStyle w:val="Heading2"/>
+      </w:pPr>
+      <w:r>
+        <w:rPr>
+          <w:rStyle w:val="NoneA"/>
+        </w:rPr>
+        <w:t>Gut zu wissen: Das prüft der Nationale Normenkontrollrat</w:t>
+      </w:r>
+    </w:p>
+    <w:p>
+      <w:pPr>
+        <w:pStyle w:val="Normal0"/>
+      </w:pPr>
+      <w:r>
+        <w:rPr>
+          <w:rStyle w:val="NoneA"/>
+        </w:rPr>
+        <w:t>Der NKR prüft das Regelungsvorhaben auf Möglichkeiten der digitalen Umsetzung. Die Basis ist der von Ihnen durchgeführte Digitalcheck. Das wesentliche Prüfkriterium ist die methodische und inhaltliche Nachvollziehbarkeit. Sein Prüfergebnis veröffentlicht er gegebenenfalls in seinen Stellungnahmen. Wenn Sie eine Visualisierung angefertigt haben und Sie der Veröffentlichung zustimmen, kann diese an die Stellungnahme angehängt werden. Bei Fragen oder Anregungen kommt Ihre Ansprechperson im NKR-Sekretariat auf Sie zu.</w:t>
+      </w:r>
+    </w:p>
+    <w:p>
+      <w:pPr>
+        <w:pStyle w:val="Heading2"/>
+      </w:pPr>
+      <w:r>
+        <w:rPr>
+          <w:rStyle w:val="NoneA"/>
+        </w:rPr>
+        <w:t xml:space="preserve">Sie haben Fragen oder benötigen Unterstützung? </w:t>
+      </w:r>
+    </w:p>
+    <w:p>
+      <w:pPr>
+        <w:pStyle w:val="Normal0"/>
+      </w:pPr>
+      <w:r>
+        <w:rPr>
+          <w:rStyle w:val="NoneA"/>
+        </w:rPr>
+        <w:t xml:space="preserve">Rufen Sie uns an: {{DS_PHONE}} oder schreiben Sie uns unter: </w:t>
       </w:r>
       <w:r>
         <w:rPr>
           <w:color w:val="0563C1"/>
           <w:u w:val="single"/>
         </w:rPr>
-        <w:t>EMAIL</w:t>
-      </w:r>
+        <w:t>{{DS_</w:t>
+      </w:r>
+      <w:proofErr w:type="gramStart"/>
       <w:r>
         <w:rPr>
           <w:color w:val="0563C1"/>
           <w:u w:val="single"/>
         </w:rPr>
-        <w:t>}</w:t>
-      </w:r>
+        <w:t>EMAIL</w:t>
+      </w:r>
+      <w:proofErr w:type="gramEnd"/>
       <w:r>
         <w:rPr>
           <w:color w:val="0563C1"/>
           <w:u w:val="single"/>
         </w:rPr>
-        <w:t>}</w:t>
+        <w:t>}}</w:t>
       </w:r>
       <w:r>
         <w:rPr>
@@ -3710,125 +3985,9 @@
         <w:t>.</w:t>
       </w:r>
     </w:p>
-    <w:p>
-      <w:pPr>
-        <w:pStyle w:val="Listenabsatz"/>
-        <w:numPr>
-          <w:ilvl w:val="0"/>
-          <w:numId w:val="4"/>
-        </w:numPr>
-      </w:pPr>
-      <w:r>
-        <w:rPr>
-          <w:rStyle w:val="None"/>
-          <w:b/>
-          <w:bCs/>
-        </w:rPr>
-        <w:t>Visuelle Darstellungen</w:t>
-      </w:r>
-      <w:r>
-        <w:rPr>
-          <w:rStyle w:val="NoneA"/>
-        </w:rPr>
-        <w:t xml:space="preserve"> und Skizzen sind vom NKR gern gesehen. Hängen Sie diese formlos als PDF oder als Screenshot an.</w:t>
-      </w:r>
-    </w:p>
-    <w:p>
-      <w:pPr>
-        <w:pStyle w:val="Listenabsatz"/>
-        <w:numPr>
-          <w:ilvl w:val="0"/>
-          <w:numId w:val="4"/>
-        </w:numPr>
-      </w:pPr>
-      <w:r>
-        <w:rPr>
-          <w:rStyle w:val="NoneA"/>
-        </w:rPr>
-        <w:t>Damit ist der Digitalcheck für Sie beendet.</w:t>
-      </w:r>
-    </w:p>
-    <w:p>
-      <w:pPr>
-        <w:pStyle w:val="berschrift2"/>
-      </w:pPr>
-      <w:r>
-        <w:rPr>
-          <w:rStyle w:val="NoneA"/>
-        </w:rPr>
-        <w:t>Gut zu wissen: Das prüft der Nationale Normenkontrollrat</w:t>
-      </w:r>
-    </w:p>
-    <w:p>
-      <w:pPr>
-        <w:pStyle w:val="Normal0"/>
-      </w:pPr>
-      <w:r>
-        <w:rPr>
-          <w:rStyle w:val="NoneA"/>
-        </w:rPr>
-        <w:t>Der NKR prüft das Regelungsvorhaben auf Möglichkeiten der digitalen Umsetzung. Die Basis ist der von Ihnen durchgeführte Digitalcheck. Das wesentliche Prüfkriterium ist die methodische und inhaltliche Nachvollziehbarkeit. Sein Prüfergebnis verö</w:t>
-      </w:r>
-      <w:r>
-        <w:rPr>
-          <w:rStyle w:val="NoneA"/>
-        </w:rPr>
-        <w:t>ffentlicht er gegebenenfalls in seinen Stellungnahmen. Wenn Sie eine Visualisierung angefertigt haben und Sie der Veröffentlichung zustimmen, kann diese an die Stellungnahme angehängt werden. Bei Fragen oder Anregungen kommt Ihre Ansprechperson im NKR-Sekretariat auf Sie zu.</w:t>
-      </w:r>
-    </w:p>
-    <w:p>
-      <w:pPr>
-        <w:pStyle w:val="berschrift2"/>
-      </w:pPr>
-      <w:r>
-        <w:rPr>
-          <w:rStyle w:val="NoneA"/>
-        </w:rPr>
-        <w:t xml:space="preserve">Sie haben Fragen oder benötigen Unterstützung? </w:t>
-      </w:r>
-    </w:p>
-    <w:p>
-      <w:pPr>
-        <w:pStyle w:val="Normal0"/>
-      </w:pPr>
-      <w:r>
-        <w:rPr>
-          <w:rStyle w:val="NoneA"/>
-        </w:rPr>
-        <w:t xml:space="preserve">Rufen Sie uns an: {{DS_PHONE}} oder schreiben Sie uns unter: </w:t>
-      </w:r>
-      <w:r>
-        <w:rPr>
-          <w:color w:val="0563C1"/>
-          <w:u w:val="single"/>
-        </w:rPr>
-        <w:t>{{DS_</w:t>
-      </w:r>
-      <w:r>
-        <w:rPr>
-          <w:color w:val="0563C1"/>
-          <w:u w:val="single"/>
-        </w:rPr>
-        <w:t>EMAIL}</w:t>
-      </w:r>
-      <w:r>
-        <w:rPr>
-          <w:color w:val="0563C1"/>
-          <w:u w:val="single"/>
-        </w:rPr>
-        <w:t>}</w:t>
-      </w:r>
-      <w:r>
-        <w:rPr>
-          <w:rStyle w:val="NoneA"/>
-        </w:rPr>
-        <w:t>.</w:t>
-      </w:r>
-    </w:p>
     <w:sectPr>
-      <w:headerReference w:type="default" r:id="rId16"/>
-      <w:footerReference w:type="default" r:id="rId17"/>
-      <w:pgSz w:w="11900" w:h="16840" w:orient="portrait"/>
+      <w:headerReference w:type="default" r:id="rId12"/>
+      <w:pgSz w:w="11900" w:h="16840"/>
       <w:pgMar w:top="1440" w:right="1440" w:bottom="1440" w:left="1440" w:header="708" w:footer="709" w:gutter="0"/>
       <w:cols w:space="720"/>
     </w:sectPr>
@@ -3837,7 +3996,7 @@
 </file>
 
 <file path=word/endnotes.xml><?xml version="1.0" encoding="utf-8"?>
-<w:endnotes xmlns:wpc="http://schemas.microsoft.com/office/word/2010/wordprocessingCanvas" xmlns:cx="http://schemas.microsoft.com/office/drawing/2014/chartex" xmlns:cx1="http://schemas.microsoft.com/office/drawing/2015/9/8/chartex" xmlns:cx2="http://schemas.microsoft.com/office/drawing/2015/10/21/chartex" xmlns:cx3="http://schemas.microsoft.com/office/drawing/2016/5/9/chartex" xmlns:cx4="http://schemas.microsoft.com/office/drawing/2016/5/10/chartex" xmlns:cx5="http://schemas.microsoft.com/office/drawing/2016/5/11/chartex" xmlns:cx6="http://schemas.microsoft.com/office/drawing/2016/5/12/chartex" xmlns:cx7="http://schemas.microsoft.com/office/drawing/2016/5/13/chartex" xmlns:cx8="http://schemas.microsoft.com/office/drawing/2016/5/14/chartex" xmlns:mc="http://schemas.openxmlformats.org/markup-compatibility/2006" xmlns:aink="http://schemas.microsoft.com/office/drawing/2016/ink" xmlns:am3d="http://schemas.microsoft.com/office/drawing/2017/model3d" xmlns:o="urn:schemas-microsoft-com:office:office" xmlns:oel="http://schemas.microsoft.com/office/2019/extlst" xmlns:r="http://schemas.openxmlformats.org/officeDocument/2006/relationships" xmlns:m="http://schemas.openxmlformats.org/officeDocument/2006/math" xmlns:v="urn:schemas-microsoft-com:vml" xmlns:wp14="http://schemas.microsoft.com/office/word/2010/wordprocessingDrawing" xmlns:wp="http://schemas.openxmlformats.org/drawingml/2006/wordprocessingDrawing" xmlns:w10="urn:schemas-microsoft-com:office:word" xmlns:w="http://schemas.openxmlformats.org/wordprocessingml/2006/main" xmlns:w14="http://schemas.microsoft.com/office/word/2010/wordml" xmlns:w15="http://schemas.microsoft.com/office/word/2012/wordml" xmlns:w16cei="http://schemas.microsoft.com/office/word/2026/wordml/cei" xmlns:w16cex="http://schemas.microsoft.com/office/word/2018/wordml/cex" xmlns:w16cid="http://schemas.microsoft.com/office/word/2016/wordml/cid" xmlns:w16="http://schemas.microsoft.com/office/word/2018/wordml" xmlns:w16du="http://schemas.microsoft.com/office/word/2023/wordml/word16du" xmlns:w16sdtdh="http://schemas.microsoft.com/office/word/2020/wordml/sdtdatahash" xmlns:w16sdtfl="http://schemas.microsoft.com/office/word/2024/wordml/sdtformatlock" xmlns:w16se="http://schemas.microsoft.com/office/word/2015/wordml/symex" xmlns:wpg="http://schemas.microsoft.com/office/word/2010/wordprocessingGroup" xmlns:wpi="http://schemas.microsoft.com/office/word/2010/wordprocessingInk" xmlns:wne="http://schemas.microsoft.com/office/word/2006/wordml" xmlns:wps="http://schemas.microsoft.com/office/word/2010/wordprocessingShape" mc:Ignorable="w14 w15 w16se w16cid w16 w16cex w16sdtdh w16sdtfl w16du wp14">
+<w:endnotes xmlns:wpc="http://schemas.microsoft.com/office/word/2010/wordprocessingCanvas" xmlns:cx="http://schemas.microsoft.com/office/drawing/2014/chartex" xmlns:cx1="http://schemas.microsoft.com/office/drawing/2015/9/8/chartex" xmlns:cx2="http://schemas.microsoft.com/office/drawing/2015/10/21/chartex" xmlns:cx3="http://schemas.microsoft.com/office/drawing/2016/5/9/chartex" xmlns:cx4="http://schemas.microsoft.com/office/drawing/2016/5/10/chartex" xmlns:cx5="http://schemas.microsoft.com/office/drawing/2016/5/11/chartex" xmlns:cx6="http://schemas.microsoft.com/office/drawing/2016/5/12/chartex" xmlns:cx7="http://schemas.microsoft.com/office/drawing/2016/5/13/chartex" xmlns:cx8="http://schemas.microsoft.com/office/drawing/2016/5/14/chartex" xmlns:mc="http://schemas.openxmlformats.org/markup-compatibility/2006" xmlns:m="http://schemas.openxmlformats.org/officeDocument/2006/math" xmlns:aink="http://schemas.microsoft.com/office/drawing/2016/ink" xmlns:am3d="http://schemas.microsoft.com/office/drawing/2017/model3d" xmlns:oel="http://schemas.microsoft.com/office/2019/extlst" xmlns:r="http://schemas.openxmlformats.org/officeDocument/2006/relationships" xmlns:wp14="http://schemas.microsoft.com/office/word/2010/wordprocessingDrawing" xmlns:wp="http://schemas.openxmlformats.org/drawingml/2006/wordprocessingDrawing" xmlns:wpg="http://schemas.microsoft.com/office/word/2010/wordprocessingGroup" xmlns:wpi="http://schemas.microsoft.com/office/word/2010/wordprocessingInk" xmlns:wps="http://schemas.microsoft.com/office/word/2010/wordprocessingShape" xmlns:o="urn:schemas-microsoft-com:office:office" xmlns:v="urn:schemas-microsoft-com:vml" xmlns:w10="urn:schemas-microsoft-com:office:word" xmlns:w="http://schemas.openxmlformats.org/wordprocessingml/2006/main" xmlns:w14="http://schemas.microsoft.com/office/word/2010/wordml" xmlns:w15="http://schemas.microsoft.com/office/word/2012/wordml" xmlns:w16cex="http://schemas.microsoft.com/office/word/2018/wordml/cex" xmlns:w16cid="http://schemas.microsoft.com/office/word/2016/wordml/cid" xmlns:w16="http://schemas.microsoft.com/office/word/2018/wordml" xmlns:w16sdtdh="http://schemas.microsoft.com/office/word/2020/wordml/sdtdatahash" xmlns:w16sdtfl="http://schemas.microsoft.com/office/word/2024/wordml/sdtformatlock" xmlns:w16se="http://schemas.microsoft.com/office/word/2015/wordml/symex" xmlns:w16du="http://schemas.microsoft.com/office/word/2023/wordml/word16du" xmlns:wne="http://schemas.microsoft.com/office/word/2006/wordml" mc:Ignorable="w14 w15 w16se w16cid w16 w16cex w16sdtdh w16sdtfl w16du wp14">
   <w:endnote w:type="separator" w:id="-1">
     <w:p>
       <w:pPr>
@@ -3861,18 +4020,8 @@
 </w:endnotes>
 </file>
 
-<file path=word/footer1.xml><?xml version="1.0" encoding="utf-8"?>
-<w:ftr xmlns:wpc="http://schemas.microsoft.com/office/word/2010/wordprocessingCanvas" xmlns:cx="http://schemas.microsoft.com/office/drawing/2014/chartex" xmlns:cx1="http://schemas.microsoft.com/office/drawing/2015/9/8/chartex" xmlns:cx2="http://schemas.microsoft.com/office/drawing/2015/10/21/chartex" xmlns:cx3="http://schemas.microsoft.com/office/drawing/2016/5/9/chartex" xmlns:cx4="http://schemas.microsoft.com/office/drawing/2016/5/10/chartex" xmlns:cx5="http://schemas.microsoft.com/office/drawing/2016/5/11/chartex" xmlns:cx6="http://schemas.microsoft.com/office/drawing/2016/5/12/chartex" xmlns:cx7="http://schemas.microsoft.com/office/drawing/2016/5/13/chartex" xmlns:cx8="http://schemas.microsoft.com/office/drawing/2016/5/14/chartex" xmlns:mc="http://schemas.openxmlformats.org/markup-compatibility/2006" xmlns:aink="http://schemas.microsoft.com/office/drawing/2016/ink" xmlns:am3d="http://schemas.microsoft.com/office/drawing/2017/model3d" xmlns:o="urn:schemas-microsoft-com:office:office" xmlns:oel="http://schemas.microsoft.com/office/2019/extlst" xmlns:r="http://schemas.openxmlformats.org/officeDocument/2006/relationships" xmlns:m="http://schemas.openxmlformats.org/officeDocument/2006/math" xmlns:v="urn:schemas-microsoft-com:vml" xmlns:wp14="http://schemas.microsoft.com/office/word/2010/wordprocessingDrawing" xmlns:wp="http://schemas.openxmlformats.org/drawingml/2006/wordprocessingDrawing" xmlns:w10="urn:schemas-microsoft-com:office:word" xmlns:w="http://schemas.openxmlformats.org/wordprocessingml/2006/main" xmlns:w14="http://schemas.microsoft.com/office/word/2010/wordml" xmlns:w15="http://schemas.microsoft.com/office/word/2012/wordml" xmlns:w16cei="http://schemas.microsoft.com/office/word/2026/wordml/cei" xmlns:w16cex="http://schemas.microsoft.com/office/word/2018/wordml/cex" xmlns:w16cid="http://schemas.microsoft.com/office/word/2016/wordml/cid" xmlns:w16="http://schemas.microsoft.com/office/word/2018/wordml" xmlns:w16du="http://schemas.microsoft.com/office/word/2023/wordml/word16du" xmlns:w16sdtdh="http://schemas.microsoft.com/office/word/2020/wordml/sdtdatahash" xmlns:w16sdtfl="http://schemas.microsoft.com/office/word/2024/wordml/sdtformatlock" xmlns:w16se="http://schemas.microsoft.com/office/word/2015/wordml/symex" xmlns:wpg="http://schemas.microsoft.com/office/word/2010/wordprocessingGroup" xmlns:wpi="http://schemas.microsoft.com/office/word/2010/wordprocessingInk" xmlns:wne="http://schemas.microsoft.com/office/word/2006/wordml" xmlns:wps="http://schemas.microsoft.com/office/word/2010/wordprocessingShape" mc:Ignorable="w14 w15 w16se w16cid w16 w16cex w16sdtdh w16sdtfl w16du wp14">
-  <w:p>
-    <w:pPr>
-      <w:pStyle w:val="HeaderFooter"/>
-    </w:pPr>
-  </w:p>
-</w:ftr>
-</file>
-
 <file path=word/footnotes.xml><?xml version="1.0" encoding="utf-8"?>
-<w:footnotes xmlns:wpc="http://schemas.microsoft.com/office/word/2010/wordprocessingCanvas" xmlns:cx="http://schemas.microsoft.com/office/drawing/2014/chartex" xmlns:cx1="http://schemas.microsoft.com/office/drawing/2015/9/8/chartex" xmlns:cx2="http://schemas.microsoft.com/office/drawing/2015/10/21/chartex" xmlns:cx3="http://schemas.microsoft.com/office/drawing/2016/5/9/chartex" xmlns:cx4="http://schemas.microsoft.com/office/drawing/2016/5/10/chartex" xmlns:cx5="http://schemas.microsoft.com/office/drawing/2016/5/11/chartex" xmlns:cx6="http://schemas.microsoft.com/office/drawing/2016/5/12/chartex" xmlns:cx7="http://schemas.microsoft.com/office/drawing/2016/5/13/chartex" xmlns:cx8="http://schemas.microsoft.com/office/drawing/2016/5/14/chartex" xmlns:mc="http://schemas.openxmlformats.org/markup-compatibility/2006" xmlns:aink="http://schemas.microsoft.com/office/drawing/2016/ink" xmlns:am3d="http://schemas.microsoft.com/office/drawing/2017/model3d" xmlns:o="urn:schemas-microsoft-com:office:office" xmlns:oel="http://schemas.microsoft.com/office/2019/extlst" xmlns:r="http://schemas.openxmlformats.org/officeDocument/2006/relationships" xmlns:m="http://schemas.openxmlformats.org/officeDocument/2006/math" xmlns:v="urn:schemas-microsoft-com:vml" xmlns:wp14="http://schemas.microsoft.com/office/word/2010/wordprocessingDrawing" xmlns:wp="http://schemas.openxmlformats.org/drawingml/2006/wordprocessingDrawing" xmlns:w10="urn:schemas-microsoft-com:office:word" xmlns:w="http://schemas.openxmlformats.org/wordprocessingml/2006/main" xmlns:w14="http://schemas.microsoft.com/office/word/2010/wordml" xmlns:w15="http://schemas.microsoft.com/office/word/2012/wordml" xmlns:w16cei="http://schemas.microsoft.com/office/word/2026/wordml/cei" xmlns:w16cex="http://schemas.microsoft.com/office/word/2018/wordml/cex" xmlns:w16cid="http://schemas.microsoft.com/office/word/2016/wordml/cid" xmlns:w16="http://schemas.microsoft.com/office/word/2018/wordml" xmlns:w16du="http://schemas.microsoft.com/office/word/2023/wordml/word16du" xmlns:w16sdtdh="http://schemas.microsoft.com/office/word/2020/wordml/sdtdatahash" xmlns:w16sdtfl="http://schemas.microsoft.com/office/word/2024/wordml/sdtformatlock" xmlns:w16se="http://schemas.microsoft.com/office/word/2015/wordml/symex" xmlns:wpg="http://schemas.microsoft.com/office/word/2010/wordprocessingGroup" xmlns:wpi="http://schemas.microsoft.com/office/word/2010/wordprocessingInk" xmlns:wne="http://schemas.microsoft.com/office/word/2006/wordml" xmlns:wps="http://schemas.microsoft.com/office/word/2010/wordprocessingShape" mc:Ignorable="w14 w15 w16se w16cid w16 w16cex w16sdtdh w16sdtfl w16du wp14">
+<w:footnotes xmlns:wpc="http://schemas.microsoft.com/office/word/2010/wordprocessingCanvas" xmlns:cx="http://schemas.microsoft.com/office/drawing/2014/chartex" xmlns:cx1="http://schemas.microsoft.com/office/drawing/2015/9/8/chartex" xmlns:cx2="http://schemas.microsoft.com/office/drawing/2015/10/21/chartex" xmlns:cx3="http://schemas.microsoft.com/office/drawing/2016/5/9/chartex" xmlns:cx4="http://schemas.microsoft.com/office/drawing/2016/5/10/chartex" xmlns:cx5="http://schemas.microsoft.com/office/drawing/2016/5/11/chartex" xmlns:cx6="http://schemas.microsoft.com/office/drawing/2016/5/12/chartex" xmlns:cx7="http://schemas.microsoft.com/office/drawing/2016/5/13/chartex" xmlns:cx8="http://schemas.microsoft.com/office/drawing/2016/5/14/chartex" xmlns:mc="http://schemas.openxmlformats.org/markup-compatibility/2006" xmlns:m="http://schemas.openxmlformats.org/officeDocument/2006/math" xmlns:aink="http://schemas.microsoft.com/office/drawing/2016/ink" xmlns:am3d="http://schemas.microsoft.com/office/drawing/2017/model3d" xmlns:oel="http://schemas.microsoft.com/office/2019/extlst" xmlns:r="http://schemas.openxmlformats.org/officeDocument/2006/relationships" xmlns:wp14="http://schemas.microsoft.com/office/word/2010/wordprocessingDrawing" xmlns:wp="http://schemas.openxmlformats.org/drawingml/2006/wordprocessingDrawing" xmlns:wpg="http://schemas.microsoft.com/office/word/2010/wordprocessingGroup" xmlns:wpi="http://schemas.microsoft.com/office/word/2010/wordprocessingInk" xmlns:wps="http://schemas.microsoft.com/office/word/2010/wordprocessingShape" xmlns:o="urn:schemas-microsoft-com:office:office" xmlns:v="urn:schemas-microsoft-com:vml" xmlns:w10="urn:schemas-microsoft-com:office:word" xmlns:w="http://schemas.openxmlformats.org/wordprocessingml/2006/main" xmlns:w14="http://schemas.microsoft.com/office/word/2010/wordml" xmlns:w15="http://schemas.microsoft.com/office/word/2012/wordml" xmlns:w16cex="http://schemas.microsoft.com/office/word/2018/wordml/cex" xmlns:w16cid="http://schemas.microsoft.com/office/word/2016/wordml/cid" xmlns:w16="http://schemas.microsoft.com/office/word/2018/wordml" xmlns:w16sdtdh="http://schemas.microsoft.com/office/word/2020/wordml/sdtdatahash" xmlns:w16sdtfl="http://schemas.microsoft.com/office/word/2024/wordml/sdtformatlock" xmlns:w16se="http://schemas.microsoft.com/office/word/2015/wordml/symex" xmlns:w16du="http://schemas.microsoft.com/office/word/2023/wordml/word16du" xmlns:wne="http://schemas.microsoft.com/office/word/2006/wordml" mc:Ignorable="w14 w15 w16se w16cid w16 w16cex w16sdtdh w16sdtfl w16du wp14">
   <w:footnote w:type="separator" w:id="-1">
     <w:p>
       <w:pPr>
@@ -3896,27 +4045,26 @@
   <w:footnote w:id="1">
     <w:p>
       <w:pPr>
-        <w:pStyle w:val="Funotentext"/>
-      </w:pPr>
-      <w:r>
-        <w:rPr>
-          <w:rStyle w:val="Funotenzeichen"/>
+        <w:pStyle w:val="FootnoteText"/>
+      </w:pPr>
+      <w:r>
+        <w:rPr>
+          <w:rStyle w:val="FootnoteReference"/>
         </w:rPr>
         <w:footnoteRef/>
       </w:r>
       <w:r>
-        <w:rPr/>
         <w:t xml:space="preserve"> </w:t>
       </w:r>
       <w:r>
         <w:rPr>
           <w:rFonts w:eastAsia="Arial" w:cs="Arial"/>
-          <w:b w:val="1"/>
-          <w:bCs w:val="1"/>
+          <w:b/>
+          <w:bCs/>
           <w:sz w:val="16"/>
           <w:szCs w:val="16"/>
         </w:rPr>
-        <w:t xml:space="preserve">Was ist eine verbindliche Anforderung? </w:t>
+        <w:t>Was bedeutet Bezug zu EU-Interoperabilität?</w:t>
       </w:r>
       <w:r>
         <w:rPr>
@@ -3924,657 +4072,328 @@
           <w:sz w:val="16"/>
           <w:szCs w:val="16"/>
         </w:rPr>
-        <w:t>Verbindliche Anforderungen können Vorgaben z. B. durch Gesetze oder Verordnungen sein. Der Begriff schließt aber auch Verträge oder Ausschreibungen ein. Entscheidend ist außerdem die Frage, ob die Vorgabe festschreibt, wie Daten zwischen Systemen verschiedener EU-Länder fließen.</w:t>
-      </w:r>
-    </w:p>
-    <w:p>
-      <w:pPr>
-        <w:pStyle w:val="Funotentext"/>
-      </w:pPr>
-      <w:r>
-        <w:rPr>
-          <w:rFonts w:ascii="Arial" w:hAnsi="Arial" w:eastAsia="Arial" w:cs="Arial"/>
-          <w:noProof w:val="0"/>
-          <w:sz w:val="16"/>
-          <w:szCs w:val="16"/>
-          <w:lang w:val="de-DE"/>
-        </w:rPr>
-        <w:t xml:space="preserve">Siehe </w:t>
-      </w:r>
-      <w:hyperlink r:id="Rb9d0f1a35d5a41d6">
+        <w:t xml:space="preserve"> Sofern durch Ihre Regelung vorgesehen ist, dass Daten und Informationen zwischen Verwaltungen von EU-Mitgliedsstaaten ausgetauscht werden, muss nach </w:t>
+      </w:r>
+      <w:hyperlink r:id="rId1" w:anchor="art_3">
         <w:r>
           <w:rPr>
             <w:rStyle w:val="Hyperlink"/>
-            <w:rFonts w:ascii="Arial" w:hAnsi="Arial" w:eastAsia="Arial" w:cs="Arial"/>
-            <w:strike w:val="0"/>
-            <w:dstrike w:val="0"/>
-            <w:noProof w:val="0"/>
+            <w:rFonts w:eastAsia="Arial" w:cs="Arial"/>
             <w:color w:val="1155CC"/>
             <w:sz w:val="16"/>
             <w:szCs w:val="16"/>
             <w:u w:val="none"/>
-            <w:lang w:val="de-DE"/>
           </w:rPr>
-          <w:t>Art. 2 Nr. 15 der Verordnung für ein interoperables Europa (EU) 2024/903</w:t>
+          <w:t>Art. 3 der Verordnung für ein interoperables Europa (EU) 2024/903</w:t>
         </w:r>
       </w:hyperlink>
       <w:r>
         <w:rPr>
-          <w:rFonts w:ascii="Arial" w:hAnsi="Arial" w:eastAsia="Arial" w:cs="Arial"/>
-          <w:noProof w:val="0"/>
+          <w:rFonts w:eastAsia="Arial" w:cs="Arial"/>
           <w:sz w:val="16"/>
           <w:szCs w:val="16"/>
-          <w:lang w:val="de-DE"/>
-        </w:rPr>
-        <w:t>.</w:t>
-      </w:r>
-    </w:p>
-  </w:footnote>
-  <w:footnote w:id="16100">
-    <w:p>
-      <w:pPr>
-        <w:pStyle w:val="Funotentext"/>
-        <w:bidi w:val="0"/>
-      </w:pPr>
-      <w:r>
-        <w:rPr>
-          <w:rStyle w:val="Funotenzeichen"/>
-        </w:rPr>
-        <w:footnoteRef/>
-      </w:r>
-      <w:r>
-        <w:rPr/>
-        <w:t xml:space="preserve"> </w:t>
-      </w:r>
-      <w:r>
-        <w:rPr>
-          <w:rFonts w:ascii="Arial" w:hAnsi="Arial" w:eastAsia="Arial" w:cs="Arial"/>
-          <w:b w:val="1"/>
-          <w:bCs w:val="1"/>
-          <w:noProof w:val="0"/>
-          <w:sz w:val="16"/>
-          <w:szCs w:val="16"/>
-          <w:lang w:val="de-DE"/>
-        </w:rPr>
-        <w:t>Was bedeutet Bezug zu EU-Interoperabilität?</w:t>
-      </w:r>
-      <w:r>
-        <w:rPr>
-          <w:rFonts w:ascii="Arial" w:hAnsi="Arial" w:eastAsia="Arial" w:cs="Arial"/>
-          <w:noProof w:val="0"/>
-          <w:sz w:val="16"/>
-          <w:szCs w:val="16"/>
-          <w:lang w:val="de-DE"/>
-        </w:rPr>
-        <w:t xml:space="preserve"> Sofern durch Ihre Regelung vorgesehen ist, dass Daten und Informationen zwischen Verwaltungen von EU-Mitgliedsstaaten ausgetauscht werden, muss nach </w:t>
-      </w:r>
-      <w:hyperlink r:id="R2e98b9212bae4482">
+        </w:rPr>
+        <w:t xml:space="preserve"> in der Regel eine Interoperabilitätsbewertung durchgeführt werden. </w:t>
+      </w:r>
+      <w:hyperlink r:id="rId2" w:anchor="verbindliche-anforderungen">
         <w:r>
           <w:rPr>
             <w:rStyle w:val="Hyperlink"/>
-            <w:rFonts w:ascii="Arial" w:hAnsi="Arial" w:eastAsia="Arial" w:cs="Arial"/>
-            <w:strike w:val="0"/>
-            <w:dstrike w:val="0"/>
-            <w:noProof w:val="0"/>
+            <w:rFonts w:eastAsia="Arial" w:cs="Arial"/>
             <w:color w:val="1155CC"/>
             <w:sz w:val="16"/>
             <w:szCs w:val="16"/>
             <w:u w:val="none"/>
-            <w:lang w:val="de-DE"/>
           </w:rPr>
-          <w:t>Art. 3 der Verordnung für ein interoperables Europa (EU) 2024/903</w:t>
+          <w:t>Wann ist eine Interoperabilitäts-Bewertung verpflichtend?</w:t>
         </w:r>
       </w:hyperlink>
       <w:r>
         <w:rPr>
-          <w:rFonts w:ascii="Arial" w:hAnsi="Arial" w:eastAsia="Arial" w:cs="Arial"/>
-          <w:noProof w:val="0"/>
+          <w:rFonts w:eastAsia="Arial" w:cs="Arial"/>
           <w:sz w:val="16"/>
           <w:szCs w:val="16"/>
-          <w:lang w:val="de-DE"/>
-        </w:rPr>
-        <w:t xml:space="preserve"> in der Regel eine Interoperabilitätsbewertung durchgeführt werden. </w:t>
-      </w:r>
-      <w:hyperlink r:id="R21858f561ee4448d">
+        </w:rPr>
+        <w:t xml:space="preserve"> </w:t>
+      </w:r>
+      <w:proofErr w:type="gramStart"/>
+      <w:r>
+        <w:rPr>
+          <w:rFonts w:eastAsia="Arial" w:cs="Arial"/>
+          <w:sz w:val="16"/>
+          <w:szCs w:val="16"/>
+        </w:rPr>
+        <w:t>Sollte</w:t>
+      </w:r>
+      <w:proofErr w:type="gramEnd"/>
+      <w:r>
+        <w:rPr>
+          <w:rFonts w:eastAsia="Arial" w:cs="Arial"/>
+          <w:sz w:val="16"/>
+          <w:szCs w:val="16"/>
+        </w:rPr>
+        <w:t xml:space="preserve"> sich nach den Bestimmungen der Verordnung dennoch keine Verpflichtung zu einer Bewertung ergeben und Sie möchten auch keine freiwillige Bewertung durchführen, wählen Sie die Option "Nein, es ist kein Bezug vorhanden".</w:t>
+      </w:r>
+    </w:p>
+  </w:footnote>
+  <w:footnote w:id="2">
+    <w:p>
+      <w:pPr>
+        <w:pStyle w:val="FootnoteText"/>
+        <w:spacing w:before="0"/>
+      </w:pPr>
+      <w:r>
+        <w:rPr>
+          <w:rStyle w:val="FootnoteReference"/>
+        </w:rPr>
+        <w:footnoteRef/>
+      </w:r>
+      <w:r>
+        <w:t xml:space="preserve"> </w:t>
+      </w:r>
+      <w:r>
+        <w:rPr>
+          <w:rFonts w:eastAsia="Arial" w:cs="Arial"/>
+          <w:b/>
+          <w:bCs/>
+          <w:sz w:val="16"/>
+          <w:szCs w:val="16"/>
+        </w:rPr>
+        <w:t>Beispiel:</w:t>
+      </w:r>
+      <w:r>
+        <w:rPr>
+          <w:rFonts w:eastAsia="Arial" w:cs="Arial"/>
+          <w:sz w:val="16"/>
+          <w:szCs w:val="16"/>
+        </w:rPr>
+        <w:t xml:space="preserve"> </w:t>
+      </w:r>
+      <w:r>
+        <w:rPr>
+          <w:rFonts w:eastAsia="Arial" w:cs="Arial"/>
+          <w:color w:val="0B0C0C"/>
+          <w:sz w:val="16"/>
+          <w:szCs w:val="16"/>
+        </w:rPr>
+        <w:t>Eine Regelung sieht vor, dass eine zuständige deutsche Behörde Nachweise zu Bildungsabschlüssen direkt bei den zuständigen Stellen anderer EU-Mitgliedstaaten überprüfen kann. Gleichzeitig wird den ausländischen Behörden das Recht eingeräumt, Abschlüsse bei deutschen Behörden zu verifizieren.</w:t>
+      </w:r>
+    </w:p>
+  </w:footnote>
+  <w:footnote w:id="3">
+    <w:p>
+      <w:pPr>
+        <w:pStyle w:val="FootnoteText"/>
+        <w:spacing w:before="0"/>
+      </w:pPr>
+      <w:r>
+        <w:rPr>
+          <w:rStyle w:val="FootnoteReference"/>
+        </w:rPr>
+        <w:footnoteRef/>
+      </w:r>
+      <w:r>
+        <w:t xml:space="preserve"> </w:t>
+      </w:r>
+      <w:r>
+        <w:rPr>
+          <w:rFonts w:eastAsia="Arial" w:cs="Arial"/>
+          <w:b/>
+          <w:bCs/>
+          <w:color w:val="0B0C0C"/>
+          <w:sz w:val="16"/>
+          <w:szCs w:val="16"/>
+        </w:rPr>
+        <w:t xml:space="preserve"> Szenario: internationale Gewerbeanmeldung. </w:t>
+      </w:r>
+      <w:r>
+        <w:rPr>
+          <w:rFonts w:eastAsia="Arial" w:cs="Arial"/>
+          <w:color w:val="0B0C0C"/>
+          <w:sz w:val="16"/>
+          <w:szCs w:val="16"/>
+        </w:rPr>
+        <w:t>Wenn ein Unternehmen einen Standort in einem weiteren EU-Land eröffnet, sollten die beteiligten Behörden beider Länder (z. B. über das</w:t>
+      </w:r>
+      <w:r>
+        <w:rPr>
+          <w:rFonts w:eastAsia="Arial" w:cs="Arial"/>
+          <w:b/>
+          <w:bCs/>
+          <w:color w:val="0B0C0C"/>
+          <w:sz w:val="16"/>
+          <w:szCs w:val="16"/>
+        </w:rPr>
+        <w:t xml:space="preserve"> Single Digital Gateway</w:t>
+      </w:r>
+      <w:r>
+        <w:rPr>
+          <w:rFonts w:eastAsia="Arial" w:cs="Arial"/>
+          <w:color w:val="0B0C0C"/>
+          <w:sz w:val="16"/>
+          <w:szCs w:val="16"/>
+        </w:rPr>
+        <w:t xml:space="preserve">) </w:t>
+      </w:r>
+      <w:r>
+        <w:rPr>
+          <w:rFonts w:eastAsia="Arial" w:cs="Arial"/>
+          <w:b/>
+          <w:bCs/>
+          <w:color w:val="0B0C0C"/>
+          <w:sz w:val="16"/>
+          <w:szCs w:val="16"/>
+        </w:rPr>
+        <w:t xml:space="preserve">zusammenarbeiten </w:t>
+      </w:r>
+      <w:r>
+        <w:rPr>
+          <w:rFonts w:eastAsia="Arial" w:cs="Arial"/>
+          <w:color w:val="0B0C0C"/>
+          <w:sz w:val="16"/>
+          <w:szCs w:val="16"/>
+        </w:rPr>
+        <w:t>können, damit die Gewerbeanmeldung abgewickelt werden kann. Dazu müssen die organisatorischen Prozesse und Zuständigkeiten vorhanden sein.</w:t>
+      </w:r>
+    </w:p>
+  </w:footnote>
+  <w:footnote w:id="4">
+    <w:p>
+      <w:pPr>
+        <w:pStyle w:val="FootnoteText"/>
+        <w:spacing w:before="0"/>
+      </w:pPr>
+      <w:r>
+        <w:rPr>
+          <w:rStyle w:val="FootnoteReference"/>
+        </w:rPr>
+        <w:footnoteRef/>
+      </w:r>
+      <w:r>
+        <w:t xml:space="preserve"> </w:t>
+      </w:r>
+      <w:r>
+        <w:rPr>
+          <w:rFonts w:eastAsia="Arial" w:cs="Arial"/>
+          <w:b/>
+          <w:bCs/>
+          <w:color w:val="0B0C0C"/>
+          <w:sz w:val="16"/>
+          <w:szCs w:val="16"/>
+        </w:rPr>
+        <w:t xml:space="preserve">Beispiel: </w:t>
+      </w:r>
+      <w:r>
+        <w:rPr>
+          <w:rFonts w:eastAsia="Arial" w:cs="Arial"/>
+          <w:color w:val="0B0C0C"/>
+          <w:sz w:val="16"/>
+          <w:szCs w:val="16"/>
+        </w:rPr>
+        <w:t xml:space="preserve">Das Datenfeld für „Wohnsitz“ wird in ganz Europa nach demselben Standard (z. B. den </w:t>
+      </w:r>
+      <w:hyperlink r:id="rId3">
+        <w:proofErr w:type="spellStart"/>
         <w:r>
           <w:rPr>
             <w:rStyle w:val="Hyperlink"/>
-            <w:rFonts w:ascii="Arial" w:hAnsi="Arial" w:eastAsia="Arial" w:cs="Arial"/>
-            <w:strike w:val="0"/>
-            <w:dstrike w:val="0"/>
-            <w:noProof w:val="0"/>
+            <w:rFonts w:eastAsia="Arial" w:cs="Arial"/>
+            <w:i/>
+            <w:iCs/>
             <w:color w:val="1155CC"/>
             <w:sz w:val="16"/>
             <w:szCs w:val="16"/>
             <w:u w:val="none"/>
-            <w:lang w:val="de-DE"/>
           </w:rPr>
-          <w:t>Wann ist eine Interoperabilitäts-Bewertung verpflichtend?</w:t>
+          <w:t>Semantic</w:t>
         </w:r>
-      </w:hyperlink>
-      <w:r>
-        <w:rPr>
-          <w:rFonts w:ascii="Arial" w:hAnsi="Arial" w:eastAsia="Arial" w:cs="Arial"/>
-          <w:noProof w:val="0"/>
-          <w:sz w:val="16"/>
-          <w:szCs w:val="16"/>
-          <w:lang w:val="de-DE"/>
-        </w:rPr>
-        <w:t xml:space="preserve"> Sollte sich nach den Bestimmungen der Verordnung dennoch keine Verpflichtung zu einer Bewertung ergeben und Sie möchten auch keine freiwillige Bewertung durchführen, wählen Sie die Option "Nein, es ist kein Bezug vorhanden".</w:t>
-      </w:r>
-    </w:p>
-  </w:footnote>
-  <w:footnote w:id="10890">
-    <w:p>
-      <w:pPr>
-        <w:pStyle w:val="Funotentext"/>
-        <w:bidi w:val="0"/>
-        <w:spacing w:before="180" w:beforeAutospacing="off" w:after="120" w:afterAutospacing="off"/>
-      </w:pPr>
-      <w:r>
-        <w:rPr>
-          <w:rStyle w:val="Funotenzeichen"/>
-        </w:rPr>
-        <w:footnoteRef/>
-      </w:r>
-      <w:r>
-        <w:rPr/>
-        <w:t xml:space="preserve"> </w:t>
-      </w:r>
-      <w:r>
-        <w:rPr>
-          <w:rFonts w:ascii="Arial" w:hAnsi="Arial" w:eastAsia="Arial" w:cs="Arial"/>
-          <w:b w:val="1"/>
-          <w:bCs w:val="1"/>
-          <w:noProof w:val="0"/>
-          <w:sz w:val="16"/>
-          <w:szCs w:val="16"/>
-          <w:lang w:val="de-DE"/>
-        </w:rPr>
-        <w:t>Was sind grenzüberschreitende digitale Verwaltungsdienste?</w:t>
-      </w:r>
-      <w:r>
-        <w:rPr>
-          <w:rFonts w:ascii="Arial" w:hAnsi="Arial" w:eastAsia="Arial" w:cs="Arial"/>
-          <w:noProof w:val="0"/>
-          <w:sz w:val="16"/>
-          <w:szCs w:val="16"/>
-          <w:lang w:val="de-DE"/>
-        </w:rPr>
-        <w:t xml:space="preserve"> Digitale transeuropäische Dienste sind digitale Dienste und IT-Systeme, bei denen Daten zwischen Verwaltungen von EU-Mitgliedstaaten ausgetauscht werden. Das können grenzüberschreitende Registerabfragen oder Meldungen sein. Die Verordnung nennt folgende Beispiele:</w:t>
-      </w:r>
-    </w:p>
-    <w:p>
-      <w:pPr>
-        <w:pStyle w:val="Listenabsatz"/>
-        <w:numPr>
-          <w:ilvl w:val="0"/>
-          <w:numId w:val="5"/>
-        </w:numPr>
-        <w:bidi w:val="0"/>
-        <w:spacing w:before="180" w:beforeAutospacing="off" w:after="0" w:afterAutospacing="off"/>
-        <w:rPr>
-          <w:rFonts w:ascii="Arial" w:hAnsi="Arial" w:eastAsia="Arial" w:cs="Arial"/>
-          <w:noProof w:val="0"/>
-          <w:sz w:val="16"/>
-          <w:szCs w:val="16"/>
-          <w:lang w:val="de-DE"/>
-        </w:rPr>
-      </w:pPr>
-      <w:r>
-        <w:rPr>
-          <w:rFonts w:ascii="Arial" w:hAnsi="Arial" w:eastAsia="Arial" w:cs="Arial"/>
-          <w:noProof w:val="0"/>
-          <w:sz w:val="16"/>
-          <w:szCs w:val="16"/>
-          <w:lang w:val="de-DE"/>
-        </w:rPr>
-        <w:t>Gegenseitige Anerkennung akademischer Diplome oder Berufsqualifikationen</w:t>
-      </w:r>
-    </w:p>
-    <w:p>
-      <w:pPr>
-        <w:pStyle w:val="Listenabsatz"/>
-        <w:numPr>
-          <w:ilvl w:val="0"/>
-          <w:numId w:val="5"/>
-        </w:numPr>
-        <w:bidi w:val="0"/>
-        <w:spacing w:before="0" w:beforeAutospacing="off" w:after="0" w:afterAutospacing="off"/>
-        <w:rPr>
-          <w:rFonts w:ascii="Arial" w:hAnsi="Arial" w:eastAsia="Arial" w:cs="Arial"/>
-          <w:noProof w:val="0"/>
-          <w:sz w:val="16"/>
-          <w:szCs w:val="16"/>
-          <w:lang w:val="de-DE"/>
-        </w:rPr>
-      </w:pPr>
-      <w:r>
-        <w:rPr>
-          <w:rFonts w:ascii="Arial" w:hAnsi="Arial" w:eastAsia="Arial" w:cs="Arial"/>
-          <w:noProof w:val="0"/>
-          <w:sz w:val="16"/>
-          <w:szCs w:val="16"/>
-          <w:lang w:val="de-DE"/>
-        </w:rPr>
-        <w:t>Austausch von Fahrzeugdaten für die Verkehrssicherheit</w:t>
-      </w:r>
-    </w:p>
-    <w:p>
-      <w:pPr>
-        <w:pStyle w:val="Listenabsatz"/>
-        <w:numPr>
-          <w:ilvl w:val="0"/>
-          <w:numId w:val="5"/>
-        </w:numPr>
-        <w:bidi w:val="0"/>
-        <w:spacing w:before="0" w:beforeAutospacing="off" w:after="0" w:afterAutospacing="off"/>
-        <w:rPr>
-          <w:rFonts w:ascii="Arial" w:hAnsi="Arial" w:eastAsia="Arial" w:cs="Arial"/>
-          <w:noProof w:val="0"/>
-          <w:sz w:val="16"/>
-          <w:szCs w:val="16"/>
-          <w:lang w:val="de-DE"/>
-        </w:rPr>
-      </w:pPr>
-      <w:r>
-        <w:rPr>
-          <w:rFonts w:ascii="Arial" w:hAnsi="Arial" w:eastAsia="Arial" w:cs="Arial"/>
-          <w:noProof w:val="0"/>
-          <w:sz w:val="16"/>
-          <w:szCs w:val="16"/>
-          <w:lang w:val="de-DE"/>
-        </w:rPr>
-        <w:t>Zugang zu Sozialversicherungs- und Gesundheitsdaten – darunter Pandemie- und Impfbescheinigungen</w:t>
-      </w:r>
-    </w:p>
-    <w:p>
-      <w:pPr>
-        <w:pStyle w:val="Listenabsatz"/>
-        <w:numPr>
-          <w:ilvl w:val="0"/>
-          <w:numId w:val="5"/>
-        </w:numPr>
-        <w:bidi w:val="0"/>
-        <w:spacing w:before="0" w:beforeAutospacing="off" w:after="0" w:afterAutospacing="off"/>
-        <w:rPr>
-          <w:rFonts w:ascii="Arial" w:hAnsi="Arial" w:eastAsia="Arial" w:cs="Arial"/>
-          <w:noProof w:val="0"/>
-          <w:sz w:val="16"/>
-          <w:szCs w:val="16"/>
-          <w:lang w:val="de-DE"/>
-        </w:rPr>
-      </w:pPr>
-      <w:r>
-        <w:rPr>
-          <w:rFonts w:ascii="Arial" w:hAnsi="Arial" w:eastAsia="Arial" w:cs="Arial"/>
-          <w:noProof w:val="0"/>
-          <w:sz w:val="16"/>
-          <w:szCs w:val="16"/>
-          <w:lang w:val="de-DE"/>
-        </w:rPr>
-        <w:t>Informationsaustausch in Bezug auf Steuern, Zölle, Vergabe öffentlicher Aufträge</w:t>
-      </w:r>
-    </w:p>
-    <w:p>
-      <w:pPr>
-        <w:pStyle w:val="Listenabsatz"/>
-        <w:numPr>
-          <w:ilvl w:val="0"/>
-          <w:numId w:val="5"/>
-        </w:numPr>
-        <w:bidi w:val="0"/>
-        <w:spacing w:before="0" w:beforeAutospacing="off" w:after="0" w:afterAutospacing="off"/>
-        <w:rPr>
-          <w:rFonts w:ascii="Arial" w:hAnsi="Arial" w:eastAsia="Arial" w:cs="Arial"/>
-          <w:noProof w:val="0"/>
-          <w:sz w:val="16"/>
-          <w:szCs w:val="16"/>
-          <w:lang w:val="de-DE"/>
-        </w:rPr>
-      </w:pPr>
-      <w:r>
-        <w:rPr>
-          <w:rFonts w:ascii="Arial" w:hAnsi="Arial" w:eastAsia="Arial" w:cs="Arial"/>
-          <w:noProof w:val="0"/>
-          <w:sz w:val="16"/>
-          <w:szCs w:val="16"/>
-          <w:lang w:val="de-DE"/>
-        </w:rPr>
-        <w:t>Digitale Führerscheine</w:t>
-      </w:r>
-    </w:p>
-    <w:p>
-      <w:pPr>
-        <w:pStyle w:val="Listenabsatz"/>
-        <w:numPr>
-          <w:ilvl w:val="0"/>
-          <w:numId w:val="5"/>
-        </w:numPr>
-        <w:bidi w:val="0"/>
-        <w:spacing w:before="0" w:beforeAutospacing="off" w:after="120" w:afterAutospacing="off"/>
-        <w:rPr>
-          <w:rFonts w:ascii="Arial" w:hAnsi="Arial" w:eastAsia="Arial" w:cs="Arial"/>
-          <w:noProof w:val="0"/>
-          <w:sz w:val="16"/>
-          <w:szCs w:val="16"/>
-          <w:lang w:val="de-DE"/>
-        </w:rPr>
-      </w:pPr>
-      <w:r>
-        <w:rPr>
-          <w:rFonts w:ascii="Arial" w:hAnsi="Arial" w:eastAsia="Arial" w:cs="Arial"/>
-          <w:noProof w:val="0"/>
-          <w:sz w:val="16"/>
-          <w:szCs w:val="16"/>
-          <w:lang w:val="de-DE"/>
-        </w:rPr>
-        <w:t>Handelsregister</w:t>
-      </w:r>
-    </w:p>
-    <w:p>
-      <w:pPr>
-        <w:bidi w:val="0"/>
-        <w:spacing w:before="180" w:beforeAutospacing="off" w:after="120" w:afterAutospacing="off"/>
-      </w:pPr>
-      <w:r>
-        <w:rPr>
-          <w:rFonts w:ascii="Arial" w:hAnsi="Arial" w:eastAsia="Arial" w:cs="Arial"/>
-          <w:noProof w:val="0"/>
-          <w:sz w:val="16"/>
-          <w:szCs w:val="16"/>
-          <w:lang w:val="de-DE"/>
-        </w:rPr>
-        <w:t xml:space="preserve">Siehe </w:t>
-      </w:r>
-      <w:hyperlink r:id="R31f9ace8d0a046d3">
+        <w:proofErr w:type="spellEnd"/>
         <w:r>
           <w:rPr>
             <w:rStyle w:val="Hyperlink"/>
-            <w:rFonts w:ascii="Arial" w:hAnsi="Arial" w:eastAsia="Arial" w:cs="Arial"/>
-            <w:strike w:val="0"/>
-            <w:dstrike w:val="0"/>
-            <w:noProof w:val="0"/>
+            <w:rFonts w:eastAsia="Arial" w:cs="Arial"/>
+            <w:i/>
+            <w:iCs/>
             <w:color w:val="1155CC"/>
             <w:sz w:val="16"/>
             <w:szCs w:val="16"/>
             <w:u w:val="none"/>
-            <w:lang w:val="de-DE"/>
           </w:rPr>
-          <w:t>ErwG 6 der Verordnung (EU) 2024/903</w:t>
+          <w:t xml:space="preserve"> Core </w:t>
         </w:r>
-      </w:hyperlink>
-      <w:r>
-        <w:rPr>
-          <w:rFonts w:ascii="Arial" w:hAnsi="Arial" w:eastAsia="Arial" w:cs="Arial"/>
-          <w:noProof w:val="0"/>
-          <w:sz w:val="16"/>
-          <w:szCs w:val="16"/>
-          <w:lang w:val="de-DE"/>
-        </w:rPr>
-        <w:t>.</w:t>
-      </w:r>
-    </w:p>
-  </w:footnote>
-  <w:footnote w:id="24810">
-    <w:p>
-      <w:pPr>
-        <w:pStyle w:val="Funotentext"/>
-        <w:bidi w:val="0"/>
-        <w:spacing w:before="0" w:beforeAutospacing="off" w:after="0" w:afterAutospacing="off"/>
-      </w:pPr>
-      <w:r>
-        <w:rPr>
-          <w:rStyle w:val="Funotenzeichen"/>
-        </w:rPr>
-        <w:footnoteRef/>
-      </w:r>
-      <w:r>
-        <w:rPr/>
-        <w:t xml:space="preserve"> </w:t>
-      </w:r>
-      <w:r>
-        <w:rPr>
-          <w:rFonts w:ascii="Arial" w:hAnsi="Arial" w:eastAsia="Arial" w:cs="Arial"/>
-          <w:noProof w:val="0"/>
-          <w:sz w:val="16"/>
-          <w:szCs w:val="16"/>
-          <w:lang w:val="de-DE"/>
-        </w:rPr>
-        <w:t xml:space="preserve">Beispiel: </w:t>
-      </w:r>
-      <w:r>
-        <w:rPr>
-          <w:rFonts w:ascii="Arial" w:hAnsi="Arial" w:eastAsia="Arial" w:cs="Arial"/>
-          <w:noProof w:val="0"/>
-          <w:color w:val="0B0C0C"/>
-          <w:sz w:val="16"/>
-          <w:szCs w:val="16"/>
-          <w:lang w:val="de-DE"/>
-        </w:rPr>
-        <w:t>Eine Regelung sieht vor, dass eine zuständige deutsche Behörde Nachweise zu Bildungsabschlüssen direkt bei den zuständigen Stellen anderer EU-Mitgliedstaaten überprüfen kann. Gleichzeitig wird den ausländischen Behörden das Recht eingeräumt, Abschlüsse bei deutschen Behörden zu verifizieren.</w:t>
-      </w:r>
-    </w:p>
-  </w:footnote>
-  <w:footnote w:id="30978">
-    <w:p>
-      <w:pPr>
-        <w:pStyle w:val="Funotentext"/>
-        <w:bidi w:val="0"/>
-        <w:spacing w:before="0" w:beforeAutospacing="off" w:after="0" w:afterAutospacing="off"/>
-      </w:pPr>
-      <w:r>
-        <w:rPr>
-          <w:rStyle w:val="Funotenzeichen"/>
-        </w:rPr>
-        <w:footnoteRef/>
-      </w:r>
-      <w:r>
-        <w:rPr/>
-        <w:t xml:space="preserve"> </w:t>
-      </w:r>
-      <w:r>
-        <w:rPr>
-          <w:rFonts w:ascii="Arial" w:hAnsi="Arial" w:eastAsia="Arial" w:cs="Arial"/>
-          <w:b w:val="1"/>
-          <w:bCs w:val="1"/>
-          <w:noProof w:val="0"/>
-          <w:color w:val="0B0C0C"/>
-          <w:sz w:val="16"/>
-          <w:szCs w:val="16"/>
-          <w:lang w:val="de-DE"/>
-        </w:rPr>
-        <w:t xml:space="preserve">Szenario: internationale Gewerbeummeldung. </w:t>
-      </w:r>
-      <w:r>
-        <w:rPr>
-          <w:rFonts w:ascii="Arial" w:hAnsi="Arial" w:eastAsia="Arial" w:cs="Arial"/>
-          <w:noProof w:val="0"/>
-          <w:color w:val="0B0C0C"/>
-          <w:sz w:val="16"/>
-          <w:szCs w:val="16"/>
-          <w:lang w:val="de-DE"/>
-        </w:rPr>
-        <w:t xml:space="preserve">Wenn ein Unternehmen seinen Standort von Deutschland nach Spanien verlegt, sollten die beteiligten Behörden beider Länder (z. B. über das </w:t>
-      </w:r>
-      <w:r>
-        <w:rPr>
-          <w:rFonts w:ascii="Arial" w:hAnsi="Arial" w:eastAsia="Arial" w:cs="Arial"/>
-          <w:b w:val="1"/>
-          <w:bCs w:val="1"/>
-          <w:noProof w:val="0"/>
-          <w:color w:val="0B0C0C"/>
-          <w:sz w:val="16"/>
-          <w:szCs w:val="16"/>
-          <w:lang w:val="de-DE"/>
-        </w:rPr>
-        <w:t>Single Digital Gateway</w:t>
-      </w:r>
-      <w:r>
-        <w:rPr>
-          <w:rFonts w:ascii="Arial" w:hAnsi="Arial" w:eastAsia="Arial" w:cs="Arial"/>
-          <w:noProof w:val="0"/>
-          <w:color w:val="0B0C0C"/>
-          <w:sz w:val="16"/>
-          <w:szCs w:val="16"/>
-          <w:lang w:val="de-DE"/>
-        </w:rPr>
-        <w:t xml:space="preserve">) </w:t>
-      </w:r>
-      <w:r>
-        <w:rPr>
-          <w:rFonts w:ascii="Arial" w:hAnsi="Arial" w:eastAsia="Arial" w:cs="Arial"/>
-          <w:b w:val="1"/>
-          <w:bCs w:val="1"/>
-          <w:noProof w:val="0"/>
-          <w:color w:val="0B0C0C"/>
-          <w:sz w:val="16"/>
-          <w:szCs w:val="16"/>
-          <w:lang w:val="de-DE"/>
-        </w:rPr>
-        <w:t>zusammenarbeiten</w:t>
-      </w:r>
-      <w:r>
-        <w:rPr>
-          <w:rFonts w:ascii="Arial" w:hAnsi="Arial" w:eastAsia="Arial" w:cs="Arial"/>
-          <w:noProof w:val="0"/>
-          <w:color w:val="0B0C0C"/>
-          <w:sz w:val="16"/>
-          <w:szCs w:val="16"/>
-          <w:lang w:val="de-DE"/>
-        </w:rPr>
-        <w:t xml:space="preserve"> können, damit die Gewerbeummeldung abgewickelt werden kann. Dazu müssen die organisatorischen Prozesse und Zuständigkeiten vorhanden sein.</w:t>
-      </w:r>
-    </w:p>
-  </w:footnote>
-  <w:footnote w:id="12472">
-    <w:p>
-      <w:pPr>
-        <w:pStyle w:val="Funotentext"/>
-        <w:bidi w:val="0"/>
-        <w:spacing w:before="0" w:beforeAutospacing="off" w:after="0" w:afterAutospacing="off"/>
-      </w:pPr>
-      <w:r>
-        <w:rPr>
-          <w:rStyle w:val="Funotenzeichen"/>
-        </w:rPr>
-        <w:footnoteRef/>
-      </w:r>
-      <w:r>
-        <w:rPr/>
-        <w:t xml:space="preserve"> </w:t>
-      </w:r>
-      <w:r>
-        <w:rPr>
-          <w:rFonts w:ascii="Arial" w:hAnsi="Arial" w:eastAsia="Arial" w:cs="Arial"/>
-          <w:b w:val="1"/>
-          <w:bCs w:val="1"/>
-          <w:noProof w:val="0"/>
-          <w:color w:val="0B0C0C"/>
-          <w:sz w:val="16"/>
-          <w:szCs w:val="16"/>
-          <w:lang w:val="de-DE"/>
-        </w:rPr>
-        <w:t xml:space="preserve">Beispiel: </w:t>
-      </w:r>
-      <w:r>
-        <w:rPr>
-          <w:rFonts w:ascii="Arial" w:hAnsi="Arial" w:eastAsia="Arial" w:cs="Arial"/>
-          <w:noProof w:val="0"/>
-          <w:color w:val="0B0C0C"/>
-          <w:sz w:val="16"/>
-          <w:szCs w:val="16"/>
-          <w:lang w:val="de-DE"/>
-        </w:rPr>
-        <w:t xml:space="preserve">Das Datenfeld für „Wohnsitz“ wird in ganz Europa nach demselben Standard (z. B. den </w:t>
-      </w:r>
-      <w:hyperlink r:id="R82c9e76e738041e5">
+        <w:proofErr w:type="spellStart"/>
         <w:r>
           <w:rPr>
             <w:rStyle w:val="Hyperlink"/>
-            <w:rFonts w:ascii="Arial" w:hAnsi="Arial" w:eastAsia="Arial" w:cs="Arial"/>
-            <w:i w:val="1"/>
-            <w:iCs w:val="1"/>
-            <w:strike w:val="0"/>
-            <w:dstrike w:val="0"/>
-            <w:noProof w:val="0"/>
+            <w:rFonts w:eastAsia="Arial" w:cs="Arial"/>
+            <w:i/>
+            <w:iCs/>
             <w:color w:val="1155CC"/>
             <w:sz w:val="16"/>
             <w:szCs w:val="16"/>
             <w:u w:val="none"/>
-            <w:lang w:val="de-DE"/>
           </w:rPr>
-          <w:t>Semantic Core Vocabularies</w:t>
+          <w:t>Vocabularies</w:t>
         </w:r>
+        <w:proofErr w:type="spellEnd"/>
       </w:hyperlink>
       <w:r>
         <w:rPr>
-          <w:rFonts w:ascii="Arial" w:hAnsi="Arial" w:eastAsia="Arial" w:cs="Arial"/>
-          <w:noProof w:val="0"/>
+          <w:rFonts w:eastAsia="Arial" w:cs="Arial"/>
           <w:color w:val="0B0C0C"/>
           <w:sz w:val="16"/>
           <w:szCs w:val="16"/>
-          <w:lang w:val="de-DE"/>
         </w:rPr>
         <w:t>) definiert. So verstehen das spanische System und das deutsche System dasselbe.</w:t>
       </w:r>
     </w:p>
     <w:p>
       <w:pPr>
-        <w:bidi w:val="0"/>
-        <w:spacing w:before="0" w:beforeAutospacing="off" w:after="0" w:afterAutospacing="off"/>
-      </w:pPr>
-      <w:r>
-        <w:rPr>
-          <w:rFonts w:ascii="Arial" w:hAnsi="Arial" w:eastAsia="Arial" w:cs="Arial"/>
-          <w:noProof w:val="0"/>
+        <w:spacing w:before="0" w:after="0"/>
+      </w:pPr>
+      <w:r>
+        <w:rPr>
+          <w:rFonts w:eastAsia="Arial" w:cs="Arial"/>
           <w:color w:val="0B0C0C"/>
           <w:sz w:val="16"/>
           <w:szCs w:val="16"/>
-          <w:lang w:val="de-DE"/>
         </w:rPr>
         <w:t>Dieser Standard wird in der Regelung referenziert und im Vollzug genutzt.</w:t>
       </w:r>
     </w:p>
   </w:footnote>
-  <w:footnote w:id="8588">
-    <w:p>
-      <w:pPr>
-        <w:pStyle w:val="Funotentext"/>
-        <w:bidi w:val="0"/>
-        <w:spacing w:before="0" w:beforeAutospacing="off" w:after="0" w:afterAutospacing="off"/>
-      </w:pPr>
-      <w:r>
-        <w:rPr>
-          <w:rStyle w:val="Funotenzeichen"/>
+  <w:footnote w:id="5">
+    <w:p>
+      <w:pPr>
+        <w:pStyle w:val="FootnoteText"/>
+        <w:spacing w:before="0"/>
+      </w:pPr>
+      <w:r>
+        <w:rPr>
+          <w:rStyle w:val="FootnoteReference"/>
         </w:rPr>
         <w:footnoteRef/>
       </w:r>
       <w:r>
-        <w:rPr/>
         <w:t xml:space="preserve"> </w:t>
       </w:r>
       <w:r>
         <w:rPr>
-          <w:rFonts w:ascii="Arial" w:hAnsi="Arial" w:eastAsia="Arial" w:cs="Arial"/>
-          <w:b w:val="1"/>
-          <w:bCs w:val="1"/>
-          <w:noProof w:val="0"/>
+          <w:rFonts w:eastAsia="Arial" w:cs="Arial"/>
+          <w:b/>
+          <w:bCs/>
           <w:color w:val="0B0C0C"/>
           <w:sz w:val="16"/>
           <w:szCs w:val="16"/>
-          <w:lang w:val="de-DE"/>
         </w:rPr>
         <w:t xml:space="preserve">Beispiel: </w:t>
       </w:r>
       <w:r>
         <w:rPr>
-          <w:rFonts w:ascii="Arial" w:hAnsi="Arial" w:eastAsia="Arial" w:cs="Arial"/>
-          <w:noProof w:val="0"/>
+          <w:rFonts w:eastAsia="Arial" w:cs="Arial"/>
           <w:color w:val="0B0C0C"/>
           <w:sz w:val="16"/>
           <w:szCs w:val="16"/>
-          <w:lang w:val="de-DE"/>
         </w:rPr>
         <w:t>Der Austausch von Nachweisen zwischen Behörden erfolgt vollautomatisch im Hintergrund über standardisierte Schnittstellen (APIs) und gesicherte europäische Netze.</w:t>
       </w:r>
@@ -4584,7 +4403,7 @@
 </file>
 
 <file path=word/header1.xml><?xml version="1.0" encoding="utf-8"?>
-<w:hdr xmlns:wpc="http://schemas.microsoft.com/office/word/2010/wordprocessingCanvas" xmlns:cx="http://schemas.microsoft.com/office/drawing/2014/chartex" xmlns:cx1="http://schemas.microsoft.com/office/drawing/2015/9/8/chartex" xmlns:cx2="http://schemas.microsoft.com/office/drawing/2015/10/21/chartex" xmlns:cx3="http://schemas.microsoft.com/office/drawing/2016/5/9/chartex" xmlns:cx4="http://schemas.microsoft.com/office/drawing/2016/5/10/chartex" xmlns:cx5="http://schemas.microsoft.com/office/drawing/2016/5/11/chartex" xmlns:cx6="http://schemas.microsoft.com/office/drawing/2016/5/12/chartex" xmlns:cx7="http://schemas.microsoft.com/office/drawing/2016/5/13/chartex" xmlns:cx8="http://schemas.microsoft.com/office/drawing/2016/5/14/chartex" xmlns:mc="http://schemas.openxmlformats.org/markup-compatibility/2006" xmlns:aink="http://schemas.microsoft.com/office/drawing/2016/ink" xmlns:am3d="http://schemas.microsoft.com/office/drawing/2017/model3d" xmlns:o="urn:schemas-microsoft-com:office:office" xmlns:oel="http://schemas.microsoft.com/office/2019/extlst" xmlns:r="http://schemas.openxmlformats.org/officeDocument/2006/relationships" xmlns:m="http://schemas.openxmlformats.org/officeDocument/2006/math" xmlns:v="urn:schemas-microsoft-com:vml" xmlns:wp14="http://schemas.microsoft.com/office/word/2010/wordprocessingDrawing" xmlns:wp="http://schemas.openxmlformats.org/drawingml/2006/wordprocessingDrawing" xmlns:w10="urn:schemas-microsoft-com:office:word" xmlns:w="http://schemas.openxmlformats.org/wordprocessingml/2006/main" xmlns:w14="http://schemas.microsoft.com/office/word/2010/wordml" xmlns:w15="http://schemas.microsoft.com/office/word/2012/wordml" xmlns:w16cei="http://schemas.microsoft.com/office/word/2026/wordml/cei" xmlns:w16cex="http://schemas.microsoft.com/office/word/2018/wordml/cex" xmlns:w16cid="http://schemas.microsoft.com/office/word/2016/wordml/cid" xmlns:w16="http://schemas.microsoft.com/office/word/2018/wordml" xmlns:w16du="http://schemas.microsoft.com/office/word/2023/wordml/word16du" xmlns:w16sdtdh="http://schemas.microsoft.com/office/word/2020/wordml/sdtdatahash" xmlns:w16sdtfl="http://schemas.microsoft.com/office/word/2024/wordml/sdtformatlock" xmlns:w16se="http://schemas.microsoft.com/office/word/2015/wordml/symex" xmlns:wpg="http://schemas.microsoft.com/office/word/2010/wordprocessingGroup" xmlns:wpi="http://schemas.microsoft.com/office/word/2010/wordprocessingInk" xmlns:wne="http://schemas.microsoft.com/office/word/2006/wordml" xmlns:wps="http://schemas.microsoft.com/office/word/2010/wordprocessingShape" xmlns:a="http://schemas.openxmlformats.org/drawingml/2006/main" xmlns:pic="http://schemas.openxmlformats.org/drawingml/2006/picture" mc:Ignorable="w14 w15 w16se w16cid w16 w16cex w16sdtdh w16sdtfl w16du wp14">
+<w:hdr xmlns:wpc="http://schemas.microsoft.com/office/word/2010/wordprocessingCanvas" xmlns:cx="http://schemas.microsoft.com/office/drawing/2014/chartex" xmlns:cx1="http://schemas.microsoft.com/office/drawing/2015/9/8/chartex" xmlns:cx2="http://schemas.microsoft.com/office/drawing/2015/10/21/chartex" xmlns:cx3="http://schemas.microsoft.com/office/drawing/2016/5/9/chartex" xmlns:cx4="http://schemas.microsoft.com/office/drawing/2016/5/10/chartex" xmlns:cx5="http://schemas.microsoft.com/office/drawing/2016/5/11/chartex" xmlns:cx6="http://schemas.microsoft.com/office/drawing/2016/5/12/chartex" xmlns:cx7="http://schemas.microsoft.com/office/drawing/2016/5/13/chartex" xmlns:cx8="http://schemas.microsoft.com/office/drawing/2016/5/14/chartex" xmlns:mc="http://schemas.openxmlformats.org/markup-compatibility/2006" xmlns:m="http://schemas.openxmlformats.org/officeDocument/2006/math" xmlns:aink="http://schemas.microsoft.com/office/drawing/2016/ink" xmlns:am3d="http://schemas.microsoft.com/office/drawing/2017/model3d" xmlns:oel="http://schemas.microsoft.com/office/2019/extlst" xmlns:r="http://schemas.openxmlformats.org/officeDocument/2006/relationships" xmlns:wp14="http://schemas.microsoft.com/office/word/2010/wordprocessingDrawing" xmlns:wp="http://schemas.openxmlformats.org/drawingml/2006/wordprocessingDrawing" xmlns:wpg="http://schemas.microsoft.com/office/word/2010/wordprocessingGroup" xmlns:wpi="http://schemas.microsoft.com/office/word/2010/wordprocessingInk" xmlns:wps="http://schemas.microsoft.com/office/word/2010/wordprocessingShape" xmlns:o="urn:schemas-microsoft-com:office:office" xmlns:v="urn:schemas-microsoft-com:vml" xmlns:w10="urn:schemas-microsoft-com:office:word" xmlns:w="http://schemas.openxmlformats.org/wordprocessingml/2006/main" xmlns:w14="http://schemas.microsoft.com/office/word/2010/wordml" xmlns:w15="http://schemas.microsoft.com/office/word/2012/wordml" xmlns:w16cex="http://schemas.microsoft.com/office/word/2018/wordml/cex" xmlns:w16cid="http://schemas.microsoft.com/office/word/2016/wordml/cid" xmlns:w16="http://schemas.microsoft.com/office/word/2018/wordml" xmlns:w16sdtdh="http://schemas.microsoft.com/office/word/2020/wordml/sdtdatahash" xmlns:w16sdtfl="http://schemas.microsoft.com/office/word/2024/wordml/sdtformatlock" xmlns:w16se="http://schemas.microsoft.com/office/word/2015/wordml/symex" xmlns:w16du="http://schemas.microsoft.com/office/word/2023/wordml/word16du" xmlns:wne="http://schemas.microsoft.com/office/word/2006/wordml" mc:Ignorable="w14 w15 w16se w16cid w16 w16cex w16sdtdh w16sdtfl w16du wp14">
   <w:p>
     <w:pPr>
       <w:pStyle w:val="Normal0"/>
@@ -4599,28 +4418,13 @@
       </w:rPr>
     </w:pPr>
     <w:r>
-      <w:rPr/>
-      <w:t xml:space="preserve">Version </w:t>
+      <w:t xml:space="preserve">Version {{TEMPLATE_TYPE}} </w:t>
     </w:r>
     <w:r>
-      <w:rPr/>
-      <w:t xml:space="preserve">{{TEMPLATE_TYPE}} </w:t>
+      <w:t>Oktober</w:t>
     </w:r>
     <w:r>
-      <w:rPr/>
-      <w:t>Ju</w:t>
-    </w:r>
-    <w:r>
-      <w:rPr/>
-      <w:t>l</w:t>
-    </w:r>
-    <w:r>
-      <w:rPr/>
-      <w:t xml:space="preserve">i </w:t>
-    </w:r>
-    <w:r>
-      <w:rPr/>
-      <w:t>2026</w:t>
+      <w:t xml:space="preserve"> 2026</w:t>
     </w:r>
     <w:r>
       <w:rPr>
@@ -4629,7 +4433,6 @@
       <w:t xml:space="preserve"> </w:t>
     </w:r>
     <w:r>
-      <w:rPr/>
       <w:t>Datum: {{TIMESTAMP}}</w:t>
     </w:r>
   </w:p>
@@ -4694,22 +4497,20 @@
 </file>
 
 <file path=word/intelligence2.xml><?xml version="1.0" encoding="utf-8"?>
-<int2:intelligence xmlns:int2="http://schemas.microsoft.com/office/intelligence/2020/intelligence">
-  <int2:observations>
-    <int2:bookmark int2:bookmarkName="_Int_LYnR7QKZ" int2:invalidationBookmarkName="" int2:hashCode="Wbdv2F6DyFxwxd" int2:id="nfsEEne7">
-      <int2:state int2:type="gram" int2:value="Rejected"/>
-    </int2:bookmark>
-  </int2:observations>
+<int2:intelligence xmlns:int2="http://schemas.microsoft.com/office/intelligence/2020/intelligence" xmlns:oel="http://schemas.microsoft.com/office/2019/extlst">
+  <int2:observations/>
   <int2:intelligenceSettings/>
+  <int2:onDemandWorkflows/>
 </int2:intelligence>
 </file>
 
 <file path=word/numbering.xml><?xml version="1.0" encoding="utf-8"?>
-<w:numbering xmlns:wpc="http://schemas.microsoft.com/office/word/2010/wordprocessingCanvas" xmlns:cx="http://schemas.microsoft.com/office/drawing/2014/chartex" xmlns:cx1="http://schemas.microsoft.com/office/drawing/2015/9/8/chartex" xmlns:cx2="http://schemas.microsoft.com/office/drawing/2015/10/21/chartex" xmlns:cx3="http://schemas.microsoft.com/office/drawing/2016/5/9/chartex" xmlns:cx4="http://schemas.microsoft.com/office/drawing/2016/5/10/chartex" xmlns:cx5="http://schemas.microsoft.com/office/drawing/2016/5/11/chartex" xmlns:cx6="http://schemas.microsoft.com/office/drawing/2016/5/12/chartex" xmlns:cx7="http://schemas.microsoft.com/office/drawing/2016/5/13/chartex" xmlns:cx8="http://schemas.microsoft.com/office/drawing/2016/5/14/chartex" xmlns:mc="http://schemas.openxmlformats.org/markup-compatibility/2006" xmlns:aink="http://schemas.microsoft.com/office/drawing/2016/ink" xmlns:am3d="http://schemas.microsoft.com/office/drawing/2017/model3d" xmlns:o="urn:schemas-microsoft-com:office:office" xmlns:oel="http://schemas.microsoft.com/office/2019/extlst" xmlns:r="http://schemas.openxmlformats.org/officeDocument/2006/relationships" xmlns:m="http://schemas.openxmlformats.org/officeDocument/2006/math" xmlns:v="urn:schemas-microsoft-com:vml" xmlns:wp14="http://schemas.microsoft.com/office/word/2010/wordprocessingDrawing" xmlns:wp="http://schemas.openxmlformats.org/drawingml/2006/wordprocessingDrawing" xmlns:w10="urn:schemas-microsoft-com:office:word" xmlns:w="http://schemas.openxmlformats.org/wordprocessingml/2006/main" xmlns:w14="http://schemas.microsoft.com/office/word/2010/wordml" xmlns:w15="http://schemas.microsoft.com/office/word/2012/wordml" xmlns:w16cei="http://schemas.microsoft.com/office/word/2026/wordml/cei" xmlns:w16cex="http://schemas.microsoft.com/office/word/2018/wordml/cex" xmlns:w16cid="http://schemas.microsoft.com/office/word/2016/wordml/cid" xmlns:w16="http://schemas.microsoft.com/office/word/2018/wordml" xmlns:w16du="http://schemas.microsoft.com/office/word/2023/wordml/word16du" xmlns:w16sdtdh="http://schemas.microsoft.com/office/word/2020/wordml/sdtdatahash" xmlns:w16sdtfl="http://schemas.microsoft.com/office/word/2024/wordml/sdtformatlock" xmlns:w16se="http://schemas.microsoft.com/office/word/2015/wordml/symex" xmlns:wpg="http://schemas.microsoft.com/office/word/2010/wordprocessingGroup" xmlns:wpi="http://schemas.microsoft.com/office/word/2010/wordprocessingInk" xmlns:wne="http://schemas.microsoft.com/office/word/2006/wordml" xmlns:wps="http://schemas.microsoft.com/office/word/2010/wordprocessingShape" mc:Ignorable="w14 w15 w16se w16cid w16 w16cex w16sdtdh w16sdtfl w16du wp14">
-  <w:abstractNum xmlns:w="http://schemas.openxmlformats.org/wordprocessingml/2006/main" w:abstractNumId="4">
-    <w:nsid w:val="16b90fa3"/>
-    <w:multiLevelType xmlns:w="http://schemas.openxmlformats.org/wordprocessingml/2006/main" w:val="hybridMultilevel"/>
-    <w:lvl xmlns:w="http://schemas.openxmlformats.org/wordprocessingml/2006/main" w:ilvl="0">
+<w:numbering xmlns:wpc="http://schemas.microsoft.com/office/word/2010/wordprocessingCanvas" xmlns:cx="http://schemas.microsoft.com/office/drawing/2014/chartex" xmlns:cx1="http://schemas.microsoft.com/office/drawing/2015/9/8/chartex" xmlns:cx2="http://schemas.microsoft.com/office/drawing/2015/10/21/chartex" xmlns:cx3="http://schemas.microsoft.com/office/drawing/2016/5/9/chartex" xmlns:cx4="http://schemas.microsoft.com/office/drawing/2016/5/10/chartex" xmlns:cx5="http://schemas.microsoft.com/office/drawing/2016/5/11/chartex" xmlns:cx6="http://schemas.microsoft.com/office/drawing/2016/5/12/chartex" xmlns:cx7="http://schemas.microsoft.com/office/drawing/2016/5/13/chartex" xmlns:cx8="http://schemas.microsoft.com/office/drawing/2016/5/14/chartex" xmlns:mc="http://schemas.openxmlformats.org/markup-compatibility/2006" xmlns:m="http://schemas.openxmlformats.org/officeDocument/2006/math" xmlns:aink="http://schemas.microsoft.com/office/drawing/2016/ink" xmlns:am3d="http://schemas.microsoft.com/office/drawing/2017/model3d" xmlns:oel="http://schemas.microsoft.com/office/2019/extlst" xmlns:r="http://schemas.openxmlformats.org/officeDocument/2006/relationships" xmlns:wp14="http://schemas.microsoft.com/office/word/2010/wordprocessingDrawing" xmlns:wp="http://schemas.openxmlformats.org/drawingml/2006/wordprocessingDrawing" xmlns:wpg="http://schemas.microsoft.com/office/word/2010/wordprocessingGroup" xmlns:wpi="http://schemas.microsoft.com/office/word/2010/wordprocessingInk" xmlns:wps="http://schemas.microsoft.com/office/word/2010/wordprocessingShape" xmlns:o="urn:schemas-microsoft-com:office:office" xmlns:v="urn:schemas-microsoft-com:vml" xmlns:w10="urn:schemas-microsoft-com:office:word" xmlns:w="http://schemas.openxmlformats.org/wordprocessingml/2006/main" xmlns:w14="http://schemas.microsoft.com/office/word/2010/wordml" xmlns:w15="http://schemas.microsoft.com/office/word/2012/wordml" xmlns:w16cex="http://schemas.microsoft.com/office/word/2018/wordml/cex" xmlns:w16cid="http://schemas.microsoft.com/office/word/2016/wordml/cid" xmlns:w16="http://schemas.microsoft.com/office/word/2018/wordml" xmlns:w16sdtdh="http://schemas.microsoft.com/office/word/2020/wordml/sdtdatahash" xmlns:w16sdtfl="http://schemas.microsoft.com/office/word/2024/wordml/sdtformatlock" xmlns:w16se="http://schemas.microsoft.com/office/word/2015/wordml/symex" xmlns:w16du="http://schemas.microsoft.com/office/word/2023/wordml/word16du" xmlns:wne="http://schemas.microsoft.com/office/word/2006/wordml" mc:Ignorable="w14 w15 w16se w16cid w16 w16cex w16sdtdh w16sdtfl w16du wp14">
+  <w:abstractNum w:abstractNumId="0" w15:restartNumberingAfterBreak="0">
+    <w:nsid w:val="16B90FA3"/>
+    <w:multiLevelType w:val="hybridMultilevel"/>
+    <w:tmpl w:val="1408C222"/>
+    <w:lvl w:ilvl="0" w:tplc="05EC82A8">
       <w:start w:val="1"/>
       <w:numFmt w:val="bullet"/>
       <w:lvlText w:val=""/>
@@ -4718,10 +4519,10 @@
         <w:ind w:left="720" w:hanging="360"/>
       </w:pPr>
       <w:rPr>
-        <w:rFonts w:hint="default" w:ascii="Symbol" w:hAnsi="Symbol"/>
+        <w:rFonts w:ascii="Symbol" w:hAnsi="Symbol" w:hint="default"/>
       </w:rPr>
     </w:lvl>
-    <w:lvl xmlns:w="http://schemas.openxmlformats.org/wordprocessingml/2006/main" w:ilvl="1">
+    <w:lvl w:ilvl="1" w:tplc="D1BE0042">
       <w:start w:val="1"/>
       <w:numFmt w:val="bullet"/>
       <w:lvlText w:val="o"/>
@@ -4730,10 +4531,10 @@
         <w:ind w:left="1440" w:hanging="360"/>
       </w:pPr>
       <w:rPr>
-        <w:rFonts w:hint="default" w:ascii="Courier New" w:hAnsi="Courier New"/>
+        <w:rFonts w:ascii="Courier New" w:hAnsi="Courier New" w:hint="default"/>
       </w:rPr>
     </w:lvl>
-    <w:lvl xmlns:w="http://schemas.openxmlformats.org/wordprocessingml/2006/main" w:ilvl="2">
+    <w:lvl w:ilvl="2" w:tplc="2B2A485E">
       <w:start w:val="1"/>
       <w:numFmt w:val="bullet"/>
       <w:lvlText w:val=""/>
@@ -4742,10 +4543,10 @@
         <w:ind w:left="2160" w:hanging="360"/>
       </w:pPr>
       <w:rPr>
-        <w:rFonts w:hint="default" w:ascii="Wingdings" w:hAnsi="Wingdings"/>
+        <w:rFonts w:ascii="Wingdings" w:hAnsi="Wingdings" w:hint="default"/>
       </w:rPr>
     </w:lvl>
-    <w:lvl xmlns:w="http://schemas.openxmlformats.org/wordprocessingml/2006/main" w:ilvl="3">
+    <w:lvl w:ilvl="3" w:tplc="979E18BE">
       <w:start w:val="1"/>
       <w:numFmt w:val="bullet"/>
       <w:lvlText w:val=""/>
@@ -4754,10 +4555,10 @@
         <w:ind w:left="2880" w:hanging="360"/>
       </w:pPr>
       <w:rPr>
-        <w:rFonts w:hint="default" w:ascii="Symbol" w:hAnsi="Symbol"/>
+        <w:rFonts w:ascii="Symbol" w:hAnsi="Symbol" w:hint="default"/>
       </w:rPr>
     </w:lvl>
-    <w:lvl xmlns:w="http://schemas.openxmlformats.org/wordprocessingml/2006/main" w:ilvl="4">
+    <w:lvl w:ilvl="4" w:tplc="900829D4">
       <w:start w:val="1"/>
       <w:numFmt w:val="bullet"/>
       <w:lvlText w:val="o"/>
@@ -4766,10 +4567,10 @@
         <w:ind w:left="3600" w:hanging="360"/>
       </w:pPr>
       <w:rPr>
-        <w:rFonts w:hint="default" w:ascii="Courier New" w:hAnsi="Courier New"/>
+        <w:rFonts w:ascii="Courier New" w:hAnsi="Courier New" w:hint="default"/>
       </w:rPr>
     </w:lvl>
-    <w:lvl xmlns:w="http://schemas.openxmlformats.org/wordprocessingml/2006/main" w:ilvl="5">
+    <w:lvl w:ilvl="5" w:tplc="37729710">
       <w:start w:val="1"/>
       <w:numFmt w:val="bullet"/>
       <w:lvlText w:val=""/>
@@ -4778,10 +4579,10 @@
         <w:ind w:left="4320" w:hanging="360"/>
       </w:pPr>
       <w:rPr>
-        <w:rFonts w:hint="default" w:ascii="Wingdings" w:hAnsi="Wingdings"/>
+        <w:rFonts w:ascii="Wingdings" w:hAnsi="Wingdings" w:hint="default"/>
       </w:rPr>
     </w:lvl>
-    <w:lvl xmlns:w="http://schemas.openxmlformats.org/wordprocessingml/2006/main" w:ilvl="6">
+    <w:lvl w:ilvl="6" w:tplc="B0764C60">
       <w:start w:val="1"/>
       <w:numFmt w:val="bullet"/>
       <w:lvlText w:val=""/>
@@ -4790,10 +4591,10 @@
         <w:ind w:left="5040" w:hanging="360"/>
       </w:pPr>
       <w:rPr>
-        <w:rFonts w:hint="default" w:ascii="Symbol" w:hAnsi="Symbol"/>
+        <w:rFonts w:ascii="Symbol" w:hAnsi="Symbol" w:hint="default"/>
       </w:rPr>
     </w:lvl>
-    <w:lvl xmlns:w="http://schemas.openxmlformats.org/wordprocessingml/2006/main" w:ilvl="7">
+    <w:lvl w:ilvl="7" w:tplc="8AEA949E">
       <w:start w:val="1"/>
       <w:numFmt w:val="bullet"/>
       <w:lvlText w:val="o"/>
@@ -4802,10 +4603,10 @@
         <w:ind w:left="5760" w:hanging="360"/>
       </w:pPr>
       <w:rPr>
-        <w:rFonts w:hint="default" w:ascii="Courier New" w:hAnsi="Courier New"/>
+        <w:rFonts w:ascii="Courier New" w:hAnsi="Courier New" w:hint="default"/>
       </w:rPr>
     </w:lvl>
-    <w:lvl xmlns:w="http://schemas.openxmlformats.org/wordprocessingml/2006/main" w:ilvl="8">
+    <w:lvl w:ilvl="8" w:tplc="0C0A60FE">
       <w:start w:val="1"/>
       <w:numFmt w:val="bullet"/>
       <w:lvlText w:val=""/>
@@ -4814,11 +4615,11 @@
         <w:ind w:left="6480" w:hanging="360"/>
       </w:pPr>
       <w:rPr>
-        <w:rFonts w:hint="default" w:ascii="Wingdings" w:hAnsi="Wingdings"/>
+        <w:rFonts w:ascii="Wingdings" w:hAnsi="Wingdings" w:hint="default"/>
       </w:rPr>
     </w:lvl>
   </w:abstractNum>
-  <w:abstractNum w:abstractNumId="0" w15:restartNumberingAfterBreak="0">
+  <w:abstractNum w:abstractNumId="1" w15:restartNumberingAfterBreak="0">
     <w:nsid w:val="1F9A1A8D"/>
     <w:multiLevelType w:val="hybridMultilevel"/>
     <w:tmpl w:val="FFFFFFFF"/>
@@ -5048,13 +4849,275 @@
       </w:rPr>
     </w:lvl>
   </w:abstractNum>
-  <w:abstractNum w:abstractNumId="1" w15:restartNumberingAfterBreak="0">
+  <w:abstractNum w:abstractNumId="2" w15:restartNumberingAfterBreak="0">
+    <w:nsid w:val="203E322F"/>
+    <w:multiLevelType w:val="multilevel"/>
+    <w:tmpl w:val="06DED3EE"/>
+    <w:lvl w:ilvl="0">
+      <w:start w:val="1"/>
+      <w:numFmt w:val="bullet"/>
+      <w:lvlText w:val=""/>
+      <w:lvlJc w:val="left"/>
+      <w:pPr>
+        <w:tabs>
+          <w:tab w:val="num" w:pos="720"/>
+        </w:tabs>
+        <w:ind w:left="720" w:hanging="360"/>
+      </w:pPr>
+      <w:rPr>
+        <w:rFonts w:ascii="Symbol" w:hAnsi="Symbol" w:hint="default"/>
+        <w:sz w:val="20"/>
+      </w:rPr>
+    </w:lvl>
+    <w:lvl w:ilvl="1" w:tentative="1">
+      <w:start w:val="1"/>
+      <w:numFmt w:val="bullet"/>
+      <w:lvlText w:val="o"/>
+      <w:lvlJc w:val="left"/>
+      <w:pPr>
+        <w:tabs>
+          <w:tab w:val="num" w:pos="1440"/>
+        </w:tabs>
+        <w:ind w:left="1440" w:hanging="360"/>
+      </w:pPr>
+      <w:rPr>
+        <w:rFonts w:ascii="Courier New" w:hAnsi="Courier New" w:hint="default"/>
+        <w:sz w:val="20"/>
+      </w:rPr>
+    </w:lvl>
+    <w:lvl w:ilvl="2" w:tentative="1">
+      <w:start w:val="1"/>
+      <w:numFmt w:val="bullet"/>
+      <w:lvlText w:val=""/>
+      <w:lvlJc w:val="left"/>
+      <w:pPr>
+        <w:tabs>
+          <w:tab w:val="num" w:pos="2160"/>
+        </w:tabs>
+        <w:ind w:left="2160" w:hanging="360"/>
+      </w:pPr>
+      <w:rPr>
+        <w:rFonts w:ascii="Wingdings" w:hAnsi="Wingdings" w:hint="default"/>
+        <w:sz w:val="20"/>
+      </w:rPr>
+    </w:lvl>
+    <w:lvl w:ilvl="3" w:tentative="1">
+      <w:start w:val="1"/>
+      <w:numFmt w:val="bullet"/>
+      <w:lvlText w:val=""/>
+      <w:lvlJc w:val="left"/>
+      <w:pPr>
+        <w:tabs>
+          <w:tab w:val="num" w:pos="2880"/>
+        </w:tabs>
+        <w:ind w:left="2880" w:hanging="360"/>
+      </w:pPr>
+      <w:rPr>
+        <w:rFonts w:ascii="Wingdings" w:hAnsi="Wingdings" w:hint="default"/>
+        <w:sz w:val="20"/>
+      </w:rPr>
+    </w:lvl>
+    <w:lvl w:ilvl="4" w:tentative="1">
+      <w:start w:val="1"/>
+      <w:numFmt w:val="bullet"/>
+      <w:lvlText w:val=""/>
+      <w:lvlJc w:val="left"/>
+      <w:pPr>
+        <w:tabs>
+          <w:tab w:val="num" w:pos="3600"/>
+        </w:tabs>
+        <w:ind w:left="3600" w:hanging="360"/>
+      </w:pPr>
+      <w:rPr>
+        <w:rFonts w:ascii="Wingdings" w:hAnsi="Wingdings" w:hint="default"/>
+        <w:sz w:val="20"/>
+      </w:rPr>
+    </w:lvl>
+    <w:lvl w:ilvl="5" w:tentative="1">
+      <w:start w:val="1"/>
+      <w:numFmt w:val="bullet"/>
+      <w:lvlText w:val=""/>
+      <w:lvlJc w:val="left"/>
+      <w:pPr>
+        <w:tabs>
+          <w:tab w:val="num" w:pos="4320"/>
+        </w:tabs>
+        <w:ind w:left="4320" w:hanging="360"/>
+      </w:pPr>
+      <w:rPr>
+        <w:rFonts w:ascii="Wingdings" w:hAnsi="Wingdings" w:hint="default"/>
+        <w:sz w:val="20"/>
+      </w:rPr>
+    </w:lvl>
+    <w:lvl w:ilvl="6" w:tentative="1">
+      <w:start w:val="1"/>
+      <w:numFmt w:val="bullet"/>
+      <w:lvlText w:val=""/>
+      <w:lvlJc w:val="left"/>
+      <w:pPr>
+        <w:tabs>
+          <w:tab w:val="num" w:pos="5040"/>
+        </w:tabs>
+        <w:ind w:left="5040" w:hanging="360"/>
+      </w:pPr>
+      <w:rPr>
+        <w:rFonts w:ascii="Wingdings" w:hAnsi="Wingdings" w:hint="default"/>
+        <w:sz w:val="20"/>
+      </w:rPr>
+    </w:lvl>
+    <w:lvl w:ilvl="7" w:tentative="1">
+      <w:start w:val="1"/>
+      <w:numFmt w:val="bullet"/>
+      <w:lvlText w:val=""/>
+      <w:lvlJc w:val="left"/>
+      <w:pPr>
+        <w:tabs>
+          <w:tab w:val="num" w:pos="5760"/>
+        </w:tabs>
+        <w:ind w:left="5760" w:hanging="360"/>
+      </w:pPr>
+      <w:rPr>
+        <w:rFonts w:ascii="Wingdings" w:hAnsi="Wingdings" w:hint="default"/>
+        <w:sz w:val="20"/>
+      </w:rPr>
+    </w:lvl>
+    <w:lvl w:ilvl="8" w:tentative="1">
+      <w:start w:val="1"/>
+      <w:numFmt w:val="bullet"/>
+      <w:lvlText w:val=""/>
+      <w:lvlJc w:val="left"/>
+      <w:pPr>
+        <w:tabs>
+          <w:tab w:val="num" w:pos="6480"/>
+        </w:tabs>
+        <w:ind w:left="6480" w:hanging="360"/>
+      </w:pPr>
+      <w:rPr>
+        <w:rFonts w:ascii="Wingdings" w:hAnsi="Wingdings" w:hint="default"/>
+        <w:sz w:val="20"/>
+      </w:rPr>
+    </w:lvl>
+  </w:abstractNum>
+  <w:abstractNum w:abstractNumId="3" w15:restartNumberingAfterBreak="0">
+    <w:nsid w:val="38DB5BB0"/>
+    <w:multiLevelType w:val="hybridMultilevel"/>
+    <w:tmpl w:val="896A2D72"/>
+    <w:lvl w:ilvl="0" w:tplc="08090001">
+      <w:start w:val="1"/>
+      <w:numFmt w:val="bullet"/>
+      <w:lvlText w:val=""/>
+      <w:lvlJc w:val="left"/>
+      <w:pPr>
+        <w:ind w:left="720" w:hanging="360"/>
+      </w:pPr>
+      <w:rPr>
+        <w:rFonts w:ascii="Symbol" w:hAnsi="Symbol" w:hint="default"/>
+      </w:rPr>
+    </w:lvl>
+    <w:lvl w:ilvl="1" w:tplc="08090003" w:tentative="1">
+      <w:start w:val="1"/>
+      <w:numFmt w:val="bullet"/>
+      <w:lvlText w:val="o"/>
+      <w:lvlJc w:val="left"/>
+      <w:pPr>
+        <w:ind w:left="1440" w:hanging="360"/>
+      </w:pPr>
+      <w:rPr>
+        <w:rFonts w:ascii="Courier New" w:hAnsi="Courier New" w:cs="Courier New" w:hint="default"/>
+      </w:rPr>
+    </w:lvl>
+    <w:lvl w:ilvl="2" w:tplc="08090005" w:tentative="1">
+      <w:start w:val="1"/>
+      <w:numFmt w:val="bullet"/>
+      <w:lvlText w:val=""/>
+      <w:lvlJc w:val="left"/>
+      <w:pPr>
+        <w:ind w:left="2160" w:hanging="360"/>
+      </w:pPr>
+      <w:rPr>
+        <w:rFonts w:ascii="Wingdings" w:hAnsi="Wingdings" w:hint="default"/>
+      </w:rPr>
+    </w:lvl>
+    <w:lvl w:ilvl="3" w:tplc="08090001" w:tentative="1">
+      <w:start w:val="1"/>
+      <w:numFmt w:val="bullet"/>
+      <w:lvlText w:val=""/>
+      <w:lvlJc w:val="left"/>
+      <w:pPr>
+        <w:ind w:left="2880" w:hanging="360"/>
+      </w:pPr>
+      <w:rPr>
+        <w:rFonts w:ascii="Symbol" w:hAnsi="Symbol" w:hint="default"/>
+      </w:rPr>
+    </w:lvl>
+    <w:lvl w:ilvl="4" w:tplc="08090003" w:tentative="1">
+      <w:start w:val="1"/>
+      <w:numFmt w:val="bullet"/>
+      <w:lvlText w:val="o"/>
+      <w:lvlJc w:val="left"/>
+      <w:pPr>
+        <w:ind w:left="3600" w:hanging="360"/>
+      </w:pPr>
+      <w:rPr>
+        <w:rFonts w:ascii="Courier New" w:hAnsi="Courier New" w:cs="Courier New" w:hint="default"/>
+      </w:rPr>
+    </w:lvl>
+    <w:lvl w:ilvl="5" w:tplc="08090005" w:tentative="1">
+      <w:start w:val="1"/>
+      <w:numFmt w:val="bullet"/>
+      <w:lvlText w:val=""/>
+      <w:lvlJc w:val="left"/>
+      <w:pPr>
+        <w:ind w:left="4320" w:hanging="360"/>
+      </w:pPr>
+      <w:rPr>
+        <w:rFonts w:ascii="Wingdings" w:hAnsi="Wingdings" w:hint="default"/>
+      </w:rPr>
+    </w:lvl>
+    <w:lvl w:ilvl="6" w:tplc="08090001" w:tentative="1">
+      <w:start w:val="1"/>
+      <w:numFmt w:val="bullet"/>
+      <w:lvlText w:val=""/>
+      <w:lvlJc w:val="left"/>
+      <w:pPr>
+        <w:ind w:left="5040" w:hanging="360"/>
+      </w:pPr>
+      <w:rPr>
+        <w:rFonts w:ascii="Symbol" w:hAnsi="Symbol" w:hint="default"/>
+      </w:rPr>
+    </w:lvl>
+    <w:lvl w:ilvl="7" w:tplc="08090003" w:tentative="1">
+      <w:start w:val="1"/>
+      <w:numFmt w:val="bullet"/>
+      <w:lvlText w:val="o"/>
+      <w:lvlJc w:val="left"/>
+      <w:pPr>
+        <w:ind w:left="5760" w:hanging="360"/>
+      </w:pPr>
+      <w:rPr>
+        <w:rFonts w:ascii="Courier New" w:hAnsi="Courier New" w:cs="Courier New" w:hint="default"/>
+      </w:rPr>
+    </w:lvl>
+    <w:lvl w:ilvl="8" w:tplc="08090005" w:tentative="1">
+      <w:start w:val="1"/>
+      <w:numFmt w:val="bullet"/>
+      <w:lvlText w:val=""/>
+      <w:lvlJc w:val="left"/>
+      <w:pPr>
+        <w:ind w:left="6480" w:hanging="360"/>
+      </w:pPr>
+      <w:rPr>
+        <w:rFonts w:ascii="Wingdings" w:hAnsi="Wingdings" w:hint="default"/>
+      </w:rPr>
+    </w:lvl>
+  </w:abstractNum>
+  <w:abstractNum w:abstractNumId="4" w15:restartNumberingAfterBreak="0">
     <w:nsid w:val="466FE7FE"/>
     <w:multiLevelType w:val="hybridMultilevel"/>
     <w:tmpl w:val="FFFFFFFF"/>
     <w:numStyleLink w:val="ImportedStyle3"/>
   </w:abstractNum>
-  <w:abstractNum w:abstractNumId="2" w15:restartNumberingAfterBreak="0">
+  <w:abstractNum w:abstractNumId="5" w15:restartNumberingAfterBreak="0">
     <w:nsid w:val="6EBD6397"/>
     <w:multiLevelType w:val="hybridMultilevel"/>
     <w:tmpl w:val="FFFFFFFF"/>
@@ -5067,7 +5130,7 @@
         <w:ind w:left="590" w:hanging="590"/>
       </w:pPr>
       <w:rPr>
-        <w:rFonts w:ascii="Times New Roman" w:hAnsi="Times New Roman" w:eastAsia="Times New Roman" w:cs="Times New Roman"/>
+        <w:rFonts w:ascii="Times New Roman" w:eastAsia="Times New Roman" w:hAnsi="Times New Roman" w:cs="Times New Roman"/>
         <w:b w:val="0"/>
         <w:bCs w:val="0"/>
         <w:i w:val="0"/>
@@ -5096,7 +5159,7 @@
         <w:ind w:left="737" w:hanging="283"/>
       </w:pPr>
       <w:rPr>
-        <w:rFonts w:ascii="Symbol" w:hAnsi="Symbol" w:eastAsia="Symbol" w:cs="Symbol"/>
+        <w:rFonts w:ascii="Symbol" w:eastAsia="Symbol" w:hAnsi="Symbol" w:cs="Symbol"/>
         <w:b w:val="0"/>
         <w:bCs w:val="0"/>
         <w:i w:val="0"/>
@@ -5125,7 +5188,7 @@
         <w:ind w:left="1191" w:hanging="283"/>
       </w:pPr>
       <w:rPr>
-        <w:rFonts w:ascii="Symbol" w:hAnsi="Symbol" w:eastAsia="Symbol" w:cs="Symbol"/>
+        <w:rFonts w:ascii="Symbol" w:eastAsia="Symbol" w:hAnsi="Symbol" w:cs="Symbol"/>
         <w:b w:val="0"/>
         <w:bCs w:val="0"/>
         <w:i w:val="0"/>
@@ -5154,7 +5217,7 @@
         <w:ind w:left="1645" w:hanging="283"/>
       </w:pPr>
       <w:rPr>
-        <w:rFonts w:ascii="Symbol" w:hAnsi="Symbol" w:eastAsia="Symbol" w:cs="Symbol"/>
+        <w:rFonts w:ascii="Symbol" w:eastAsia="Symbol" w:hAnsi="Symbol" w:cs="Symbol"/>
         <w:b w:val="0"/>
         <w:bCs w:val="0"/>
         <w:i w:val="0"/>
@@ -5183,7 +5246,7 @@
         <w:ind w:left="2099" w:hanging="283"/>
       </w:pPr>
       <w:rPr>
-        <w:rFonts w:ascii="Symbol" w:hAnsi="Symbol" w:eastAsia="Symbol" w:cs="Symbol"/>
+        <w:rFonts w:ascii="Symbol" w:eastAsia="Symbol" w:hAnsi="Symbol" w:cs="Symbol"/>
         <w:b w:val="0"/>
         <w:bCs w:val="0"/>
         <w:i w:val="0"/>
@@ -5212,7 +5275,7 @@
         <w:ind w:left="2553" w:hanging="283"/>
       </w:pPr>
       <w:rPr>
-        <w:rFonts w:ascii="Symbol" w:hAnsi="Symbol" w:eastAsia="Symbol" w:cs="Symbol"/>
+        <w:rFonts w:ascii="Symbol" w:eastAsia="Symbol" w:hAnsi="Symbol" w:cs="Symbol"/>
         <w:b w:val="0"/>
         <w:bCs w:val="0"/>
         <w:i w:val="0"/>
@@ -5241,7 +5304,7 @@
         <w:ind w:left="3007" w:hanging="283"/>
       </w:pPr>
       <w:rPr>
-        <w:rFonts w:ascii="Symbol" w:hAnsi="Symbol" w:eastAsia="Symbol" w:cs="Symbol"/>
+        <w:rFonts w:ascii="Symbol" w:eastAsia="Symbol" w:hAnsi="Symbol" w:cs="Symbol"/>
         <w:b w:val="0"/>
         <w:bCs w:val="0"/>
         <w:i w:val="0"/>
@@ -5270,7 +5333,7 @@
         <w:ind w:left="3461" w:hanging="283"/>
       </w:pPr>
       <w:rPr>
-        <w:rFonts w:ascii="Symbol" w:hAnsi="Symbol" w:eastAsia="Symbol" w:cs="Symbol"/>
+        <w:rFonts w:ascii="Symbol" w:eastAsia="Symbol" w:hAnsi="Symbol" w:cs="Symbol"/>
         <w:b w:val="0"/>
         <w:bCs w:val="0"/>
         <w:i w:val="0"/>
@@ -5299,7 +5362,7 @@
         <w:ind w:left="3915" w:hanging="283"/>
       </w:pPr>
       <w:rPr>
-        <w:rFonts w:ascii="Symbol" w:hAnsi="Symbol" w:eastAsia="Symbol" w:cs="Symbol"/>
+        <w:rFonts w:ascii="Symbol" w:eastAsia="Symbol" w:hAnsi="Symbol" w:cs="Symbol"/>
         <w:b w:val="0"/>
         <w:bCs w:val="0"/>
         <w:i w:val="0"/>
@@ -5320,7 +5383,7 @@
       </w:rPr>
     </w:lvl>
   </w:abstractNum>
-  <w:abstractNum w:abstractNumId="3" w15:restartNumberingAfterBreak="0">
+  <w:abstractNum w:abstractNumId="6" w15:restartNumberingAfterBreak="0">
     <w:nsid w:val="700B1511"/>
     <w:multiLevelType w:val="hybridMultilevel"/>
     <w:tmpl w:val="FFFFFFFF"/>
@@ -5334,7 +5397,7 @@
         <w:ind w:left="360" w:hanging="144"/>
       </w:pPr>
       <w:rPr>
-        <w:rFonts w:ascii="Arial" w:hAnsi="Arial" w:eastAsia="Arial" w:cs="Arial"/>
+        <w:rFonts w:ascii="Arial" w:eastAsia="Arial" w:hAnsi="Arial" w:cs="Arial"/>
         <w:b w:val="0"/>
         <w:bCs w:val="0"/>
         <w:i w:val="0"/>
@@ -5363,7 +5426,7 @@
         <w:ind w:left="864" w:hanging="144"/>
       </w:pPr>
       <w:rPr>
-        <w:rFonts w:ascii="Arial" w:hAnsi="Arial" w:eastAsia="Arial" w:cs="Arial"/>
+        <w:rFonts w:ascii="Arial" w:eastAsia="Arial" w:hAnsi="Arial" w:cs="Arial"/>
         <w:b w:val="0"/>
         <w:bCs w:val="0"/>
         <w:i w:val="0"/>
@@ -5392,7 +5455,7 @@
         <w:ind w:left="1584" w:hanging="144"/>
       </w:pPr>
       <w:rPr>
-        <w:rFonts w:ascii="Arial" w:hAnsi="Arial" w:eastAsia="Arial" w:cs="Arial"/>
+        <w:rFonts w:ascii="Arial" w:eastAsia="Arial" w:hAnsi="Arial" w:cs="Arial"/>
         <w:b w:val="0"/>
         <w:bCs w:val="0"/>
         <w:i w:val="0"/>
@@ -5421,7 +5484,7 @@
         <w:ind w:left="2304" w:hanging="144"/>
       </w:pPr>
       <w:rPr>
-        <w:rFonts w:ascii="Arial" w:hAnsi="Arial" w:eastAsia="Arial" w:cs="Arial"/>
+        <w:rFonts w:ascii="Arial" w:eastAsia="Arial" w:hAnsi="Arial" w:cs="Arial"/>
         <w:b w:val="0"/>
         <w:bCs w:val="0"/>
         <w:i w:val="0"/>
@@ -5450,7 +5513,7 @@
         <w:ind w:left="3024" w:hanging="144"/>
       </w:pPr>
       <w:rPr>
-        <w:rFonts w:ascii="Arial" w:hAnsi="Arial" w:eastAsia="Arial" w:cs="Arial"/>
+        <w:rFonts w:ascii="Arial" w:eastAsia="Arial" w:hAnsi="Arial" w:cs="Arial"/>
         <w:b w:val="0"/>
         <w:bCs w:val="0"/>
         <w:i w:val="0"/>
@@ -5479,7 +5542,7 @@
         <w:ind w:left="3744" w:hanging="144"/>
       </w:pPr>
       <w:rPr>
-        <w:rFonts w:ascii="Arial" w:hAnsi="Arial" w:eastAsia="Arial" w:cs="Arial"/>
+        <w:rFonts w:ascii="Arial" w:eastAsia="Arial" w:hAnsi="Arial" w:cs="Arial"/>
         <w:b w:val="0"/>
         <w:bCs w:val="0"/>
         <w:i w:val="0"/>
@@ -5508,7 +5571,7 @@
         <w:ind w:left="4464" w:hanging="144"/>
       </w:pPr>
       <w:rPr>
-        <w:rFonts w:ascii="Arial" w:hAnsi="Arial" w:eastAsia="Arial" w:cs="Arial"/>
+        <w:rFonts w:ascii="Arial" w:eastAsia="Arial" w:hAnsi="Arial" w:cs="Arial"/>
         <w:b w:val="0"/>
         <w:bCs w:val="0"/>
         <w:i w:val="0"/>
@@ -5537,7 +5600,7 @@
         <w:ind w:left="5184" w:hanging="144"/>
       </w:pPr>
       <w:rPr>
-        <w:rFonts w:ascii="Arial" w:hAnsi="Arial" w:eastAsia="Arial" w:cs="Arial"/>
+        <w:rFonts w:ascii="Arial" w:eastAsia="Arial" w:hAnsi="Arial" w:cs="Arial"/>
         <w:b w:val="0"/>
         <w:bCs w:val="0"/>
         <w:i w:val="0"/>
@@ -5566,7 +5629,7 @@
         <w:ind w:left="5904" w:hanging="144"/>
       </w:pPr>
       <w:rPr>
-        <w:rFonts w:ascii="Arial" w:hAnsi="Arial" w:eastAsia="Arial" w:cs="Arial"/>
+        <w:rFonts w:ascii="Arial" w:eastAsia="Arial" w:hAnsi="Arial" w:cs="Arial"/>
         <w:b w:val="0"/>
         <w:bCs w:val="0"/>
         <w:i w:val="0"/>
@@ -5587,30 +5650,36 @@
       </w:rPr>
     </w:lvl>
   </w:abstractNum>
-  <w:num w:numId="5">
+  <w:num w:numId="1" w16cid:durableId="1657102692">
+    <w:abstractNumId w:val="0"/>
+  </w:num>
+  <w:num w:numId="2" w16cid:durableId="1612057082">
+    <w:abstractNumId w:val="1"/>
+  </w:num>
+  <w:num w:numId="3" w16cid:durableId="1498307228">
+    <w:abstractNumId w:val="5"/>
+  </w:num>
+  <w:num w:numId="4" w16cid:durableId="1600530620">
+    <w:abstractNumId w:val="6"/>
+  </w:num>
+  <w:num w:numId="5" w16cid:durableId="15544275">
     <w:abstractNumId w:val="4"/>
   </w:num>
-  <w:num w:numId="1" w16cid:durableId="1612057082">
-    <w:abstractNumId w:val="0"/>
-  </w:num>
-  <w:num w:numId="2" w16cid:durableId="1498307228">
-    <w:abstractNumId w:val="2"/>
-  </w:num>
-  <w:num w:numId="3" w16cid:durableId="1600530620">
+  <w:num w:numId="6" w16cid:durableId="1483810692">
     <w:abstractNumId w:val="3"/>
   </w:num>
-  <w:num w:numId="4" w16cid:durableId="15544275">
-    <w:abstractNumId w:val="1"/>
+  <w:num w:numId="7" w16cid:durableId="1743987097">
+    <w:abstractNumId w:val="2"/>
   </w:num>
 </w:numbering>
 </file>
 
 <file path=word/styles.xml><?xml version="1.0" encoding="utf-8"?>
-<w:styles xmlns:mc="http://schemas.openxmlformats.org/markup-compatibility/2006" xmlns:r="http://schemas.openxmlformats.org/officeDocument/2006/relationships" xmlns:w="http://schemas.openxmlformats.org/wordprocessingml/2006/main" xmlns:w14="http://schemas.microsoft.com/office/word/2010/wordml" xmlns:w15="http://schemas.microsoft.com/office/word/2012/wordml" xmlns:w16cex="http://schemas.microsoft.com/office/word/2018/wordml/cex" xmlns:w16cid="http://schemas.microsoft.com/office/word/2016/wordml/cid" xmlns:w16="http://schemas.microsoft.com/office/word/2018/wordml" xmlns:w16du="http://schemas.microsoft.com/office/word/2023/wordml/word16du" xmlns:w16sdtdh="http://schemas.microsoft.com/office/word/2020/wordml/sdtdatahash" xmlns:w16sdtfl="http://schemas.microsoft.com/office/word/2024/wordml/sdtformatlock" xmlns:w16se="http://schemas.microsoft.com/office/word/2015/wordml/symex" mc:Ignorable="w14 w15 w16se w16cid w16 w16cex w16sdtdh w16sdtfl w16du">
+<w:styles xmlns:mc="http://schemas.openxmlformats.org/markup-compatibility/2006" xmlns:r="http://schemas.openxmlformats.org/officeDocument/2006/relationships" xmlns:w="http://schemas.openxmlformats.org/wordprocessingml/2006/main" xmlns:w14="http://schemas.microsoft.com/office/word/2010/wordml" xmlns:w15="http://schemas.microsoft.com/office/word/2012/wordml" xmlns:w16cex="http://schemas.microsoft.com/office/word/2018/wordml/cex" xmlns:w16cid="http://schemas.microsoft.com/office/word/2016/wordml/cid" xmlns:w16="http://schemas.microsoft.com/office/word/2018/wordml" xmlns:w16sdtdh="http://schemas.microsoft.com/office/word/2020/wordml/sdtdatahash" xmlns:w16sdtfl="http://schemas.microsoft.com/office/word/2024/wordml/sdtformatlock" xmlns:w16se="http://schemas.microsoft.com/office/word/2015/wordml/symex" xmlns:w16du="http://schemas.microsoft.com/office/word/2023/wordml/word16du" mc:Ignorable="w14 w15 w16se w16cid w16 w16cex w16sdtdh w16sdtfl w16du">
   <w:docDefaults>
     <w:rPrDefault>
       <w:rPr>
-        <w:rFonts w:ascii="Times New Roman" w:hAnsi="Times New Roman" w:eastAsia="Arial Unicode MS" w:cs="Times New Roman"/>
+        <w:rFonts w:ascii="Times New Roman" w:eastAsia="Arial Unicode MS" w:hAnsi="Times New Roman" w:cs="Times New Roman"/>
         <w:bdr w:val="nil"/>
         <w:lang w:val="de-DE" w:eastAsia="ja-JP" w:bidi="ar-SA"/>
       </w:rPr>
@@ -5631,14 +5700,14 @@
   <w:latentStyles w:defLockedState="0" w:defUIPriority="99" w:defSemiHidden="0" w:defUnhideWhenUsed="0" w:defQFormat="0" w:count="376">
     <w:lsdException w:name="Normal" w:uiPriority="0" w:qFormat="1"/>
     <w:lsdException w:name="heading 1" w:uiPriority="9" w:qFormat="1"/>
-    <w:lsdException w:name="heading 2" w:uiPriority="9" w:semiHidden="1" w:unhideWhenUsed="1" w:qFormat="1"/>
-    <w:lsdException w:name="heading 3" w:uiPriority="9" w:semiHidden="1" w:unhideWhenUsed="1" w:qFormat="1"/>
-    <w:lsdException w:name="heading 4" w:uiPriority="9" w:semiHidden="1" w:unhideWhenUsed="1" w:qFormat="1"/>
-    <w:lsdException w:name="heading 5" w:uiPriority="9" w:semiHidden="1" w:unhideWhenUsed="1" w:qFormat="1"/>
-    <w:lsdException w:name="heading 6" w:uiPriority="9" w:semiHidden="1" w:unhideWhenUsed="1" w:qFormat="1"/>
-    <w:lsdException w:name="heading 7" w:uiPriority="9" w:semiHidden="1" w:unhideWhenUsed="1" w:qFormat="1"/>
-    <w:lsdException w:name="heading 8" w:uiPriority="9" w:semiHidden="1" w:unhideWhenUsed="1" w:qFormat="1"/>
-    <w:lsdException w:name="heading 9" w:uiPriority="9" w:semiHidden="1" w:unhideWhenUsed="1" w:qFormat="1"/>
+    <w:lsdException w:name="heading 2" w:semiHidden="1" w:uiPriority="9" w:unhideWhenUsed="1" w:qFormat="1"/>
+    <w:lsdException w:name="heading 3" w:semiHidden="1" w:uiPriority="9" w:unhideWhenUsed="1" w:qFormat="1"/>
+    <w:lsdException w:name="heading 4" w:semiHidden="1" w:uiPriority="9" w:unhideWhenUsed="1" w:qFormat="1"/>
+    <w:lsdException w:name="heading 5" w:semiHidden="1" w:uiPriority="9" w:unhideWhenUsed="1" w:qFormat="1"/>
+    <w:lsdException w:name="heading 6" w:semiHidden="1" w:uiPriority="9" w:unhideWhenUsed="1" w:qFormat="1"/>
+    <w:lsdException w:name="heading 7" w:semiHidden="1" w:uiPriority="9" w:unhideWhenUsed="1" w:qFormat="1"/>
+    <w:lsdException w:name="heading 8" w:semiHidden="1" w:uiPriority="9" w:unhideWhenUsed="1" w:qFormat="1"/>
+    <w:lsdException w:name="heading 9" w:semiHidden="1" w:uiPriority="9" w:unhideWhenUsed="1" w:qFormat="1"/>
     <w:lsdException w:name="index 1" w:semiHidden="1" w:unhideWhenUsed="1"/>
     <w:lsdException w:name="index 2" w:semiHidden="1" w:unhideWhenUsed="1"/>
     <w:lsdException w:name="index 3" w:semiHidden="1" w:unhideWhenUsed="1"/>
@@ -5648,22 +5717,22 @@
     <w:lsdException w:name="index 7" w:semiHidden="1" w:unhideWhenUsed="1"/>
     <w:lsdException w:name="index 8" w:semiHidden="1" w:unhideWhenUsed="1"/>
     <w:lsdException w:name="index 9" w:semiHidden="1" w:unhideWhenUsed="1"/>
-    <w:lsdException w:name="toc 1" w:uiPriority="39" w:semiHidden="1" w:unhideWhenUsed="1"/>
-    <w:lsdException w:name="toc 2" w:uiPriority="39" w:semiHidden="1" w:unhideWhenUsed="1"/>
-    <w:lsdException w:name="toc 3" w:uiPriority="39" w:semiHidden="1" w:unhideWhenUsed="1"/>
-    <w:lsdException w:name="toc 4" w:uiPriority="39" w:semiHidden="1" w:unhideWhenUsed="1"/>
-    <w:lsdException w:name="toc 5" w:uiPriority="39" w:semiHidden="1" w:unhideWhenUsed="1"/>
-    <w:lsdException w:name="toc 6" w:uiPriority="39" w:semiHidden="1" w:unhideWhenUsed="1"/>
-    <w:lsdException w:name="toc 7" w:uiPriority="39" w:semiHidden="1" w:unhideWhenUsed="1"/>
-    <w:lsdException w:name="toc 8" w:uiPriority="39" w:semiHidden="1" w:unhideWhenUsed="1"/>
-    <w:lsdException w:name="toc 9" w:uiPriority="39" w:semiHidden="1" w:unhideWhenUsed="1"/>
+    <w:lsdException w:name="toc 1" w:semiHidden="1" w:uiPriority="39" w:unhideWhenUsed="1"/>
+    <w:lsdException w:name="toc 2" w:semiHidden="1" w:uiPriority="39" w:unhideWhenUsed="1"/>
+    <w:lsdException w:name="toc 3" w:semiHidden="1" w:uiPriority="39" w:unhideWhenUsed="1"/>
+    <w:lsdException w:name="toc 4" w:semiHidden="1" w:uiPriority="39" w:unhideWhenUsed="1"/>
+    <w:lsdException w:name="toc 5" w:semiHidden="1" w:uiPriority="39" w:unhideWhenUsed="1"/>
+    <w:lsdException w:name="toc 6" w:semiHidden="1" w:uiPriority="39" w:unhideWhenUsed="1"/>
+    <w:lsdException w:name="toc 7" w:semiHidden="1" w:uiPriority="39" w:unhideWhenUsed="1"/>
+    <w:lsdException w:name="toc 8" w:semiHidden="1" w:uiPriority="39" w:unhideWhenUsed="1"/>
+    <w:lsdException w:name="toc 9" w:semiHidden="1" w:uiPriority="39" w:unhideWhenUsed="1"/>
     <w:lsdException w:name="Normal Indent" w:semiHidden="1" w:unhideWhenUsed="1"/>
     <w:lsdException w:name="footnote text" w:semiHidden="1" w:unhideWhenUsed="1"/>
     <w:lsdException w:name="annotation text" w:semiHidden="1" w:unhideWhenUsed="1"/>
     <w:lsdException w:name="header" w:semiHidden="1" w:unhideWhenUsed="1"/>
     <w:lsdException w:name="footer" w:semiHidden="1" w:unhideWhenUsed="1"/>
     <w:lsdException w:name="index heading" w:semiHidden="1" w:unhideWhenUsed="1"/>
-    <w:lsdException w:name="caption" w:uiPriority="35" w:semiHidden="1" w:unhideWhenUsed="1" w:qFormat="1"/>
+    <w:lsdException w:name="caption" w:semiHidden="1" w:uiPriority="35" w:unhideWhenUsed="1" w:qFormat="1"/>
     <w:lsdException w:name="table of figures" w:semiHidden="1" w:unhideWhenUsed="1"/>
     <w:lsdException w:name="envelope address" w:semiHidden="1" w:unhideWhenUsed="1"/>
     <w:lsdException w:name="envelope return" w:semiHidden="1" w:unhideWhenUsed="1"/>
@@ -5694,7 +5763,7 @@
     <w:lsdException w:name="Title" w:uiPriority="10" w:qFormat="1"/>
     <w:lsdException w:name="Closing" w:semiHidden="1" w:unhideWhenUsed="1"/>
     <w:lsdException w:name="Signature" w:semiHidden="1" w:unhideWhenUsed="1"/>
-    <w:lsdException w:name="Default Paragraph Font" w:uiPriority="1" w:semiHidden="1" w:unhideWhenUsed="1"/>
+    <w:lsdException w:name="Default Paragraph Font" w:semiHidden="1" w:uiPriority="1" w:unhideWhenUsed="1"/>
     <w:lsdException w:name="Body Text" w:semiHidden="1" w:unhideWhenUsed="1"/>
     <w:lsdException w:name="Body Text Indent" w:semiHidden="1" w:unhideWhenUsed="1"/>
     <w:lsdException w:name="List Continue" w:semiHidden="1" w:unhideWhenUsed="1"/>
@@ -5894,8 +5963,8 @@
     <w:lsdException w:name="Subtle Reference" w:uiPriority="31" w:qFormat="1"/>
     <w:lsdException w:name="Intense Reference" w:uiPriority="32" w:qFormat="1"/>
     <w:lsdException w:name="Book Title" w:uiPriority="33" w:qFormat="1"/>
-    <w:lsdException w:name="Bibliography" w:uiPriority="37" w:semiHidden="1" w:unhideWhenUsed="1"/>
-    <w:lsdException w:name="TOC Heading" w:uiPriority="39" w:semiHidden="1" w:unhideWhenUsed="1" w:qFormat="1"/>
+    <w:lsdException w:name="Bibliography" w:semiHidden="1" w:uiPriority="37" w:unhideWhenUsed="1"/>
+    <w:lsdException w:name="TOC Heading" w:semiHidden="1" w:uiPriority="39" w:unhideWhenUsed="1" w:qFormat="1"/>
     <w:lsdException w:name="Plain Table 1" w:uiPriority="41"/>
     <w:lsdException w:name="Plain Table 2" w:uiPriority="42"/>
     <w:lsdException w:name="Plain Table 3" w:uiPriority="43"/>
@@ -6006,7 +6075,7 @@
     <w:lsdException w:name="Unresolved Mention" w:semiHidden="1" w:unhideWhenUsed="1"/>
     <w:lsdException w:name="Smart Link" w:semiHidden="1" w:unhideWhenUsed="1"/>
   </w:latentStyles>
-  <w:style w:type="paragraph" w:styleId="Standard" w:default="1">
+  <w:style w:type="paragraph" w:default="1" w:styleId="Normal">
     <w:name w:val="Normal"/>
     <w:qFormat/>
     <w:rsid w:val="22A4B503"/>
@@ -6018,7 +6087,7 @@
       <w:color w:val="000000" w:themeColor="text1"/>
     </w:rPr>
   </w:style>
-  <w:style w:type="paragraph" w:styleId="berschrift1">
+  <w:style w:type="paragraph" w:styleId="Heading1">
     <w:name w:val="heading 1"/>
     <w:uiPriority w:val="9"/>
     <w:qFormat/>
@@ -6035,7 +6104,7 @@
       <w:u w:color="000000"/>
     </w:rPr>
   </w:style>
-  <w:style w:type="paragraph" w:styleId="berschrift2">
+  <w:style w:type="paragraph" w:styleId="Heading2">
     <w:name w:val="heading 2"/>
     <w:uiPriority w:val="9"/>
     <w:unhideWhenUsed/>
@@ -6052,13 +6121,13 @@
       <w:u w:color="000000"/>
     </w:rPr>
   </w:style>
-  <w:style w:type="character" w:styleId="Absatz-Standardschriftart" w:default="1">
+  <w:style w:type="character" w:default="1" w:styleId="DefaultParagraphFont">
     <w:name w:val="Default Paragraph Font"/>
     <w:uiPriority w:val="1"/>
     <w:semiHidden/>
     <w:unhideWhenUsed/>
   </w:style>
-  <w:style w:type="table" w:styleId="NormaleTabelle" w:default="1">
+  <w:style w:type="table" w:default="1" w:styleId="TableNormal">
     <w:name w:val="Normal Table"/>
     <w:uiPriority w:val="99"/>
     <w:semiHidden/>
@@ -6073,7 +6142,7 @@
       </w:tblCellMar>
     </w:tblPr>
   </w:style>
-  <w:style w:type="numbering" w:styleId="KeineListe" w:default="1">
+  <w:style w:type="numbering" w:default="1" w:styleId="NoList">
     <w:name w:val="No List"/>
     <w:uiPriority w:val="99"/>
     <w:semiHidden/>
@@ -6085,8 +6154,8 @@
       <w:u w:val="single"/>
     </w:rPr>
   </w:style>
-  <w:style w:type="table" w:styleId="TableNormal" w:customStyle="1">
-    <w:name w:val="Table Normal"/>
+  <w:style w:type="table" w:customStyle="1" w:styleId="TableNormal1">
+    <w:name w:val="Table Normal1"/>
     <w:tblPr>
       <w:tblInd w:w="0" w:type="dxa"/>
       <w:tblCellMar>
@@ -6097,7 +6166,7 @@
       </w:tblCellMar>
     </w:tblPr>
   </w:style>
-  <w:style w:type="paragraph" w:styleId="Normal0" w:customStyle="1">
+  <w:style w:type="paragraph" w:customStyle="1" w:styleId="Normal0">
     <w:name w:val="Normal0"/>
     <w:pPr>
       <w:spacing w:before="180" w:after="120" w:line="300" w:lineRule="auto"/>
@@ -6113,13 +6182,13 @@
       </w14:textOutline>
     </w:rPr>
   </w:style>
-  <w:style w:type="character" w:styleId="NoneA" w:customStyle="1">
+  <w:style w:type="character" w:customStyle="1" w:styleId="NoneA">
     <w:name w:val="None A"/>
     <w:rPr>
       <w:lang w:val="de-DE"/>
     </w:rPr>
   </w:style>
-  <w:style w:type="paragraph" w:styleId="HeaderFooter" w:customStyle="1">
+  <w:style w:type="paragraph" w:customStyle="1" w:styleId="HeaderFooter">
     <w:name w:val="Header &amp; Footer"/>
     <w:pPr>
       <w:tabs>
@@ -6127,7 +6196,7 @@
       </w:tabs>
     </w:pPr>
     <w:rPr>
-      <w:rFonts w:ascii="Helvetica Neue" w:hAnsi="Helvetica Neue" w:eastAsia="Helvetica Neue" w:cs="Helvetica Neue"/>
+      <w:rFonts w:ascii="Helvetica Neue" w:eastAsia="Helvetica Neue" w:hAnsi="Helvetica Neue" w:cs="Helvetica Neue"/>
       <w:color w:val="000000"/>
       <w:sz w:val="24"/>
       <w:szCs w:val="24"/>
@@ -6138,7 +6207,7 @@
       </w14:textOutline>
     </w:rPr>
   </w:style>
-  <w:style w:type="paragraph" w:styleId="TitleA" w:customStyle="1">
+  <w:style w:type="paragraph" w:customStyle="1" w:styleId="TitleA">
     <w:name w:val="Title A"/>
     <w:pPr>
       <w:spacing w:before="180" w:after="120" w:line="300" w:lineRule="auto"/>
@@ -6151,7 +6220,7 @@
       <w:u w:color="000000"/>
     </w:rPr>
   </w:style>
-  <w:style w:type="paragraph" w:styleId="Listenabsatz">
+  <w:style w:type="paragraph" w:styleId="ListParagraph">
     <w:name w:val="List Paragraph"/>
     <w:pPr>
       <w:spacing w:before="180" w:after="120" w:line="300" w:lineRule="auto"/>
@@ -6162,21 +6231,21 @@
       <w:u w:color="000000"/>
     </w:rPr>
   </w:style>
-  <w:style w:type="character" w:styleId="None" w:customStyle="1">
+  <w:style w:type="character" w:customStyle="1" w:styleId="None">
     <w:name w:val="None"/>
   </w:style>
-  <w:style w:type="character" w:styleId="Hyperlink0" w:customStyle="1">
+  <w:style w:type="character" w:customStyle="1" w:styleId="Hyperlink0">
     <w:name w:val="Hyperlink.0"/>
     <w:basedOn w:val="None"/>
     <w:rPr>
-      <w:rFonts w:ascii="Arial" w:hAnsi="Arial" w:eastAsia="Arial" w:cs="Arial"/>
+      <w:rFonts w:ascii="Arial" w:eastAsia="Arial" w:hAnsi="Arial" w:cs="Arial"/>
       <w:outline w:val="0"/>
       <w:color w:val="0563C1"/>
       <w:u w:val="single" w:color="0563C1"/>
       <w:lang w:val="de-DE"/>
     </w:rPr>
   </w:style>
-  <w:style w:type="paragraph" w:styleId="Fett1" w:customStyle="1">
+  <w:style w:type="paragraph" w:customStyle="1" w:styleId="Fett1">
     <w:name w:val="Fett1"/>
     <w:pPr>
       <w:spacing w:before="180" w:after="120" w:line="300" w:lineRule="auto"/>
@@ -6189,14 +6258,14 @@
       <w:u w:color="000000"/>
     </w:rPr>
   </w:style>
-  <w:style w:type="paragraph" w:styleId="Textbox" w:customStyle="1">
+  <w:style w:type="paragraph" w:customStyle="1" w:styleId="Textbox">
     <w:name w:val="Textbox"/>
     <w:pPr>
       <w:pBdr>
-        <w:top w:val="single" w:color="000000" w:sz="2" w:space="0"/>
-        <w:left w:val="single" w:color="000000" w:sz="2" w:space="0"/>
-        <w:bottom w:val="single" w:color="000000" w:sz="2" w:space="0"/>
-        <w:right w:val="single" w:color="000000" w:sz="2" w:space="0"/>
+        <w:top w:val="single" w:sz="2" w:space="0" w:color="000000"/>
+        <w:left w:val="single" w:sz="2" w:space="0" w:color="000000"/>
+        <w:bottom w:val="single" w:sz="2" w:space="0" w:color="000000"/>
+        <w:right w:val="single" w:sz="2" w:space="0" w:color="000000"/>
       </w:pBdr>
       <w:shd w:val="clear" w:color="auto" w:fill="F2F6F8"/>
       <w:spacing w:before="60" w:line="360" w:lineRule="auto"/>
@@ -6207,7 +6276,7 @@
       <w:u w:color="000000"/>
     </w:rPr>
   </w:style>
-  <w:style w:type="paragraph" w:styleId="ErklrungMarkierung" w:customStyle="1">
+  <w:style w:type="paragraph" w:customStyle="1" w:styleId="ErklrungMarkierung">
     <w:name w:val="Erklärung Markierung"/>
     <w:pPr>
       <w:shd w:val="clear" w:color="auto" w:fill="FFF9D2"/>
@@ -6219,7 +6288,7 @@
       <w:u w:color="000000"/>
     </w:rPr>
   </w:style>
-  <w:style w:type="paragraph" w:styleId="TextboxLabel" w:customStyle="1">
+  <w:style w:type="paragraph" w:customStyle="1" w:styleId="TextboxLabel">
     <w:name w:val="Textbox Label"/>
     <w:pPr>
       <w:spacing w:before="240" w:line="300" w:lineRule="auto"/>
@@ -6233,15 +6302,15 @@
       <w:u w:color="000000"/>
     </w:rPr>
   </w:style>
-  <w:style w:type="numbering" w:styleId="ImportedStyle3" w:customStyle="1">
+  <w:style w:type="numbering" w:customStyle="1" w:styleId="ImportedStyle3">
     <w:name w:val="Imported Style 3"/>
     <w:pPr>
       <w:numPr>
-        <w:numId w:val="3"/>
+        <w:numId w:val="4"/>
       </w:numPr>
     </w:pPr>
   </w:style>
-  <w:style w:type="character" w:styleId="Hyperlink1" w:customStyle="1">
+  <w:style w:type="character" w:customStyle="1" w:styleId="Hyperlink1">
     <w:name w:val="Hyperlink.1"/>
     <w:basedOn w:val="None"/>
     <w:rPr>
@@ -6250,10 +6319,10 @@
       <w:u w:val="single" w:color="0563C1"/>
     </w:rPr>
   </w:style>
-  <w:style w:type="paragraph" w:styleId="Titel">
+  <w:style w:type="paragraph" w:styleId="Title">
     <w:name w:val="Title"/>
-    <w:basedOn w:val="Standard"/>
-    <w:next w:val="Standard"/>
+    <w:basedOn w:val="Normal"/>
+    <w:next w:val="Normal"/>
     <w:uiPriority w:val="10"/>
     <w:qFormat/>
     <w:rsid w:val="01073546"/>
@@ -6262,14 +6331,14 @@
       <w:contextualSpacing/>
     </w:pPr>
     <w:rPr>
-      <w:rFonts w:asciiTheme="majorHAnsi" w:hAnsiTheme="majorHAnsi" w:eastAsiaTheme="majorEastAsia" w:cstheme="majorBidi"/>
+      <w:rFonts w:asciiTheme="majorHAnsi" w:eastAsiaTheme="majorEastAsia" w:hAnsiTheme="majorHAnsi" w:cstheme="majorBidi"/>
       <w:sz w:val="56"/>
       <w:szCs w:val="56"/>
     </w:rPr>
   </w:style>
-  <w:style w:type="paragraph" w:styleId="Funotentext">
+  <w:style w:type="paragraph" w:styleId="FootnoteText">
     <w:name w:val="footnote text"/>
-    <w:basedOn w:val="Standard"/>
+    <w:basedOn w:val="Normal"/>
     <w:uiPriority w:val="99"/>
     <w:semiHidden/>
     <w:unhideWhenUsed/>
@@ -6278,7 +6347,7 @@
       <w:spacing w:after="0"/>
     </w:pPr>
   </w:style>
-  <w:style w:type="character" w:styleId="Funotenzeichen">
+  <w:style w:type="character" w:styleId="FootnoteReference">
     <w:name w:val="footnote reference"/>
     <w:uiPriority w:val="99"/>
     <w:semiHidden/>
@@ -6286,6 +6355,125 @@
     <w:rsid w:val="01073546"/>
     <w:rPr>
       <w:vertAlign w:val="superscript"/>
+    </w:rPr>
+  </w:style>
+  <w:style w:type="paragraph" w:styleId="Header">
+    <w:name w:val="header"/>
+    <w:basedOn w:val="Normal"/>
+    <w:link w:val="HeaderChar"/>
+    <w:uiPriority w:val="99"/>
+    <w:unhideWhenUsed/>
+    <w:rsid w:val="00D3343A"/>
+    <w:pPr>
+      <w:tabs>
+        <w:tab w:val="center" w:pos="4513"/>
+        <w:tab w:val="right" w:pos="9026"/>
+      </w:tabs>
+      <w:spacing w:before="0" w:after="0"/>
+    </w:pPr>
+  </w:style>
+  <w:style w:type="character" w:customStyle="1" w:styleId="HeaderChar">
+    <w:name w:val="Header Char"/>
+    <w:basedOn w:val="DefaultParagraphFont"/>
+    <w:link w:val="Header"/>
+    <w:uiPriority w:val="99"/>
+    <w:rsid w:val="00D3343A"/>
+    <w:rPr>
+      <w:rFonts w:ascii="Arial" w:hAnsi="Arial" w:cs="Arial Unicode MS"/>
+      <w:color w:val="000000" w:themeColor="text1"/>
+    </w:rPr>
+  </w:style>
+  <w:style w:type="paragraph" w:styleId="Footer">
+    <w:name w:val="footer"/>
+    <w:basedOn w:val="Normal"/>
+    <w:link w:val="FooterChar"/>
+    <w:uiPriority w:val="99"/>
+    <w:unhideWhenUsed/>
+    <w:rsid w:val="00D3343A"/>
+    <w:pPr>
+      <w:tabs>
+        <w:tab w:val="center" w:pos="4513"/>
+        <w:tab w:val="right" w:pos="9026"/>
+      </w:tabs>
+      <w:spacing w:before="0" w:after="0"/>
+    </w:pPr>
+  </w:style>
+  <w:style w:type="character" w:customStyle="1" w:styleId="FooterChar">
+    <w:name w:val="Footer Char"/>
+    <w:basedOn w:val="DefaultParagraphFont"/>
+    <w:link w:val="Footer"/>
+    <w:uiPriority w:val="99"/>
+    <w:rsid w:val="00D3343A"/>
+    <w:rPr>
+      <w:rFonts w:ascii="Arial" w:hAnsi="Arial" w:cs="Arial Unicode MS"/>
+      <w:color w:val="000000" w:themeColor="text1"/>
+    </w:rPr>
+  </w:style>
+  <w:style w:type="table" w:styleId="TableGrid">
+    <w:name w:val="Table Grid"/>
+    <w:basedOn w:val="TableNormal"/>
+    <w:uiPriority w:val="39"/>
+    <w:rsid w:val="00D3343A"/>
+    <w:tblPr>
+      <w:tblBorders>
+        <w:top w:val="single" w:sz="4" w:space="0" w:color="auto"/>
+        <w:left w:val="single" w:sz="4" w:space="0" w:color="auto"/>
+        <w:bottom w:val="single" w:sz="4" w:space="0" w:color="auto"/>
+        <w:right w:val="single" w:sz="4" w:space="0" w:color="auto"/>
+        <w:insideH w:val="single" w:sz="4" w:space="0" w:color="auto"/>
+        <w:insideV w:val="single" w:sz="4" w:space="0" w:color="auto"/>
+      </w:tblBorders>
+    </w:tblPr>
+  </w:style>
+  <w:style w:type="character" w:styleId="UnresolvedMention">
+    <w:name w:val="Unresolved Mention"/>
+    <w:basedOn w:val="DefaultParagraphFont"/>
+    <w:uiPriority w:val="99"/>
+    <w:semiHidden/>
+    <w:unhideWhenUsed/>
+    <w:rsid w:val="001F20F7"/>
+    <w:rPr>
+      <w:color w:val="605E5C"/>
+      <w:shd w:val="clear" w:color="auto" w:fill="E1DFDD"/>
+    </w:rPr>
+  </w:style>
+  <w:style w:type="paragraph" w:styleId="NormalWeb">
+    <w:name w:val="Normal (Web)"/>
+    <w:basedOn w:val="Normal"/>
+    <w:uiPriority w:val="99"/>
+    <w:semiHidden/>
+    <w:unhideWhenUsed/>
+    <w:rsid w:val="00634DDD"/>
+    <w:pPr>
+      <w:pBdr>
+        <w:top w:val="none" w:sz="0" w:space="0" w:color="auto"/>
+        <w:left w:val="none" w:sz="0" w:space="0" w:color="auto"/>
+        <w:bottom w:val="none" w:sz="0" w:space="0" w:color="auto"/>
+        <w:right w:val="none" w:sz="0" w:space="0" w:color="auto"/>
+        <w:between w:val="none" w:sz="0" w:space="0" w:color="auto"/>
+        <w:bar w:val="none" w:sz="0" w:color="auto"/>
+      </w:pBdr>
+      <w:spacing w:before="100" w:beforeAutospacing="1" w:after="100" w:afterAutospacing="1"/>
+    </w:pPr>
+    <w:rPr>
+      <w:rFonts w:ascii="Times New Roman" w:eastAsia="Times New Roman" w:hAnsi="Times New Roman" w:cs="Times New Roman"/>
+      <w:color w:val="auto"/>
+      <w:sz w:val="24"/>
+      <w:szCs w:val="24"/>
+      <w:bdr w:val="none" w:sz="0" w:space="0" w:color="auto"/>
+      <w:lang w:val="en-DE" w:eastAsia="en-GB"/>
+    </w:rPr>
+  </w:style>
+  <w:style w:type="character" w:styleId="FollowedHyperlink">
+    <w:name w:val="FollowedHyperlink"/>
+    <w:basedOn w:val="DefaultParagraphFont"/>
+    <w:uiPriority w:val="99"/>
+    <w:semiHidden/>
+    <w:unhideWhenUsed/>
+    <w:rsid w:val="00634DDD"/>
+    <w:rPr>
+      <w:color w:val="FF00FF" w:themeColor="followedHyperlink"/>
+      <w:u w:val="single"/>
     </w:rPr>
   </w:style>
 </w:styles>
